--- a/manuel-malagasy-t5/output/Manuel_Malagasy_T5_TSIPELINA-S2_V1.docx
+++ b/manuel-malagasy-t5/output/Manuel_Malagasy_T5_TSIPELINA-S2_V1.docx
@@ -1626,6 +1626,21 @@
     </w:p>
     <w:p>
       <w:pPr>
+        <w:spacing w:after="80" w:before="0"/>
+      </w:pPr>
+      <w:r>
+        <w:rPr>
+          <w:rFonts w:ascii="Arial" w:hAnsi="Arial"/>
+          <w:b/>
+          <w:i w:val="0"/>
+          <w:color w:val="000000"/>
+          <w:sz w:val="22"/>
+        </w:rPr>
+        <w:t>Teny entina mampitaha zavatra roa.</w:t>
+      </w:r>
+    </w:p>
+    <w:p>
+      <w:pPr>
         <w:pStyle w:val="ListBullet"/>
         <w:spacing w:after="20"/>
       </w:pPr>
@@ -1666,7 +1681,7 @@
           <w:color w:val="808080"/>
           <w:sz w:val="16"/>
         </w:rPr>
-        <w:t>(Phrases 1-2 : la cause (le maitre). Phrases 3-4 : cause et consecutif, cites du dictionnaire Rakibolana — non copies, le site n'est pas sous licence libre. Phrases 5-6 : la comparaison (ohabolana, JICA).)</w:t>
+        <w:t>(Phrases 1-2 : le maitre. Phrases 3-4 : Rakibolana (citees, non copiees). Phrases 5-6 : la comparaison, ohabolana.org et JICA.)</w:t>
       </w:r>
     </w:p>
     <w:p>
@@ -1697,7 +1712,52 @@
           <w:color w:val="000000"/>
           <w:sz w:val="22"/>
         </w:rPr>
-        <w:t>Teny fampitohizana ampiasaina hanehoana fotoana. Matetika izy io no arahina matoanteny ary ampiasaina rehefa mitantara zavatra efa lasa.</w:t>
+        <w:t>Rehefa (raha milaza ny lasa ny matoanteny manaraka azy).</w:t>
+      </w:r>
+    </w:p>
+    <w:p>
+      <w:pPr>
+        <w:spacing w:after="80" w:before="0"/>
+      </w:pPr>
+      <w:r>
+        <w:rPr>
+          <w:rFonts w:ascii="Arial" w:hAnsi="Arial"/>
+          <w:b/>
+          <w:i w:val="0"/>
+          <w:color w:val="000000"/>
+          <w:sz w:val="22"/>
+        </w:rPr>
+        <w:t>Isaky ny (raha milaza ny ankehitriny ny matoanteny manaraka azy).</w:t>
+      </w:r>
+    </w:p>
+    <w:p>
+      <w:pPr>
+        <w:spacing w:after="80" w:before="0"/>
+      </w:pPr>
+      <w:r>
+        <w:rPr>
+          <w:rFonts w:ascii="Arial" w:hAnsi="Arial"/>
+          <w:b/>
+          <w:i w:val="0"/>
+          <w:color w:val="000000"/>
+          <w:sz w:val="22"/>
+        </w:rPr>
+        <w:t>Tamin' ny (raha milaza ny ho avy ny matoanteny manaraka azy ao anatin' ny tantara).</w:t>
+      </w:r>
+    </w:p>
+    <w:p>
+      <w:pPr>
+        <w:spacing w:after="100" w:before="0"/>
+      </w:pPr>
+      <w:r>
+        <w:rPr>
+          <w:rFonts w:ascii="Arial" w:hAnsi="Arial"/>
+          <w:b w:val="0"/>
+          <w:i/>
+          <w:color w:val="808080"/>
+          <w:sz w:val="16"/>
+        </w:rPr>
+        <w:t>(Rakibolana malagasy, « nony » (conjonction) — https://malagasyword.org/bins/teny2/nony)</w:t>
       </w:r>
     </w:p>
     <w:p>
@@ -1712,7 +1772,7 @@
           <w:color w:val="F76995"/>
           <w:sz w:val="22"/>
         </w:rPr>
-        <w:t>Nony tonga tany an-trano izy, dia natory avy hatrany.</w:t>
+        <w:t>Nony niamboho Ranavalona reniny, dia nitsoka ny rivo-pahafahana.</w:t>
       </w:r>
     </w:p>
     <w:p>
@@ -1727,7 +1787,52 @@
           <w:color w:val="F76995"/>
           <w:sz w:val="22"/>
         </w:rPr>
-        <w:t>Nony nahita ny reniny ny zaza, dia nitsiky.</w:t>
+        <w:t>Nony midona ny orana, velon-tsento i Sahondra mahatsiaro andreniny.</w:t>
+      </w:r>
+    </w:p>
+    <w:p>
+      <w:pPr>
+        <w:pStyle w:val="ListBullet"/>
+        <w:spacing w:after="20"/>
+      </w:pPr>
+      <w:r>
+        <w:rPr>
+          <w:rFonts w:ascii="Arial" w:hAnsi="Arial"/>
+          <w:b/>
+          <w:color w:val="F76995"/>
+          <w:sz w:val="22"/>
+        </w:rPr>
+        <w:t>Nony handeha indrindra izahay no avy ny orana.</w:t>
+      </w:r>
+    </w:p>
+    <w:p>
+      <w:pPr>
+        <w:pStyle w:val="ListBullet"/>
+        <w:spacing w:after="20"/>
+      </w:pPr>
+      <w:r>
+        <w:rPr>
+          <w:rFonts w:ascii="Arial" w:hAnsi="Arial"/>
+          <w:b/>
+          <w:color w:val="F76995"/>
+          <w:sz w:val="22"/>
+        </w:rPr>
+        <w:t>Nony lasa izy, dia nody izahay.</w:t>
+      </w:r>
+    </w:p>
+    <w:p>
+      <w:pPr>
+        <w:spacing w:after="80" w:before="0"/>
+      </w:pPr>
+      <w:r>
+        <w:rPr>
+          <w:rFonts w:ascii="Arial" w:hAnsi="Arial"/>
+          <w:b/>
+          <w:i w:val="0"/>
+          <w:color w:val="000000"/>
+          <w:sz w:val="22"/>
+        </w:rPr>
+        <w:t>Analog : fony, raha, rehefa.</w:t>
       </w:r>
     </w:p>
     <w:p>
@@ -1758,12 +1863,73 @@
           <w:color w:val="000000"/>
           <w:sz w:val="22"/>
         </w:rPr>
-        <w:t>Tsy teny tokana mitambatra ity fa teny roa miaraka : ny mpanoritra/mpisolo « no » sy ny mpampitaha « ho ». Ampiasaina amin'ny fampitahana zavatra roa izy io, indrindra rehefa misy finiavana na safidy atao.</w:t>
+        <w:t>Tsy teny tokana mitambatra ity fa « no » sy « ho » miaraka.</w:t>
       </w:r>
     </w:p>
     <w:p>
       <w:pPr>
-        <w:pStyle w:val="ListBullet"/>
+        <w:spacing w:after="80" w:before="0"/>
+      </w:pPr>
+      <w:r>
+        <w:rPr>
+          <w:rFonts w:ascii="Arial" w:hAnsi="Arial"/>
+          <w:b/>
+          <w:i w:val="0"/>
+          <w:color w:val="000000"/>
+          <w:sz w:val="22"/>
+        </w:rPr>
+        <w:t>« no » : Ny - L “no” -EM (mivadi-drafitra). « ho » : mpanamarika ny “ ho avy ”.</w:t>
+      </w:r>
+    </w:p>
+    <w:p>
+      <w:pPr>
+        <w:spacing w:after="100" w:before="0"/>
+      </w:pPr>
+      <w:r>
+        <w:rPr>
+          <w:rFonts w:ascii="Arial" w:hAnsi="Arial"/>
+          <w:b w:val="0"/>
+          <w:i/>
+          <w:color w:val="808080"/>
+          <w:sz w:val="16"/>
+        </w:rPr>
+        <w:t>(PE T5, Fitsipiky ny teny, p.19 : « Rafitry ny fehezanteny manana EM voasoritra — Mivadi-drafitra : Ny - L “no” -EM » ; « Matoanteny misy ny ho-/ho mpanamarika ny “ ho avy ” ».)</w:t>
+      </w:r>
+    </w:p>
+    <w:p>
+      <w:pPr>
+        <w:spacing w:after="80" w:before="0"/>
+      </w:pPr>
+      <w:r>
+        <w:rPr>
+          <w:rFonts w:ascii="Arial" w:hAnsi="Arial"/>
+          <w:b/>
+          <w:i w:val="0"/>
+          <w:color w:val="000000"/>
+          <w:sz w:val="22"/>
+        </w:rPr>
+        <w:t>Raha matoantenin' ny iharana misy tovana, mitovona ny ho.</w:t>
+      </w:r>
+    </w:p>
+    <w:p>
+      <w:pPr>
+        <w:keepNext/>
+        <w:spacing w:after="40" w:before="0"/>
+      </w:pPr>
+      <w:r>
+        <w:rPr>
+          <w:rFonts w:ascii="Arial" w:hAnsi="Arial"/>
+          <w:b/>
+          <w:i w:val="0"/>
+          <w:color w:val="78B832"/>
+          <w:sz w:val="22"/>
+        </w:rPr>
+        <w:t>Ohatra:</w:t>
+      </w:r>
+    </w:p>
+    <w:p>
+      <w:pPr>
+        <w:pStyle w:val="ListNumber"/>
         <w:spacing w:after="20"/>
       </w:pPr>
       <w:r>
@@ -1773,12 +1939,12 @@
           <w:color w:val="F76995"/>
           <w:sz w:val="22"/>
         </w:rPr>
-        <w:t>Ny hianatra no ho ny hilalao no tsara.</w:t>
+        <w:t>Ho tonga rahampitso izy. = Rahampitso izy no ho tonga.</w:t>
       </w:r>
     </w:p>
     <w:p>
       <w:pPr>
-        <w:pStyle w:val="ListBullet"/>
+        <w:pStyle w:val="ListNumber"/>
         <w:spacing w:after="20"/>
       </w:pPr>
       <w:r>
@@ -1788,7 +1954,37 @@
           <w:color w:val="F76995"/>
           <w:sz w:val="22"/>
         </w:rPr>
-        <w:t>Andriamanitra no ho ny olombelona no tokony hoterena.</w:t>
+        <w:t>Ho vita ity rahariva. = Rahariva no ho vita ity.</w:t>
+      </w:r>
+    </w:p>
+    <w:p>
+      <w:pPr>
+        <w:pStyle w:val="ListNumber"/>
+        <w:spacing w:after="20"/>
+      </w:pPr>
+      <w:r>
+        <w:rPr>
+          <w:rFonts w:ascii="Arial" w:hAnsi="Arial"/>
+          <w:b/>
+          <w:color w:val="F76995"/>
+          <w:sz w:val="22"/>
+        </w:rPr>
+        <w:t>Hovitaiko ity rahariva. = Rahariva ity no hovitaiko.</w:t>
+      </w:r>
+    </w:p>
+    <w:p>
+      <w:pPr>
+        <w:spacing w:after="100" w:before="0"/>
+      </w:pPr>
+      <w:r>
+        <w:rPr>
+          <w:rFonts w:ascii="Arial" w:hAnsi="Arial"/>
+          <w:b w:val="0"/>
+          <w:i/>
+          <w:color w:val="808080"/>
+          <w:sz w:val="16"/>
+        </w:rPr>
+        <w:t>(Ohatra nan'ny mpampianatra, recopies mot pour mot. Le « no » du milieu se retrouve dans « Nony handeha indrindra izahay no avy ny orana ».)</w:t>
       </w:r>
     </w:p>
     <w:p>
@@ -1906,7 +2102,7 @@
                 <w:color w:val="F76995"/>
                 <w:sz w:val="21"/>
               </w:rPr>
-              <w:t>Satria misy… (antony)</w:t>
+              <w:t>Satria misy… (antony) ; ampiasaina koa amin'ny fampitahana zavatra roa</w:t>
             </w:r>
           </w:p>
         </w:tc>
@@ -1994,7 +2190,7 @@
                 <w:color w:val="F76995"/>
                 <w:sz w:val="21"/>
               </w:rPr>
-              <w:t>Toy izay… (fampitahana / safidy)</w:t>
+              <w:t>« no » (mivadi-drafitra) + « ho » (ho avy) ; mitambatra rehefa misy tovana ny matoanteny</w:t>
             </w:r>
           </w:p>
         </w:tc>
@@ -2048,7 +2244,7 @@
           <w:color w:val="F76995"/>
           <w:sz w:val="22"/>
         </w:rPr>
-        <w:t>Nony tonga tany an-trano izy, dia natory avy hatrany.</w:t>
+        <w:t>Nony lasa izy, dia nody izahay.</w:t>
       </w:r>
     </w:p>
     <w:p>
@@ -2063,7 +2259,7 @@
           <w:color w:val="F76995"/>
           <w:sz w:val="22"/>
         </w:rPr>
-        <w:t>Ny hianatra no ho ny hilalao no tsara.</w:t>
+        <w:t>Rahampitso izy no ho tonga.</w:t>
       </w:r>
     </w:p>
     <w:p>
@@ -2168,7 +2364,7 @@
                 <w:color w:val="F76995"/>
                 <w:sz w:val="20"/>
               </w:rPr>
-              <w:t>a. no ho</w:t>
+              <w:t>a. nony</w:t>
             </w:r>
           </w:p>
         </w:tc>
@@ -2231,7 +2427,7 @@
                 <w:color w:val="F76995"/>
                 <w:sz w:val="20"/>
               </w:rPr>
-              <w:t>b. noho ny</w:t>
+              <w:t>b. no ho</w:t>
             </w:r>
           </w:p>
         </w:tc>
@@ -2253,7 +2449,7 @@
                 <w:color w:val="F76995"/>
                 <w:sz w:val="20"/>
               </w:rPr>
-              <w:t>3. Toy izay… (fampitahana / safidy)</w:t>
+              <w:t>3. « no » (mivadi-drafitra) sy « ho » (ho avy)</w:t>
             </w:r>
           </w:p>
         </w:tc>
@@ -2294,7 +2490,7 @@
                 <w:color w:val="F76995"/>
                 <w:sz w:val="20"/>
               </w:rPr>
-              <w:t>c. nony</w:t>
+              <w:t>c. noho ny</w:t>
             </w:r>
           </w:p>
         </w:tc>
@@ -2378,7 +2574,7 @@
           <w:color w:val="000000"/>
           <w:sz w:val="22"/>
         </w:rPr>
-        <w:t xml:space="preserve"> ………… tonga tany an-trano izy, dia natory avy hatrany.</w:t>
+        <w:t xml:space="preserve"> ………… niamboho Ranavalona reniny, dia nitsoka ny rivo-pahafahana.</w:t>
       </w:r>
     </w:p>
     <w:p>
@@ -2393,7 +2589,7 @@
           <w:color w:val="000000"/>
           <w:sz w:val="22"/>
         </w:rPr>
-        <w:t xml:space="preserve"> ………… nahita ny reniny ny zaza, dia nitsiky.</w:t>
+        <w:t xml:space="preserve"> ………… midona ny orana, velon-tsento i Sahondra mahatsiaro andreniny.</w:t>
       </w:r>
     </w:p>
     <w:p>
@@ -2408,7 +2604,37 @@
           <w:color w:val="000000"/>
           <w:sz w:val="22"/>
         </w:rPr>
-        <w:t xml:space="preserve"> Ny hianatra ………… ny hilalao no tsara.</w:t>
+        <w:t xml:space="preserve"> Rahampitso izy ………… tonga.</w:t>
+      </w:r>
+    </w:p>
+    <w:p>
+      <w:pPr>
+        <w:spacing w:after="80" w:before="0"/>
+      </w:pPr>
+      <w:r>
+        <w:rPr>
+          <w:rFonts w:ascii="Arial" w:hAnsi="Arial"/>
+          <w:b w:val="0"/>
+          <w:i w:val="0"/>
+          <w:color w:val="000000"/>
+          <w:sz w:val="22"/>
+        </w:rPr>
+        <w:t xml:space="preserve"> Rahariva ………… ho vita ity.</w:t>
+      </w:r>
+    </w:p>
+    <w:p>
+      <w:pPr>
+        <w:spacing w:after="80" w:before="0"/>
+      </w:pPr>
+      <w:r>
+        <w:rPr>
+          <w:rFonts w:ascii="Arial" w:hAnsi="Arial"/>
+          <w:b w:val="0"/>
+          <w:i w:val="0"/>
+          <w:color w:val="000000"/>
+          <w:sz w:val="22"/>
+        </w:rPr>
+        <w:t xml:space="preserve"> Hovitaiko ity rahariva = Rahariva ity ………… hovitaiko.</w:t>
       </w:r>
     </w:p>
     <w:p>
@@ -2429,7 +2655,28 @@
           <w:color w:val="000000"/>
           <w:sz w:val="22"/>
         </w:rPr>
-        <w:t>3. Mamorona fehezanteny roa ahitana ny hoe « noho ny » sy ny hoe « nony ». Ampiasao ireto teny ireto: ranonorana, fiezahany, an-trano, zaza.</w:t>
+        <w:t>3. Mamorona fehezanteny roa ahitana ny hoe « noho ny » sy ny hoe « nony ». Ampiasao ireto teny ireto: ranonorana, fiezahany, orana, fotoana.</w:t>
+      </w:r>
+    </w:p>
+    <w:p>
+      <w:pPr>
+        <w:spacing w:after="40" w:before="0"/>
+      </w:pPr>
+    </w:p>
+    <w:p>
+      <w:pPr>
+        <w:keepNext/>
+        <w:spacing w:after="80" w:before="0"/>
+      </w:pPr>
+      <w:r>
+        <w:rPr>
+          <w:rFonts w:ascii="Arial" w:hAnsi="Arial"/>
+          <w:b/>
+          <w:i w:val="0"/>
+          <w:color w:val="000000"/>
+          <w:sz w:val="22"/>
+        </w:rPr>
+        <w:t>4. Hanova ny fehezanteny ho mivadi-drafitra : « Ho tonga rahampitso izy. »</w:t>
       </w:r>
     </w:p>
     <w:p>
@@ -2510,7 +2757,7 @@
           <w:color w:val="F76995"/>
           <w:sz w:val="20"/>
         </w:rPr>
-        <w:t xml:space="preserve">     Toy izay… (fampitahana / safidy) : no ho</w:t>
+        <w:t xml:space="preserve">     « no » (mivadi-drafitra) sy « ho » (ho avy) : no ho</w:t>
       </w:r>
     </w:p>
     <w:p>
@@ -2626,6 +2873,36 @@
       <w:pPr>
         <w:spacing w:after="40" w:before="0"/>
       </w:pPr>
+      <w:r>
+        <w:rPr>
+          <w:rFonts w:ascii="Arial" w:hAnsi="Arial"/>
+          <w:b w:val="0"/>
+          <w:i w:val="0"/>
+          <w:color w:val="FF00FF"/>
+          <w:sz w:val="20"/>
+        </w:rPr>
+        <w:t xml:space="preserve">     7) no</w:t>
+      </w:r>
+    </w:p>
+    <w:p>
+      <w:pPr>
+        <w:spacing w:after="40" w:before="0"/>
+      </w:pPr>
+      <w:r>
+        <w:rPr>
+          <w:rFonts w:ascii="Arial" w:hAnsi="Arial"/>
+          <w:b w:val="0"/>
+          <w:i w:val="0"/>
+          <w:color w:val="FF00FF"/>
+          <w:sz w:val="20"/>
+        </w:rPr>
+        <w:t xml:space="preserve">     8) no</w:t>
+      </w:r>
+    </w:p>
+    <w:p>
+      <w:pPr>
+        <w:spacing w:after="40" w:before="0"/>
+      </w:pPr>
     </w:p>
     <w:p>
       <w:pPr>
@@ -2669,7 +2946,57 @@
           <w:color w:val="F76995"/>
           <w:sz w:val="20"/>
         </w:rPr>
-        <w:t xml:space="preserve">     Nony nahita ny reniny ny zaza, dia nitsiky.</w:t>
+        <w:t xml:space="preserve">     Nony lasa izy, dia nody izahay.</w:t>
+      </w:r>
+    </w:p>
+    <w:p>
+      <w:pPr>
+        <w:spacing w:after="40" w:before="0"/>
+      </w:pPr>
+    </w:p>
+    <w:p>
+      <w:pPr>
+        <w:spacing w:after="40" w:before="0"/>
+      </w:pPr>
+      <w:r>
+        <w:rPr>
+          <w:rFonts w:ascii="Arial" w:hAnsi="Arial"/>
+          <w:b/>
+          <w:i w:val="0"/>
+          <w:color w:val="78B832"/>
+          <w:sz w:val="21"/>
+        </w:rPr>
+        <w:t>4. Ohatra:</w:t>
+      </w:r>
+    </w:p>
+    <w:p>
+      <w:pPr>
+        <w:spacing w:after="40" w:before="0"/>
+      </w:pPr>
+      <w:r>
+        <w:rPr>
+          <w:rFonts w:ascii="Arial" w:hAnsi="Arial"/>
+          <w:b w:val="0"/>
+          <w:i w:val="0"/>
+          <w:color w:val="F76995"/>
+          <w:sz w:val="20"/>
+        </w:rPr>
+        <w:t xml:space="preserve">     Rahampitso izy no ho tonga.</w:t>
+      </w:r>
+    </w:p>
+    <w:p>
+      <w:pPr>
+        <w:spacing w:after="40" w:before="0"/>
+      </w:pPr>
+      <w:r>
+        <w:rPr>
+          <w:rFonts w:ascii="Arial" w:hAnsi="Arial"/>
+          <w:b w:val="0"/>
+          <w:i w:val="0"/>
+          <w:color w:val="F76995"/>
+          <w:sz w:val="20"/>
+        </w:rPr>
+        <w:t xml:space="preserve">     Rahariva ity no hovitaiko.</w:t>
       </w:r>
     </w:p>
     <w:p>
@@ -2726,7 +3053,7 @@
           <w:color w:val="000000"/>
           <w:sz w:val="18"/>
         </w:rPr>
-        <w:t>• Rakibolana Malagasy, article « noho » — https://www.rakibolana.org/rakibolana/teny/noho (© Eugene Heriniaina, serasera.org). Le dictionnaire n'est pas sous licence libre : ses exemples sont cites, non colles.</w:t>
+        <w:t>• PE T5, p.19 (Fitsipiky ny teny) : « Rafitry ny fehezanteny manana EM voasoritra — Mivadi-drafitra : Ny - L “no” -EM » ; « Matoanteny misy ny ho-/ho mpanamarika ny “ ho avy ” ».</w:t>
       </w:r>
     </w:p>
     <w:p>
@@ -2741,7 +3068,7 @@
           <w:color w:val="000000"/>
           <w:sz w:val="18"/>
         </w:rPr>
-        <w:t>• https://www.rakibolana.org/rakibolana/teny/nony · https://www.rakibolana.org/rakibolana/teny/no · https://tenymalagasy.org/bins/teny2/noho</w:t>
+        <w:t>• Rakibolana Malagasy, « noho » — https://www.rakibolana.org/rakibolana/teny/noho (© Eugene Heriniaina, serasera.org) ; « nony » — https://malagasyword.org/bins/teny2/nony. Contenu non libre : citations courtes avec URL, pas de copie des pages.</w:t>
       </w:r>
     </w:p>
     <w:p>
@@ -2771,7 +3098,7 @@
           <w:color w:val="000000"/>
           <w:sz w:val="18"/>
         </w:rPr>
-        <w:t>• Fanazavana sy ohatra nan'ny mpampianatra, recopies mot pour mot dans refs/rakibolana_noho.txt.</w:t>
+        <w:t>• Rectification du proprietaire sur « no ho » et phrases d'exemple fournies par lui, recopiees dans refs/rakibolana_noho.txt (https://malagasyword.org/bins/teny2).</w:t>
       </w:r>
     </w:p>
     <w:sectPr>

--- a/manuel-malagasy-t5/output/Manuel_Malagasy_T5_TSIPELINA-S2_V1.docx
+++ b/manuel-malagasy-t5/output/Manuel_Malagasy_T5_TSIPELINA-S2_V1.docx
@@ -4,13 +4,35 @@
   <w:body>
     <w:p>
       <w:pPr>
-        <w:spacing w:after="200" w:before="0"/>
+        <w:spacing w:after="0" w:before="0"/>
+        <w:jc w:val="center"/>
+      </w:pPr>
+    </w:p>
+    <w:p>
+      <w:pPr>
+        <w:spacing w:after="0" w:before="0"/>
+        <w:jc w:val="center"/>
+      </w:pPr>
+    </w:p>
+    <w:p>
+      <w:pPr>
+        <w:spacing w:after="0" w:before="0"/>
+        <w:jc w:val="center"/>
+      </w:pPr>
+    </w:p>
+    <w:p>
+      <w:pPr>
+        <w:spacing w:after="0" w:before="0"/>
+        <w:jc w:val="center"/>
+      </w:pPr>
+    </w:p>
+    <w:p>
+      <w:pPr>
+        <w:spacing w:after="260" w:before="0"/>
+        <w:jc w:val="center"/>
       </w:pPr>
       <w:r>
         <w:rPr>
-          <w:rFonts w:ascii="Arial" w:hAnsi="Arial"/>
-          <w:b/>
-          <w:i w:val="0"/>
           <w:color w:val="E36C0A"/>
           <w:sz w:val="180"/>
         </w:rPr>
@@ -19,75 +41,57 @@
     </w:p>
     <w:p>
       <w:pPr>
-        <w:keepNext/>
+        <w:spacing w:after="0" w:before="0"/>
+      </w:pPr>
+    </w:p>
+    <w:p>
+      <w:pPr>
         <w:spacing w:after="120" w:before="0"/>
         <w:jc w:val="center"/>
       </w:pPr>
       <w:r>
         <w:rPr>
-          <w:rFonts w:ascii="Arial" w:hAnsi="Arial"/>
           <w:b/>
-          <w:i w:val="0"/>
           <w:color w:val="000000"/>
-          <w:sz w:val="26"/>
         </w:rPr>
         <w:t>TAKELA-PANOMANAN-DESONA</w:t>
       </w:r>
     </w:p>
     <w:tbl>
       <w:tblPr>
-        <w:tblW w:type="auto" w:w="0"/>
         <w:jc w:val="center"/>
         <w:tblLook w:firstColumn="1" w:firstRow="1" w:lastColumn="0" w:lastRow="0" w:noHBand="0" w:noVBand="1" w:val="04A0"/>
-        <w:tblBorders>
-          <w:top w:val="single" w:sz="6" w:color="000000"/>
-          <w:left w:val="single" w:sz="6" w:color="000000"/>
-          <w:bottom w:val="single" w:sz="6" w:color="000000"/>
-          <w:right w:val="single" w:sz="6" w:color="000000"/>
-          <w:insideH w:val="single" w:sz="6" w:color="000000"/>
-          <w:insideV w:val="single" w:sz="6" w:color="000000"/>
-        </w:tblBorders>
       </w:tblPr>
       <w:tblGrid>
-        <w:gridCol w:w="4933"/>
-        <w:gridCol w:w="4933"/>
+        <w:gridCol w:w="6576"/>
+        <w:gridCol w:w="3175"/>
       </w:tblGrid>
       <w:tr>
         <w:tc>
           <w:tcPr>
-            <w:tcW w:type="dxa" w:w="4933"/>
+            <w:tcW w:type="dxa" w:w="6576"/>
           </w:tcPr>
           <w:p>
             <w:pPr>
-              <w:spacing w:after="20" w:before="20"/>
+              <w:spacing w:after="40" w:before="0"/>
             </w:pPr>
             <w:r/>
             <w:r>
-              <w:rPr>
-                <w:rFonts w:ascii="Arial" w:hAnsi="Arial"/>
-                <w:b/>
-                <w:sz w:val="19"/>
-              </w:rPr>
               <w:t>Taranja : Malagasy</w:t>
             </w:r>
           </w:p>
         </w:tc>
         <w:tc>
           <w:tcPr>
-            <w:tcW w:type="dxa" w:w="4933"/>
+            <w:tcW w:type="dxa" w:w="3175"/>
           </w:tcPr>
           <w:p>
             <w:pPr>
-              <w:spacing w:after="20" w:before="20"/>
+              <w:spacing w:after="40" w:before="0"/>
             </w:pPr>
             <w:r/>
             <w:r>
-              <w:rPr>
-                <w:rFonts w:ascii="Arial" w:hAnsi="Arial"/>
-                <w:b/>
-                <w:sz w:val="19"/>
-              </w:rPr>
-              <w:t>Daty : …</w:t>
+              <w:t>Daty : ...</w:t>
             </w:r>
           </w:p>
         </w:tc>
@@ -95,38 +99,29 @@
       <w:tr>
         <w:tc>
           <w:tcPr>
-            <w:tcW w:type="dxa" w:w="4933"/>
+            <w:tcW w:type="dxa" w:w="6576"/>
           </w:tcPr>
           <w:p>
             <w:pPr>
-              <w:spacing w:after="20" w:before="20"/>
+              <w:spacing w:after="40" w:before="0"/>
             </w:pPr>
             <w:r/>
             <w:r>
-              <w:rPr>
-                <w:rFonts w:ascii="Arial" w:hAnsi="Arial"/>
-                <w:b/>
-                <w:sz w:val="19"/>
-              </w:rPr>
-              <w:t>Zana-taranja : Fiasan'ny teny · Tsipelina</w:t>
+              <w:t>Zana-taranja : Tsipelina</w:t>
             </w:r>
           </w:p>
         </w:tc>
         <w:tc>
           <w:tcPr>
-            <w:tcW w:type="dxa" w:w="4933"/>
+            <w:tcW w:type="dxa" w:w="3175"/>
           </w:tcPr>
           <w:p>
             <w:pPr>
-              <w:spacing w:after="20" w:before="20"/>
+              <w:spacing w:after="40" w:before="0"/>
             </w:pPr>
             <w:r/>
             <w:r>
-              <w:rPr>
-                <w:rFonts w:ascii="Arial" w:hAnsi="Arial"/>
-                <w:b w:val="0"/>
-                <w:sz w:val="19"/>
-              </w:rPr>
+              <w:t>Kilasy : T5</w:t>
             </w:r>
           </w:p>
         </w:tc>
@@ -134,38 +129,29 @@
       <w:tr>
         <w:tc>
           <w:tcPr>
-            <w:tcW w:type="dxa" w:w="4933"/>
+            <w:tcW w:type="dxa" w:w="6576"/>
           </w:tcPr>
           <w:p>
             <w:pPr>
-              <w:spacing w:after="20" w:before="20"/>
+              <w:spacing w:after="40" w:before="0"/>
             </w:pPr>
             <w:r/>
             <w:r>
-              <w:rPr>
-                <w:rFonts w:ascii="Arial" w:hAnsi="Arial"/>
-                <w:b/>
-                <w:sz w:val="19"/>
-              </w:rPr>
-              <w:t>Seho n° : 2</w:t>
+              <w:t>Lohahevitra : 1. Ny fitandroana ny fahasalamana</w:t>
             </w:r>
           </w:p>
         </w:tc>
         <w:tc>
           <w:tcPr>
-            <w:tcW w:type="dxa" w:w="4933"/>
+            <w:tcW w:type="dxa" w:w="3175"/>
           </w:tcPr>
           <w:p>
             <w:pPr>
-              <w:spacing w:after="20" w:before="20"/>
+              <w:spacing w:after="40" w:before="0"/>
             </w:pPr>
             <w:r/>
             <w:r>
-              <w:rPr>
-                <w:rFonts w:ascii="Arial" w:hAnsi="Arial"/>
-                <w:b w:val="0"/>
-                <w:sz w:val="19"/>
-              </w:rPr>
+              <w:t>Seho n° : …</w:t>
             </w:r>
           </w:p>
         </w:tc>
@@ -173,38 +159,29 @@
       <w:tr>
         <w:tc>
           <w:tcPr>
-            <w:tcW w:type="dxa" w:w="4933"/>
+            <w:tcW w:type="dxa" w:w="6576"/>
           </w:tcPr>
           <w:p>
             <w:pPr>
-              <w:spacing w:after="20" w:before="20"/>
+              <w:spacing w:after="40" w:before="0"/>
             </w:pPr>
             <w:r/>
             <w:r>
-              <w:rPr>
-                <w:rFonts w:ascii="Arial" w:hAnsi="Arial"/>
-                <w:b/>
-                <w:sz w:val="19"/>
-              </w:rPr>
-              <w:t>Isan'ny seho : 2</w:t>
+              <w:t>Lohateny : Noho ny / nony / no ho</w:t>
             </w:r>
           </w:p>
         </w:tc>
         <w:tc>
           <w:tcPr>
-            <w:tcW w:type="dxa" w:w="4933"/>
+            <w:tcW w:type="dxa" w:w="3175"/>
           </w:tcPr>
           <w:p>
             <w:pPr>
-              <w:spacing w:after="20" w:before="20"/>
+              <w:spacing w:after="40" w:before="0"/>
             </w:pPr>
             <w:r/>
             <w:r>
-              <w:rPr>
-                <w:rFonts w:ascii="Arial" w:hAnsi="Arial"/>
-                <w:b w:val="0"/>
-                <w:sz w:val="19"/>
-              </w:rPr>
+              <w:t>Isan'ny seho : …</w:t>
             </w:r>
           </w:p>
         </w:tc>
@@ -212,37 +189,37 @@
       <w:tr>
         <w:tc>
           <w:tcPr>
-            <w:tcW w:type="dxa" w:w="4933"/>
+            <w:tcW w:type="dxa" w:w="6576"/>
           </w:tcPr>
           <w:p>
             <w:pPr>
-              <w:spacing w:after="20" w:before="20"/>
+              <w:spacing w:after="40" w:before="0"/>
             </w:pPr>
             <w:r/>
             <w:r>
-              <w:rPr>
-                <w:rFonts w:ascii="Arial" w:hAnsi="Arial"/>
-                <w:b w:val="0"/>
-                <w:sz w:val="19"/>
-              </w:rPr>
+              <w:t>V. P. M: Mampiasa ny fitsipi-panoratana ny teny ao anaty lahatsoratra</w:t>
+            </w:r>
+          </w:p>
+          <w:p>
+            <w:pPr>
+              <w:spacing w:after="40" w:before="0"/>
+            </w:pPr>
+            <w:r>
+              <w:t>Fitaovana: Solaitrabe</w:t>
             </w:r>
           </w:p>
         </w:tc>
         <w:tc>
           <w:tcPr>
-            <w:tcW w:type="dxa" w:w="4933"/>
+            <w:tcW w:type="dxa" w:w="3175"/>
           </w:tcPr>
           <w:p>
             <w:pPr>
-              <w:spacing w:after="20" w:before="20"/>
+              <w:spacing w:after="40" w:before="0"/>
             </w:pPr>
             <w:r/>
             <w:r>
-              <w:rPr>
-                <w:rFonts w:ascii="Arial" w:hAnsi="Arial"/>
-                <w:b w:val="0"/>
-                <w:sz w:val="19"/>
-              </w:rPr>
+              <w:t>Faharetany :</w:t>
             </w:r>
           </w:p>
         </w:tc>
@@ -250,81 +227,62 @@
       <w:tr>
         <w:tc>
           <w:tcPr>
-            <w:tcW w:type="dxa" w:w="4933"/>
+            <w:tcW w:type="dxa" w:w="6576"/>
           </w:tcPr>
           <w:p>
             <w:pPr>
-              <w:spacing w:after="20" w:before="20"/>
+              <w:spacing w:after="40" w:before="0"/>
             </w:pPr>
             <w:r/>
             <w:r>
-              <w:rPr>
-                <w:rFonts w:ascii="Arial" w:hAnsi="Arial"/>
-                <w:b w:val="0"/>
-                <w:sz w:val="19"/>
-              </w:rPr>
+              <w:t>Fanovozan-kevitra : PE T5</w:t>
             </w:r>
           </w:p>
         </w:tc>
         <w:tc>
           <w:tcPr>
-            <w:tcW w:type="dxa" w:w="4933"/>
+            <w:tcW w:type="dxa" w:w="3175"/>
           </w:tcPr>
           <w:p>
             <w:pPr>
-              <w:spacing w:after="20" w:before="20"/>
+              <w:spacing w:after="40" w:before="0"/>
             </w:pPr>
             <w:r/>
-            <w:r>
-              <w:rPr>
-                <w:rFonts w:ascii="Arial" w:hAnsi="Arial"/>
-                <w:b w:val="0"/>
-                <w:sz w:val="19"/>
-              </w:rPr>
-            </w:r>
+            <w:r/>
           </w:p>
         </w:tc>
       </w:tr>
     </w:tbl>
     <w:tbl>
       <w:tblPr>
-        <w:tblW w:type="auto" w:w="0"/>
+        <w:tblStyle w:val="TableGrid"/>
+        <w:tblW w:w="11069" w:type="dxa"/>
         <w:jc w:val="center"/>
+        <w:tblLayout w:type="fixed"/>
         <w:tblLook w:firstColumn="1" w:firstRow="1" w:lastColumn="0" w:lastRow="0" w:noHBand="0" w:noVBand="1" w:val="04A0"/>
-        <w:tblBorders>
-          <w:top w:val="single" w:sz="6" w:color="000000"/>
-          <w:left w:val="single" w:sz="6" w:color="000000"/>
-          <w:bottom w:val="single" w:sz="6" w:color="000000"/>
-          <w:right w:val="single" w:sz="6" w:color="000000"/>
-          <w:insideH w:val="single" w:sz="6" w:color="000000"/>
-          <w:insideV w:val="single" w:sz="6" w:color="000000"/>
-        </w:tblBorders>
       </w:tblPr>
       <w:tblGrid>
-        <w:gridCol w:w="1644"/>
-        <w:gridCol w:w="1644"/>
-        <w:gridCol w:w="1644"/>
-        <w:gridCol w:w="1644"/>
-        <w:gridCol w:w="1644"/>
-        <w:gridCol w:w="1644"/>
+        <w:gridCol w:w="1634"/>
+        <w:gridCol w:w="3744"/>
+        <w:gridCol w:w="1559"/>
+        <w:gridCol w:w="1194"/>
+        <w:gridCol w:w="1328"/>
+        <w:gridCol w:w="1610"/>
       </w:tblGrid>
       <w:tr>
         <w:tc>
           <w:tcPr>
-            <w:tcW w:type="dxa" w:w="1644"/>
+            <w:tcW w:type="dxa" w:w="1634"/>
             <w:vMerge w:val="restart"/>
           </w:tcPr>
           <w:p>
             <w:pPr>
-              <w:spacing w:after="20" w:before="20"/>
-              <w:jc w:val="center"/>
+              <w:spacing w:after="40" w:before="0"/>
             </w:pPr>
             <w:r/>
             <w:r>
               <w:rPr>
-                <w:rFonts w:ascii="Arial" w:hAnsi="Arial"/>
                 <w:b/>
-                <w:sz w:val="18"/>
               </w:rPr>
               <w:t>Dingana sy Faharetany</w:t>
             </w:r>
@@ -332,20 +290,17 @@
         </w:tc>
         <w:tc>
           <w:tcPr>
-            <w:tcW w:type="dxa" w:w="3288"/>
+            <w:tcW w:type="dxa" w:w="5303"/>
             <w:gridSpan w:val="2"/>
           </w:tcPr>
           <w:p>
             <w:pPr>
-              <w:spacing w:after="20" w:before="20"/>
-              <w:jc w:val="center"/>
+              <w:spacing w:after="40" w:before="0"/>
             </w:pPr>
             <w:r/>
             <w:r>
               <w:rPr>
-                <w:rFonts w:ascii="Arial" w:hAnsi="Arial"/>
                 <w:b/>
-                <w:sz w:val="18"/>
               </w:rPr>
               <w:t>Fizotry ny Lesona</w:t>
             </w:r>
@@ -353,20 +308,17 @@
         </w:tc>
         <w:tc>
           <w:tcPr>
-            <w:tcW w:type="dxa" w:w="1644"/>
+            <w:tcW w:type="dxa" w:w="1194"/>
             <w:vMerge w:val="restart"/>
           </w:tcPr>
           <w:p>
             <w:pPr>
-              <w:spacing w:after="20" w:before="20"/>
-              <w:jc w:val="center"/>
+              <w:spacing w:after="40" w:before="0"/>
             </w:pPr>
             <w:r/>
             <w:r>
               <w:rPr>
-                <w:rFonts w:ascii="Arial" w:hAnsi="Arial"/>
                 <w:b/>
-                <w:sz w:val="18"/>
               </w:rPr>
               <w:t>Tetika Amam-paika</w:t>
             </w:r>
@@ -374,20 +326,17 @@
         </w:tc>
         <w:tc>
           <w:tcPr>
-            <w:tcW w:type="dxa" w:w="1644"/>
+            <w:tcW w:type="dxa" w:w="1328"/>
             <w:vMerge w:val="restart"/>
           </w:tcPr>
           <w:p>
             <w:pPr>
-              <w:spacing w:after="20" w:before="20"/>
-              <w:jc w:val="center"/>
+              <w:spacing w:after="40" w:before="0"/>
             </w:pPr>
             <w:r/>
             <w:r>
               <w:rPr>
-                <w:rFonts w:ascii="Arial" w:hAnsi="Arial"/>
                 <w:b/>
-                <w:sz w:val="18"/>
               </w:rPr>
               <w:t>Fitaovana</w:t>
             </w:r>
@@ -395,20 +344,17 @@
         </w:tc>
         <w:tc>
           <w:tcPr>
-            <w:tcW w:type="dxa" w:w="1644"/>
+            <w:tcW w:type="dxa" w:w="1610"/>
             <w:vMerge w:val="restart"/>
           </w:tcPr>
           <w:p>
             <w:pPr>
-              <w:spacing w:after="20" w:before="20"/>
-              <w:jc w:val="center"/>
+              <w:spacing w:after="40" w:before="0"/>
             </w:pPr>
             <w:r/>
             <w:r>
               <w:rPr>
-                <w:rFonts w:ascii="Arial" w:hAnsi="Arial"/>
                 <w:b/>
-                <w:sz w:val="18"/>
               </w:rPr>
               <w:t>Fanamarihana</w:t>
             </w:r>
@@ -418,26 +364,23 @@
       <w:tr>
         <w:tc>
           <w:tcPr>
-            <w:tcW w:type="dxa" w:w="1644"/>
+            <w:tcW w:type="dxa" w:w="1634"/>
             <w:vMerge/>
           </w:tcPr>
           <w:p/>
         </w:tc>
         <w:tc>
           <w:tcPr>
-            <w:tcW w:type="dxa" w:w="1644"/>
+            <w:tcW w:type="dxa" w:w="3744"/>
           </w:tcPr>
           <w:p>
             <w:pPr>
-              <w:spacing w:after="20" w:before="20"/>
-              <w:jc w:val="center"/>
+              <w:spacing w:after="40" w:before="0"/>
             </w:pPr>
             <w:r/>
             <w:r>
               <w:rPr>
-                <w:rFonts w:ascii="Arial" w:hAnsi="Arial"/>
                 <w:b/>
-                <w:sz w:val="18"/>
               </w:rPr>
               <w:t>Mpampianatra</w:t>
             </w:r>
@@ -445,19 +388,16 @@
         </w:tc>
         <w:tc>
           <w:tcPr>
-            <w:tcW w:type="dxa" w:w="1644"/>
+            <w:tcW w:type="dxa" w:w="1559"/>
           </w:tcPr>
           <w:p>
             <w:pPr>
-              <w:spacing w:after="20" w:before="20"/>
-              <w:jc w:val="center"/>
+              <w:spacing w:after="40" w:before="0"/>
             </w:pPr>
             <w:r/>
             <w:r>
               <w:rPr>
-                <w:rFonts w:ascii="Arial" w:hAnsi="Arial"/>
                 <w:b/>
-                <w:sz w:val="18"/>
               </w:rPr>
               <w:t>Mpianatra</w:t>
             </w:r>
@@ -465,21 +405,21 @@
         </w:tc>
         <w:tc>
           <w:tcPr>
-            <w:tcW w:type="dxa" w:w="1644"/>
+            <w:tcW w:type="dxa" w:w="1194"/>
             <w:vMerge/>
           </w:tcPr>
           <w:p/>
         </w:tc>
         <w:tc>
           <w:tcPr>
-            <w:tcW w:type="dxa" w:w="1644"/>
+            <w:tcW w:type="dxa" w:w="1328"/>
             <w:vMerge/>
           </w:tcPr>
           <w:p/>
         </w:tc>
         <w:tc>
           <w:tcPr>
-            <w:tcW w:type="dxa" w:w="1644"/>
+            <w:tcW w:type="dxa" w:w="1610"/>
             <w:vMerge/>
           </w:tcPr>
           <w:p/>
@@ -488,115 +428,107 @@
       <w:tr>
         <w:tc>
           <w:tcPr>
-            <w:tcW w:type="dxa" w:w="1644"/>
+            <w:tcW w:type="dxa" w:w="1634"/>
           </w:tcPr>
           <w:p>
             <w:pPr>
-              <w:spacing w:after="20" w:before="20"/>
+              <w:spacing w:after="40" w:before="0"/>
             </w:pPr>
             <w:r/>
             <w:r>
               <w:rPr>
-                <w:rFonts w:ascii="Arial" w:hAnsi="Arial"/>
                 <w:b/>
-                <w:sz w:val="18"/>
               </w:rPr>
-              <w:t>I. Famerenana (5 min)</w:t>
+              <w:t>I. Famerenana (…. min)</w:t>
             </w:r>
           </w:p>
         </w:tc>
         <w:tc>
           <w:tcPr>
-            <w:tcW w:type="dxa" w:w="1644"/>
+            <w:tcW w:type="dxa" w:w="3744"/>
           </w:tcPr>
           <w:p>
             <w:pPr>
-              <w:spacing w:after="20" w:before="20"/>
+              <w:spacing w:after="40" w:before="0"/>
             </w:pPr>
             <w:r/>
             <w:r>
-              <w:rPr>
-                <w:rFonts w:ascii="Arial" w:hAnsi="Arial"/>
-                <w:b w:val="0"/>
-                <w:sz w:val="18"/>
-              </w:rPr>
-              <w:t>Tarihina ny mpianatra : hamerina ireo teny natao tamin'ny seho teo aloha.</w:t>
+              <w:t>Araka ny nianarantsika tamin'ny seho teo aloha, rehefa inona no ampiasaina ny « samihafa » ary rehefa inona ny « samy hafa » ?</w:t>
             </w:r>
           </w:p>
         </w:tc>
         <w:tc>
           <w:tcPr>
-            <w:tcW w:type="dxa" w:w="1644"/>
+            <w:tcW w:type="dxa" w:w="1559"/>
           </w:tcPr>
           <w:p>
             <w:pPr>
-              <w:spacing w:after="20" w:before="20"/>
+              <w:spacing w:after="40" w:before="0"/>
             </w:pPr>
             <w:r/>
             <w:r>
-              <w:rPr>
-                <w:rFonts w:ascii="Arial" w:hAnsi="Arial"/>
-                <w:b w:val="0"/>
-                <w:sz w:val="18"/>
-              </w:rPr>
-              <w:t>Hamaly.</w:t>
+              <w:t>V.A. : Ampiasaina ny « samihafa » rehefa milaza isan-karazany isika, toy ny hoe « Mianatra taranja samihafa izahay. » ; ny « samy hafa » kosa dia milaza tsy mitovy, toy ny hoe « Samy hafa ny omby sy ny akoho. »</w:t>
             </w:r>
           </w:p>
         </w:tc>
         <w:tc>
           <w:tcPr>
-            <w:tcW w:type="dxa" w:w="1644"/>
+            <w:tcW w:type="dxa" w:w="1194"/>
           </w:tcPr>
           <w:p>
             <w:pPr>
-              <w:spacing w:after="20" w:before="20"/>
+              <w:spacing w:after="40" w:before="0"/>
             </w:pPr>
             <w:r/>
             <w:r>
-              <w:rPr>
-                <w:rFonts w:ascii="Arial" w:hAnsi="Arial"/>
-                <w:b w:val="0"/>
-                <w:sz w:val="18"/>
-              </w:rPr>
-              <w:t>Asan-tarika</w:t>
+              <w:t>Asa tsirairay</w:t>
             </w:r>
           </w:p>
         </w:tc>
         <w:tc>
           <w:tcPr>
-            <w:tcW w:type="dxa" w:w="1644"/>
+            <w:tcW w:type="dxa" w:w="1328"/>
           </w:tcPr>
           <w:p>
             <w:pPr>
-              <w:spacing w:after="20" w:before="20"/>
+              <w:spacing w:after="40" w:before="0"/>
             </w:pPr>
             <w:r/>
             <w:r>
-              <w:rPr>
-                <w:rFonts w:ascii="Arial" w:hAnsi="Arial"/>
-                <w:b w:val="0"/>
-                <w:sz w:val="18"/>
-              </w:rPr>
-              <w:t>—</w:t>
+              <w:t>----</w:t>
             </w:r>
           </w:p>
         </w:tc>
         <w:tc>
           <w:tcPr>
-            <w:tcW w:type="dxa" w:w="1644"/>
+            <w:tcW w:type="dxa" w:w="1610"/>
           </w:tcPr>
           <w:p>
             <w:pPr>
-              <w:spacing w:after="20" w:before="20"/>
+              <w:spacing w:after="40" w:before="0"/>
+            </w:pPr>
+            <w:r/>
+            <w:r/>
+          </w:p>
+        </w:tc>
+      </w:tr>
+      <w:tr>
+        <w:tc>
+          <w:tcPr>
+            <w:tcW w:type="dxa" w:w="11069"/>
+            <w:gridSpan w:val="6"/>
+            <w:shd w:val="clear" w:fill="D9D9D9"/>
+          </w:tcPr>
+          <w:p>
+            <w:pPr>
+              <w:spacing w:after="40" w:before="0"/>
             </w:pPr>
             <w:r/>
             <w:r>
               <w:rPr>
-                <w:rFonts w:ascii="Arial" w:hAnsi="Arial"/>
-                <w:b w:val="0"/>
-                <w:sz w:val="18"/>
+                <w:b/>
               </w:rPr>
-              <w:t>Noho ny, nony, no ho</w:t>
+              <w:t>II. LESONA VAOVAO (…. min)</w:t>
             </w:r>
           </w:p>
         </w:tc>
@@ -604,855 +536,810 @@
       <w:tr>
         <w:tc>
           <w:tcPr>
-            <w:tcW w:type="dxa" w:w="9864"/>
-            <w:gridSpan w:val="6"/>
+            <w:tcW w:type="dxa" w:w="1634"/>
           </w:tcPr>
           <w:p>
             <w:pPr>
-              <w:spacing w:after="20" w:before="20"/>
+              <w:spacing w:after="40" w:before="0"/>
             </w:pPr>
             <w:r/>
             <w:r>
               <w:rPr>
-                <w:rFonts w:ascii="Arial" w:hAnsi="Arial"/>
                 <w:b/>
-                <w:color w:val="C00000"/>
-                <w:sz w:val="20"/>
               </w:rPr>
-              <w:t>II. LESONA VAOVAO</w:t>
+              <w:t>1. Fitarihan-tsaina</w:t>
             </w:r>
+          </w:p>
+        </w:tc>
+        <w:tc>
+          <w:tcPr>
+            <w:tcW w:type="dxa" w:w="3744"/>
+          </w:tcPr>
+          <w:p>
+            <w:pPr>
+              <w:spacing w:after="40" w:before="0"/>
+            </w:pPr>
+            <w:r/>
+            <w:r>
+              <w:t>Namaky ampahany amin'ny lahatsoratra momba ny rano i Ravao. Toy izao ny soratra teo : « Noho ny oksizena izay elektronegativa dia sintoniny manatona azy ny tambatra elektrona anankiroa izay eo amin'ny firaisany amin'ireo Hidrozena avy. » Sahiran-tsaina izy hoe ny « Noho ny » no nampifandray ny antony sy ny voka.</w:t>
+            </w:r>
+          </w:p>
+        </w:tc>
+        <w:tc>
+          <w:tcPr>
+            <w:tcW w:type="dxa" w:w="1559"/>
+          </w:tcPr>
+          <w:p>
+            <w:pPr>
+              <w:spacing w:after="40" w:before="0"/>
+            </w:pPr>
+            <w:r/>
+            <w:r>
+              <w:t>Mihaino</w:t>
+            </w:r>
+          </w:p>
+        </w:tc>
+        <w:tc>
+          <w:tcPr>
+            <w:tcW w:type="dxa" w:w="1194"/>
+          </w:tcPr>
+          <w:p>
+            <w:pPr>
+              <w:spacing w:after="40" w:before="0"/>
+            </w:pPr>
+            <w:r/>
+            <w:r>
+              <w:t>Asa iombonana</w:t>
+            </w:r>
+          </w:p>
+        </w:tc>
+        <w:tc>
+          <w:tcPr>
+            <w:tcW w:type="dxa" w:w="1328"/>
+          </w:tcPr>
+          <w:p>
+            <w:pPr>
+              <w:spacing w:after="40" w:before="0"/>
+            </w:pPr>
+            <w:r/>
+            <w:r/>
+          </w:p>
+        </w:tc>
+        <w:tc>
+          <w:tcPr>
+            <w:tcW w:type="dxa" w:w="1610"/>
+          </w:tcPr>
+          <w:p>
+            <w:pPr>
+              <w:spacing w:after="40" w:before="0"/>
+            </w:pPr>
+            <w:r/>
+            <w:r/>
           </w:p>
         </w:tc>
       </w:tr>
       <w:tr>
         <w:tc>
           <w:tcPr>
-            <w:tcW w:type="dxa" w:w="1644"/>
+            <w:tcW w:type="dxa" w:w="1634"/>
           </w:tcPr>
           <w:p>
             <w:pPr>
-              <w:spacing w:after="20" w:before="20"/>
+              <w:spacing w:after="40" w:before="0"/>
             </w:pPr>
             <w:r/>
             <w:r>
               <w:rPr>
-                <w:rFonts w:ascii="Arial" w:hAnsi="Arial"/>
                 <w:b/>
-                <w:sz w:val="18"/>
               </w:rPr>
-              <w:t>II.1. Tari-dresaka (3 min)</w:t>
+              <w:t>2. Fanolorana</w:t>
             </w:r>
           </w:p>
         </w:tc>
         <w:tc>
           <w:tcPr>
-            <w:tcW w:type="dxa" w:w="1644"/>
+            <w:tcW w:type="dxa" w:w="3744"/>
           </w:tcPr>
           <w:p>
             <w:pPr>
-              <w:spacing w:after="20" w:before="20"/>
+              <w:spacing w:after="40" w:before="0"/>
             </w:pPr>
             <w:r/>
             <w:r>
-              <w:rPr>
-                <w:rFonts w:ascii="Arial" w:hAnsi="Arial"/>
-                <w:b w:val="0"/>
-                <w:sz w:val="18"/>
-              </w:rPr>
-              <w:t>Tarihina ny mpianatra : handinika fehezanteny na ampahan-dahatsoratra.</w:t>
+              <w:t>Izay indrindra no ianarantsika androany, dia ny fomba fampiasana ny « noho ny », ny « nony » ary ny « no ho ». Ho hainareo amin'izay ny mampiasa ny fitsipi-panoratana an'ireo teny ireo.</w:t>
+            </w:r>
+          </w:p>
+          <w:p>
+            <w:pPr>
+              <w:spacing w:after="40" w:before="0"/>
+            </w:pPr>
+            <w:r>
+              <w:t>Soraty amin'ny tabilao ny fehezanteny : « Tafita izy noho ny fiezahany. »</w:t>
             </w:r>
           </w:p>
         </w:tc>
         <w:tc>
           <w:tcPr>
-            <w:tcW w:type="dxa" w:w="1644"/>
+            <w:tcW w:type="dxa" w:w="1559"/>
           </w:tcPr>
           <w:p>
             <w:pPr>
-              <w:spacing w:after="20" w:before="20"/>
+              <w:spacing w:after="40" w:before="0"/>
             </w:pPr>
             <w:r/>
             <w:r>
-              <w:rPr>
-                <w:rFonts w:ascii="Arial" w:hAnsi="Arial"/>
-                <w:b w:val="0"/>
-                <w:sz w:val="18"/>
-              </w:rPr>
-              <w:t>Handinika.</w:t>
+              <w:t>Mihaino.</w:t>
             </w:r>
           </w:p>
         </w:tc>
         <w:tc>
           <w:tcPr>
-            <w:tcW w:type="dxa" w:w="1644"/>
+            <w:tcW w:type="dxa" w:w="1194"/>
           </w:tcPr>
           <w:p>
             <w:pPr>
-              <w:spacing w:after="20" w:before="20"/>
+              <w:spacing w:after="40" w:before="0"/>
             </w:pPr>
             <w:r/>
             <w:r>
-              <w:rPr>
-                <w:rFonts w:ascii="Arial" w:hAnsi="Arial"/>
-                <w:b w:val="0"/>
-                <w:sz w:val="18"/>
-              </w:rPr>
-              <w:t>Asan-tarika</w:t>
+              <w:t>Asa iombonana</w:t>
             </w:r>
           </w:p>
         </w:tc>
         <w:tc>
           <w:tcPr>
-            <w:tcW w:type="dxa" w:w="1644"/>
+            <w:tcW w:type="dxa" w:w="1328"/>
           </w:tcPr>
           <w:p>
             <w:pPr>
-              <w:spacing w:after="20" w:before="20"/>
+              <w:spacing w:after="40" w:before="0"/>
             </w:pPr>
             <w:r/>
             <w:r>
-              <w:rPr>
-                <w:rFonts w:ascii="Arial" w:hAnsi="Arial"/>
-                <w:b w:val="0"/>
-                <w:sz w:val="18"/>
-              </w:rPr>
-              <w:t>Lahatsoratra na fehezanteny</w:t>
+              <w:t>Solaitrabe</w:t>
             </w:r>
           </w:p>
         </w:tc>
         <w:tc>
           <w:tcPr>
-            <w:tcW w:type="dxa" w:w="1644"/>
+            <w:tcW w:type="dxa" w:w="1610"/>
           </w:tcPr>
           <w:p>
             <w:pPr>
-              <w:spacing w:after="20" w:before="20"/>
+              <w:spacing w:after="40" w:before="0"/>
             </w:pPr>
             <w:r/>
-            <w:r>
-              <w:rPr>
-                <w:rFonts w:ascii="Arial" w:hAnsi="Arial"/>
-                <w:b w:val="0"/>
-                <w:sz w:val="18"/>
-              </w:rPr>
-              <w:t>Dingana voalohany : famakafakana ny modely</w:t>
-            </w:r>
+            <w:r/>
           </w:p>
         </w:tc>
       </w:tr>
       <w:tr>
         <w:tc>
           <w:tcPr>
-            <w:tcW w:type="dxa" w:w="1644"/>
+            <w:tcW w:type="dxa" w:w="1634"/>
           </w:tcPr>
           <w:p>
             <w:pPr>
-              <w:spacing w:after="20" w:before="20"/>
+              <w:spacing w:after="40" w:before="0"/>
             </w:pPr>
             <w:r/>
             <w:r>
               <w:rPr>
-                <w:rFonts w:ascii="Arial" w:hAnsi="Arial"/>
                 <w:b/>
-                <w:sz w:val="18"/>
               </w:rPr>
-              <w:t>II.2. Fanolorana (2 min)</w:t>
+              <w:t>3. Fandinihana</w:t>
             </w:r>
           </w:p>
         </w:tc>
         <w:tc>
           <w:tcPr>
-            <w:tcW w:type="dxa" w:w="1644"/>
+            <w:tcW w:type="dxa" w:w="3744"/>
           </w:tcPr>
           <w:p>
             <w:pPr>
-              <w:spacing w:after="20" w:before="20"/>
+              <w:spacing w:after="40" w:before="0"/>
             </w:pPr>
             <w:r/>
             <w:r>
-              <w:rPr>
-                <w:rFonts w:ascii="Arial" w:hAnsi="Arial"/>
-                <w:b w:val="0"/>
-                <w:sz w:val="18"/>
-              </w:rPr>
-              <w:t>Mampahalala ny votoatin'ny lesona.</w:t>
+              <w:t>Diniho ity fehezanteny ity.</w:t>
+            </w:r>
+          </w:p>
+          <w:p>
+            <w:pPr>
+              <w:spacing w:after="40" w:before="0"/>
+            </w:pPr>
+            <w:r>
+              <w:t>Nony tonga tany an-trano izy, dia natory avy hatrany.</w:t>
+            </w:r>
+          </w:p>
+          <w:p>
+            <w:pPr>
+              <w:spacing w:after="40" w:before="0"/>
+            </w:pPr>
+            <w:r>
+              <w:t>Inona no nampifandray ny fotoana teo amin'ireo ampahany roa ?</w:t>
             </w:r>
           </w:p>
         </w:tc>
         <w:tc>
           <w:tcPr>
-            <w:tcW w:type="dxa" w:w="1644"/>
+            <w:tcW w:type="dxa" w:w="1559"/>
           </w:tcPr>
           <w:p>
             <w:pPr>
-              <w:spacing w:after="20" w:before="20"/>
+              <w:spacing w:after="40" w:before="0"/>
             </w:pPr>
             <w:r/>
             <w:r>
-              <w:rPr>
-                <w:rFonts w:ascii="Arial" w:hAnsi="Arial"/>
-                <w:b w:val="0"/>
-                <w:sz w:val="18"/>
-              </w:rPr>
-              <w:t>Mihaino.</w:t>
+              <w:t>Mijery.</w:t>
             </w:r>
           </w:p>
         </w:tc>
         <w:tc>
           <w:tcPr>
-            <w:tcW w:type="dxa" w:w="1644"/>
+            <w:tcW w:type="dxa" w:w="1194"/>
           </w:tcPr>
           <w:p>
             <w:pPr>
-              <w:spacing w:after="20" w:before="20"/>
+              <w:spacing w:after="40" w:before="0"/>
             </w:pPr>
             <w:r/>
             <w:r>
-              <w:rPr>
-                <w:rFonts w:ascii="Arial" w:hAnsi="Arial"/>
-                <w:b w:val="0"/>
-                <w:sz w:val="18"/>
-              </w:rPr>
-              <w:t>—</w:t>
+              <w:t>Asa iombonana</w:t>
             </w:r>
           </w:p>
         </w:tc>
         <w:tc>
           <w:tcPr>
-            <w:tcW w:type="dxa" w:w="1644"/>
+            <w:tcW w:type="dxa" w:w="1328"/>
           </w:tcPr>
           <w:p>
             <w:pPr>
-              <w:spacing w:after="20" w:before="20"/>
+              <w:spacing w:after="40" w:before="0"/>
             </w:pPr>
             <w:r/>
             <w:r>
-              <w:rPr>
-                <w:rFonts w:ascii="Arial" w:hAnsi="Arial"/>
-                <w:b w:val="0"/>
-                <w:sz w:val="18"/>
-              </w:rPr>
-              <w:t>—</w:t>
+              <w:t>Fehezanteny</w:t>
+            </w:r>
+          </w:p>
+          <w:p>
+            <w:pPr>
+              <w:spacing w:after="40" w:before="0"/>
+            </w:pPr>
+            <w:r>
+              <w:t>Solaitrabe</w:t>
             </w:r>
           </w:p>
         </w:tc>
         <w:tc>
           <w:tcPr>
-            <w:tcW w:type="dxa" w:w="1644"/>
+            <w:tcW w:type="dxa" w:w="1610"/>
           </w:tcPr>
           <w:p>
             <w:pPr>
-              <w:spacing w:after="20" w:before="20"/>
+              <w:spacing w:after="40" w:before="0"/>
             </w:pPr>
             <w:r/>
-            <w:r>
-              <w:rPr>
-                <w:rFonts w:ascii="Arial" w:hAnsi="Arial"/>
-                <w:b w:val="0"/>
-                <w:sz w:val="18"/>
-              </w:rPr>
-              <w:t>Androany isika dia hianatra lesona vaovao hoe : Noho ny, nony, no ho.</w:t>
-            </w:r>
+            <w:r/>
           </w:p>
         </w:tc>
       </w:tr>
       <w:tr>
         <w:tc>
           <w:tcPr>
-            <w:tcW w:type="dxa" w:w="1644"/>
+            <w:tcW w:type="dxa" w:w="1634"/>
           </w:tcPr>
           <w:p>
             <w:pPr>
-              <w:spacing w:after="20" w:before="20"/>
+              <w:spacing w:after="40" w:before="0"/>
             </w:pPr>
             <w:r/>
             <w:r>
               <w:rPr>
-                <w:rFonts w:ascii="Arial" w:hAnsi="Arial"/>
                 <w:b/>
-                <w:sz w:val="18"/>
               </w:rPr>
-              <w:t>II.3. Fandinihana (4 min)</w:t>
+              <w:t>4. Famakafakana</w:t>
             </w:r>
           </w:p>
         </w:tc>
         <w:tc>
           <w:tcPr>
-            <w:tcW w:type="dxa" w:w="1644"/>
+            <w:tcW w:type="dxa" w:w="3744"/>
           </w:tcPr>
           <w:p>
             <w:pPr>
-              <w:spacing w:after="20" w:before="20"/>
+              <w:spacing w:after="40" w:before="0"/>
             </w:pPr>
             <w:r/>
             <w:r>
-              <w:rPr>
-                <w:rFonts w:ascii="Arial" w:hAnsi="Arial"/>
-                <w:b w:val="0"/>
-                <w:sz w:val="18"/>
-              </w:rPr>
-              <w:t>Tarihina ny mpianatra : hanavaka ny teny mitovitovy fanonona na fanoratra sy ny fampiasana azy ao anaty fehezanteny.</w:t>
+              <w:t>Asaintsika i Mora hamaky an'io fehezanteny io.</w:t>
+            </w:r>
+          </w:p>
+          <w:p>
+            <w:pPr>
+              <w:spacing w:after="40" w:before="0"/>
+            </w:pPr>
+            <w:r>
+              <w:t>Maninona hono no ampiasaina ny « nony » ?</w:t>
+            </w:r>
+          </w:p>
+          <w:p>
+            <w:pPr>
+              <w:spacing w:after="40" w:before="0"/>
+            </w:pPr>
+            <w:r>
+              <w:t>Inona no dikan'izany « nony » izany ?</w:t>
+            </w:r>
+          </w:p>
+          <w:p>
+            <w:pPr>
+              <w:spacing w:after="40" w:before="0"/>
+            </w:pPr>
+            <w:r>
+              <w:t>Fandravonana vonjimaika: Raha manana ny hevitra hoe « rehefa » ny fehezanteny, dia « nony » no ampiasaina.</w:t>
+            </w:r>
+          </w:p>
+          <w:p>
+            <w:pPr>
+              <w:spacing w:after="40" w:before="0"/>
+            </w:pPr>
+            <w:r>
+              <w:t>Raha ovaina amin'ny « raha » izany ilay hoe « nony » dia lasa hoe ahoana ? Mbola marina ve izany fehezanteny izany ?</w:t>
+            </w:r>
+          </w:p>
+          <w:p>
+            <w:pPr>
+              <w:spacing w:after="40" w:before="0"/>
+            </w:pPr>
+            <w:r>
+              <w:t>Manao ahoana ny fanoratra an'ilay « no ho » azo soloina hoe « noho » ?</w:t>
             </w:r>
           </w:p>
         </w:tc>
         <w:tc>
           <w:tcPr>
-            <w:tcW w:type="dxa" w:w="1644"/>
+            <w:tcW w:type="dxa" w:w="1559"/>
           </w:tcPr>
           <w:p>
             <w:pPr>
-              <w:spacing w:after="20" w:before="20"/>
+              <w:spacing w:after="40" w:before="0"/>
             </w:pPr>
             <w:r/>
             <w:r>
-              <w:rPr>
-                <w:rFonts w:ascii="Arial" w:hAnsi="Arial"/>
-                <w:b w:val="0"/>
-                <w:sz w:val="18"/>
-              </w:rPr>
-              <w:t>Hanavaka.</w:t>
+              <w:t>Mamaky i Mora (na mpianatra hafa nananga-tanana)</w:t>
+            </w:r>
+          </w:p>
+          <w:p>
+            <w:pPr>
+              <w:spacing w:after="40" w:before="0"/>
+            </w:pPr>
+            <w:r>
+              <w:t>V.A.: Ny fotoana.</w:t>
+            </w:r>
+          </w:p>
+          <w:p>
+            <w:pPr>
+              <w:spacing w:after="40" w:before="0"/>
+            </w:pPr>
+            <w:r>
+              <w:t>V.A.: « Rehefa ».</w:t>
+            </w:r>
+          </w:p>
+          <w:p>
+            <w:pPr>
+              <w:spacing w:after="40" w:before="0"/>
+            </w:pPr>
+            <w:r>
+              <w:t>Mihaino</w:t>
+            </w:r>
+          </w:p>
+          <w:p>
+            <w:pPr>
+              <w:spacing w:after="40" w:before="0"/>
+            </w:pPr>
+            <w:r>
+              <w:t>Mijery</w:t>
+            </w:r>
+          </w:p>
+          <w:p>
+            <w:pPr>
+              <w:spacing w:after="40" w:before="0"/>
+            </w:pPr>
+            <w:r>
+              <w:t>Mamaly</w:t>
+            </w:r>
+          </w:p>
+          <w:p>
+            <w:pPr>
+              <w:spacing w:after="40" w:before="0"/>
+            </w:pPr>
+            <w:r>
+              <w:t>V.A.: Eny.</w:t>
+            </w:r>
+          </w:p>
+          <w:p>
+            <w:pPr>
+              <w:spacing w:after="40" w:before="0"/>
+            </w:pPr>
+            <w:r>
+              <w:t>V.A.: Tsy marina, fa roa teny ny « no ho » : ny « no » sy ny « ho ».</w:t>
             </w:r>
           </w:p>
         </w:tc>
         <w:tc>
           <w:tcPr>
-            <w:tcW w:type="dxa" w:w="1644"/>
+            <w:tcW w:type="dxa" w:w="1194"/>
           </w:tcPr>
           <w:p>
             <w:pPr>
-              <w:spacing w:after="20" w:before="20"/>
+              <w:spacing w:after="40" w:before="0"/>
             </w:pPr>
             <w:r/>
             <w:r>
-              <w:rPr>
-                <w:rFonts w:ascii="Arial" w:hAnsi="Arial"/>
-                <w:b w:val="0"/>
-                <w:sz w:val="18"/>
-              </w:rPr>
-              <w:t>Asan-tarika</w:t>
+              <w:t>Asa tsirairay.</w:t>
             </w:r>
           </w:p>
         </w:tc>
         <w:tc>
           <w:tcPr>
-            <w:tcW w:type="dxa" w:w="1644"/>
+            <w:tcW w:type="dxa" w:w="1328"/>
           </w:tcPr>
           <w:p>
             <w:pPr>
-              <w:spacing w:after="20" w:before="20"/>
+              <w:spacing w:after="40" w:before="0"/>
             </w:pPr>
             <w:r/>
             <w:r>
-              <w:rPr>
-                <w:rFonts w:ascii="Arial" w:hAnsi="Arial"/>
-                <w:b w:val="0"/>
-                <w:sz w:val="18"/>
-              </w:rPr>
-              <w:t>Lahatsoratra na fehezanteny</w:t>
+              <w:t>Fehezanteny</w:t>
             </w:r>
           </w:p>
         </w:tc>
         <w:tc>
           <w:tcPr>
-            <w:tcW w:type="dxa" w:w="1644"/>
+            <w:tcW w:type="dxa" w:w="1610"/>
           </w:tcPr>
           <w:p>
             <w:pPr>
-              <w:spacing w:after="20" w:before="20"/>
+              <w:spacing w:after="40" w:before="0"/>
             </w:pPr>
             <w:r/>
-            <w:r>
-              <w:rPr>
-                <w:rFonts w:ascii="Arial" w:hAnsi="Arial"/>
-                <w:b w:val="0"/>
-                <w:sz w:val="18"/>
-              </w:rPr>
-              <w:t>Dingana faharoa : fampiharana</w:t>
-            </w:r>
+            <w:r/>
           </w:p>
         </w:tc>
       </w:tr>
       <w:tr>
         <w:tc>
           <w:tcPr>
-            <w:tcW w:type="dxa" w:w="1644"/>
+            <w:tcW w:type="dxa" w:w="1634"/>
           </w:tcPr>
           <w:p>
             <w:pPr>
-              <w:spacing w:after="20" w:before="20"/>
+              <w:spacing w:after="40" w:before="0"/>
             </w:pPr>
             <w:r/>
             <w:r>
               <w:rPr>
-                <w:rFonts w:ascii="Arial" w:hAnsi="Arial"/>
                 <w:b/>
-                <w:sz w:val="18"/>
               </w:rPr>
-              <w:t>II.4. Famakafakana (4 min)</w:t>
+              <w:t>5. Fandravonana</w:t>
             </w:r>
           </w:p>
         </w:tc>
         <w:tc>
           <w:tcPr>
-            <w:tcW w:type="dxa" w:w="1644"/>
+            <w:tcW w:type="dxa" w:w="3744"/>
           </w:tcPr>
           <w:p>
             <w:pPr>
-              <w:spacing w:after="20" w:before="20"/>
+              <w:spacing w:after="40" w:before="0"/>
             </w:pPr>
             <w:r/>
             <w:r>
-              <w:rPr>
-                <w:rFonts w:ascii="Arial" w:hAnsi="Arial"/>
-                <w:b w:val="0"/>
-                <w:sz w:val="18"/>
-              </w:rPr>
-              <w:t>Tarihina ny mpianatra : hanatsoaka ny fitsipika.</w:t>
+              <w:t>Rehefa milaza antony ny fehezanteny dia ampiasaina ny « noho ny », ka anarana no manaraka azy.</w:t>
+            </w:r>
+          </w:p>
+          <w:p>
+            <w:pPr>
+              <w:spacing w:after="40" w:before="0"/>
+            </w:pPr>
+            <w:r>
+              <w:t>Fa ny « nony » kosa dia manana ny hevitra hoe « rehefa », ka matoanteny no manaraka azy.</w:t>
+            </w:r>
+          </w:p>
+          <w:p>
+            <w:pPr>
+              <w:spacing w:after="40" w:before="0"/>
+            </w:pPr>
+            <w:r>
+              <w:t>Ny « no ho » dia ampiasaina rehefa mifandray amin'ny matoantenin'ny iharana ny ampahany voamarina.</w:t>
             </w:r>
           </w:p>
         </w:tc>
         <w:tc>
           <w:tcPr>
-            <w:tcW w:type="dxa" w:w="1644"/>
+            <w:tcW w:type="dxa" w:w="1559"/>
           </w:tcPr>
           <w:p>
             <w:pPr>
-              <w:spacing w:after="20" w:before="20"/>
+              <w:spacing w:after="40" w:before="0"/>
             </w:pPr>
             <w:r/>
             <w:r>
-              <w:rPr>
-                <w:rFonts w:ascii="Arial" w:hAnsi="Arial"/>
-                <w:b w:val="0"/>
-                <w:sz w:val="18"/>
-              </w:rPr>
-              <w:t>Hamoaka.</w:t>
+              <w:t>Mihaino</w:t>
             </w:r>
           </w:p>
         </w:tc>
         <w:tc>
           <w:tcPr>
-            <w:tcW w:type="dxa" w:w="1644"/>
+            <w:tcW w:type="dxa" w:w="1194"/>
           </w:tcPr>
           <w:p>
             <w:pPr>
-              <w:spacing w:after="20" w:before="20"/>
+              <w:spacing w:after="40" w:before="0"/>
             </w:pPr>
             <w:r/>
             <w:r>
-              <w:rPr>
-                <w:rFonts w:ascii="Arial" w:hAnsi="Arial"/>
-                <w:b w:val="0"/>
-                <w:sz w:val="18"/>
-              </w:rPr>
-              <w:t>Asan-tarika</w:t>
+              <w:t>Asa iombonana</w:t>
             </w:r>
           </w:p>
         </w:tc>
         <w:tc>
           <w:tcPr>
-            <w:tcW w:type="dxa" w:w="1644"/>
+            <w:tcW w:type="dxa" w:w="1328"/>
           </w:tcPr>
           <w:p>
             <w:pPr>
-              <w:spacing w:after="20" w:before="20"/>
+              <w:spacing w:after="40" w:before="0"/>
             </w:pPr>
             <w:r/>
             <w:r>
-              <w:rPr>
-                <w:rFonts w:ascii="Arial" w:hAnsi="Arial"/>
-                <w:b w:val="0"/>
-                <w:sz w:val="18"/>
-              </w:rPr>
-              <w:t>Lahatsoratra na fehezanteny</w:t>
+              <w:t>Solaitrabe</w:t>
             </w:r>
           </w:p>
         </w:tc>
         <w:tc>
           <w:tcPr>
-            <w:tcW w:type="dxa" w:w="1644"/>
+            <w:tcW w:type="dxa" w:w="1610"/>
           </w:tcPr>
           <w:p>
             <w:pPr>
-              <w:spacing w:after="20" w:before="20"/>
+              <w:spacing w:after="40" w:before="0"/>
             </w:pPr>
             <w:r/>
-            <w:r>
-              <w:rPr>
-                <w:rFonts w:ascii="Arial" w:hAnsi="Arial"/>
-                <w:b w:val="0"/>
-                <w:sz w:val="18"/>
-              </w:rPr>
-              <w:t>Fitaovana : Lahatsoratra na fehezanteny</w:t>
-            </w:r>
+            <w:r/>
           </w:p>
         </w:tc>
       </w:tr>
       <w:tr>
         <w:tc>
           <w:tcPr>
-            <w:tcW w:type="dxa" w:w="1644"/>
+            <w:tcW w:type="dxa" w:w="1634"/>
           </w:tcPr>
           <w:p>
             <w:pPr>
-              <w:spacing w:after="20" w:before="20"/>
+              <w:spacing w:after="40" w:before="0"/>
             </w:pPr>
             <w:r/>
             <w:r>
               <w:rPr>
-                <w:rFonts w:ascii="Arial" w:hAnsi="Arial"/>
                 <w:b/>
-                <w:sz w:val="18"/>
               </w:rPr>
-              <w:t>II.5. Fandravonana (3 min)</w:t>
+              <w:t>6. Fampiharana</w:t>
             </w:r>
           </w:p>
         </w:tc>
         <w:tc>
           <w:tcPr>
-            <w:tcW w:type="dxa" w:w="1644"/>
+            <w:tcW w:type="dxa" w:w="3744"/>
           </w:tcPr>
           <w:p>
             <w:pPr>
-              <w:spacing w:after="20" w:before="20"/>
+              <w:spacing w:after="40" w:before="0"/>
             </w:pPr>
             <w:r/>
             <w:r>
-              <w:rPr>
-                <w:rFonts w:ascii="Arial" w:hAnsi="Arial"/>
-                <w:b w:val="0"/>
-                <w:sz w:val="18"/>
-              </w:rPr>
-              <w:t>Mampihatra ny fitsipika amin'ny fampiasana azy ao anaty fehezanteny.</w:t>
+              <w:t>Rehefa inona hoe ny heviny dia ampiasaina ny « noho ny » ?</w:t>
+            </w:r>
+          </w:p>
+          <w:p>
+            <w:pPr>
+              <w:spacing w:after="40" w:before="0"/>
+            </w:pPr>
+            <w:r>
+              <w:t>Rehefa inona kosa hoe ny heviny dia ampiasaina ny « nony » ?</w:t>
+            </w:r>
+          </w:p>
+          <w:p>
+            <w:pPr>
+              <w:spacing w:after="40" w:before="0"/>
+            </w:pPr>
+            <w:r>
+              <w:t>Fenoy « noho ny » na « nony » na « no ho » ny banga : « ………… niamboho Ranavalona reniny, dia nitsoka ny rivo-pahafahana. »</w:t>
             </w:r>
           </w:p>
         </w:tc>
         <w:tc>
           <w:tcPr>
-            <w:tcW w:type="dxa" w:w="1644"/>
+            <w:tcW w:type="dxa" w:w="1559"/>
           </w:tcPr>
           <w:p>
             <w:pPr>
-              <w:spacing w:after="20" w:before="20"/>
+              <w:spacing w:after="40" w:before="0"/>
             </w:pPr>
             <w:r/>
             <w:r>
-              <w:rPr>
-                <w:rFonts w:ascii="Arial" w:hAnsi="Arial"/>
-                <w:b w:val="0"/>
-                <w:sz w:val="18"/>
-              </w:rPr>
-              <w:t>Hampiasa.</w:t>
+              <w:t>V.A.: Ny antony.</w:t>
+            </w:r>
+          </w:p>
+          <w:p>
+            <w:pPr>
+              <w:spacing w:after="40" w:before="0"/>
+            </w:pPr>
+            <w:r>
+              <w:t>V.A.: Ny fotoana.</w:t>
+            </w:r>
+          </w:p>
+          <w:p>
+            <w:pPr>
+              <w:spacing w:after="40" w:before="0"/>
+            </w:pPr>
+            <w:r>
+              <w:t>V.A.: Nony.</w:t>
+            </w:r>
+          </w:p>
+          <w:p>
+            <w:pPr>
+              <w:spacing w:after="40" w:before="0"/>
+            </w:pPr>
+            <w:r>
+              <w:t>Mamaly</w:t>
             </w:r>
           </w:p>
         </w:tc>
         <w:tc>
           <w:tcPr>
-            <w:tcW w:type="dxa" w:w="1644"/>
+            <w:tcW w:type="dxa" w:w="1194"/>
           </w:tcPr>
           <w:p>
             <w:pPr>
-              <w:spacing w:after="20" w:before="20"/>
+              <w:spacing w:after="40" w:before="0"/>
             </w:pPr>
             <w:r/>
             <w:r>
-              <w:rPr>
-                <w:rFonts w:ascii="Arial" w:hAnsi="Arial"/>
-                <w:b w:val="0"/>
-                <w:sz w:val="18"/>
-              </w:rPr>
-              <w:t>Asa samirery</w:t>
+              <w:t>Asa tsirairay</w:t>
             </w:r>
           </w:p>
         </w:tc>
         <w:tc>
           <w:tcPr>
-            <w:tcW w:type="dxa" w:w="1644"/>
+            <w:tcW w:type="dxa" w:w="1328"/>
           </w:tcPr>
           <w:p>
             <w:pPr>
-              <w:spacing w:after="20" w:before="20"/>
+              <w:spacing w:after="40" w:before="0"/>
             </w:pPr>
             <w:r/>
             <w:r>
-              <w:rPr>
-                <w:rFonts w:ascii="Arial" w:hAnsi="Arial"/>
-                <w:b w:val="0"/>
-                <w:sz w:val="18"/>
-              </w:rPr>
-              <w:t>—</w:t>
+              <w:t>Kahie</w:t>
             </w:r>
           </w:p>
         </w:tc>
         <w:tc>
           <w:tcPr>
-            <w:tcW w:type="dxa" w:w="1644"/>
+            <w:tcW w:type="dxa" w:w="1610"/>
           </w:tcPr>
           <w:p>
             <w:pPr>
-              <w:spacing w:after="20" w:before="20"/>
+              <w:spacing w:after="40" w:before="0"/>
             </w:pPr>
             <w:r/>
-            <w:r>
-              <w:rPr>
-                <w:rFonts w:ascii="Arial" w:hAnsi="Arial"/>
-                <w:b w:val="0"/>
-                <w:sz w:val="18"/>
-              </w:rPr>
-              <w:t>Dingana fahatelo : fanamafisana</w:t>
-            </w:r>
+            <w:r/>
           </w:p>
         </w:tc>
       </w:tr>
       <w:tr>
         <w:tc>
           <w:tcPr>
-            <w:tcW w:type="dxa" w:w="1644"/>
+            <w:tcW w:type="dxa" w:w="1634"/>
           </w:tcPr>
           <w:p>
             <w:pPr>
-              <w:spacing w:after="20" w:before="20"/>
+              <w:spacing w:after="40" w:before="0"/>
             </w:pPr>
             <w:r/>
             <w:r>
               <w:rPr>
-                <w:rFonts w:ascii="Arial" w:hAnsi="Arial"/>
                 <w:b/>
-                <w:sz w:val="18"/>
               </w:rPr>
-              <w:t>II.6. Fampiharana (4 min)</w:t>
+              <w:t>III. Tombana (… min)</w:t>
             </w:r>
           </w:p>
         </w:tc>
         <w:tc>
           <w:tcPr>
-            <w:tcW w:type="dxa" w:w="1644"/>
+            <w:tcW w:type="dxa" w:w="3744"/>
           </w:tcPr>
           <w:p>
             <w:pPr>
-              <w:spacing w:after="20" w:before="20"/>
+              <w:spacing w:after="40" w:before="0"/>
             </w:pPr>
             <w:r/>
             <w:r>
-              <w:rPr>
-                <w:rFonts w:ascii="Arial" w:hAnsi="Arial"/>
-                <w:b w:val="0"/>
-                <w:sz w:val="18"/>
-              </w:rPr>
-              <w:t>Tarihina ny mpianatra : hampiasa ireo teny ao anaty fehezanteny marina.</w:t>
+              <w:t>Ampifandraiso amin'ny alalan'ny tsilo.</w:t>
             </w:r>
           </w:p>
         </w:tc>
         <w:tc>
           <w:tcPr>
-            <w:tcW w:type="dxa" w:w="1644"/>
+            <w:tcW w:type="dxa" w:w="1559"/>
           </w:tcPr>
           <w:p>
             <w:pPr>
-              <w:spacing w:after="20" w:before="20"/>
+              <w:spacing w:after="40" w:before="0"/>
             </w:pPr>
             <w:r/>
             <w:r>
-              <w:rPr>
-                <w:rFonts w:ascii="Arial" w:hAnsi="Arial"/>
-                <w:b w:val="0"/>
-                <w:sz w:val="18"/>
-              </w:rPr>
-              <w:t>Hamorona.</w:t>
+              <w:t>Mamaly</w:t>
             </w:r>
           </w:p>
         </w:tc>
         <w:tc>
           <w:tcPr>
-            <w:tcW w:type="dxa" w:w="1644"/>
+            <w:tcW w:type="dxa" w:w="1194"/>
           </w:tcPr>
           <w:p>
             <w:pPr>
-              <w:spacing w:after="20" w:before="20"/>
+              <w:spacing w:after="40" w:before="0"/>
             </w:pPr>
             <w:r/>
             <w:r>
-              <w:rPr>
-                <w:rFonts w:ascii="Arial" w:hAnsi="Arial"/>
-                <w:b w:val="0"/>
-                <w:sz w:val="18"/>
-              </w:rPr>
-              <w:t>Asa samirery</w:t>
+              <w:t>Asa tsirairay</w:t>
             </w:r>
           </w:p>
         </w:tc>
         <w:tc>
           <w:tcPr>
-            <w:tcW w:type="dxa" w:w="1644"/>
+            <w:tcW w:type="dxa" w:w="1328"/>
           </w:tcPr>
           <w:p>
             <w:pPr>
-              <w:spacing w:after="20" w:before="20"/>
+              <w:spacing w:after="40" w:before="0"/>
             </w:pPr>
             <w:r/>
             <w:r>
-              <w:rPr>
-                <w:rFonts w:ascii="Arial" w:hAnsi="Arial"/>
-                <w:b w:val="0"/>
-                <w:sz w:val="18"/>
-              </w:rPr>
-              <w:t>Lahatsoratra na fehezanteny</w:t>
+              <w:t>Kahie</w:t>
             </w:r>
           </w:p>
         </w:tc>
         <w:tc>
           <w:tcPr>
-            <w:tcW w:type="dxa" w:w="1644"/>
+            <w:tcW w:type="dxa" w:w="1610"/>
           </w:tcPr>
           <w:p>
             <w:pPr>
-              <w:spacing w:after="20" w:before="20"/>
+              <w:spacing w:after="40" w:before="0"/>
             </w:pPr>
             <w:r/>
-            <w:r>
-              <w:rPr>
-                <w:rFonts w:ascii="Arial" w:hAnsi="Arial"/>
-                <w:b w:val="0"/>
-                <w:sz w:val="18"/>
-              </w:rPr>
-              <w:t>…anaty seha-pitenenana am-bava na an-tsoratra</w:t>
-            </w:r>
-          </w:p>
-        </w:tc>
-      </w:tr>
-      <w:tr>
-        <w:tc>
-          <w:tcPr>
-            <w:tcW w:type="dxa" w:w="1644"/>
-          </w:tcPr>
-          <w:p>
-            <w:pPr>
-              <w:spacing w:after="20" w:before="20"/>
-            </w:pPr>
             <w:r/>
-            <w:r>
-              <w:rPr>
-                <w:rFonts w:ascii="Arial" w:hAnsi="Arial"/>
-                <w:b/>
-                <w:sz w:val="18"/>
-              </w:rPr>
-              <w:t>III. Tombana (5 min)</w:t>
-            </w:r>
-          </w:p>
-        </w:tc>
-        <w:tc>
-          <w:tcPr>
-            <w:tcW w:type="dxa" w:w="1644"/>
-          </w:tcPr>
-          <w:p>
-            <w:pPr>
-              <w:spacing w:after="20" w:before="20"/>
-            </w:pPr>
-            <w:r/>
-            <w:r>
-              <w:rPr>
-                <w:rFonts w:ascii="Arial" w:hAnsi="Arial"/>
-                <w:b w:val="0"/>
-                <w:sz w:val="18"/>
-              </w:rPr>
-              <w:t>Manamarina ny fepetra natao tamin'ny seho.</w:t>
-            </w:r>
-          </w:p>
-        </w:tc>
-        <w:tc>
-          <w:tcPr>
-            <w:tcW w:type="dxa" w:w="1644"/>
-          </w:tcPr>
-          <w:p>
-            <w:pPr>
-              <w:spacing w:after="20" w:before="20"/>
-            </w:pPr>
-            <w:r/>
-            <w:r>
-              <w:rPr>
-                <w:rFonts w:ascii="Arial" w:hAnsi="Arial"/>
-                <w:b w:val="0"/>
-                <w:sz w:val="18"/>
-              </w:rPr>
-              <w:t>Hilaza.</w:t>
-            </w:r>
-          </w:p>
-        </w:tc>
-        <w:tc>
-          <w:tcPr>
-            <w:tcW w:type="dxa" w:w="1644"/>
-          </w:tcPr>
-          <w:p>
-            <w:pPr>
-              <w:spacing w:after="20" w:before="20"/>
-            </w:pPr>
-            <w:r/>
-            <w:r>
-              <w:rPr>
-                <w:rFonts w:ascii="Arial" w:hAnsi="Arial"/>
-                <w:b w:val="0"/>
-                <w:sz w:val="18"/>
-              </w:rPr>
-              <w:t>Asa samirery</w:t>
-            </w:r>
-          </w:p>
-        </w:tc>
-        <w:tc>
-          <w:tcPr>
-            <w:tcW w:type="dxa" w:w="1644"/>
-          </w:tcPr>
-          <w:p>
-            <w:pPr>
-              <w:spacing w:after="20" w:before="20"/>
-            </w:pPr>
-            <w:r/>
-            <w:r>
-              <w:rPr>
-                <w:rFonts w:ascii="Arial" w:hAnsi="Arial"/>
-                <w:b w:val="0"/>
-                <w:sz w:val="18"/>
-              </w:rPr>
-              <w:t>—</w:t>
-            </w:r>
-          </w:p>
-        </w:tc>
-        <w:tc>
-          <w:tcPr>
-            <w:tcW w:type="dxa" w:w="1644"/>
-          </w:tcPr>
-          <w:p>
-            <w:pPr>
-              <w:spacing w:after="20" w:before="20"/>
-            </w:pPr>
-            <w:r/>
-            <w:r>
-              <w:rPr>
-                <w:rFonts w:ascii="Arial" w:hAnsi="Arial"/>
-                <w:b w:val="0"/>
-                <w:sz w:val="18"/>
-              </w:rPr>
-              <w:t>Mamorona fehezanteny na ampahan-dahatsoratra ampiharana ny fitsipi-panoratana ny teny ny mpianatra.</w:t>
-            </w:r>
           </w:p>
         </w:tc>
       </w:tr>
     </w:tbl>
     <w:p>
+      <w:pPr>
+        <w:spacing w:after="0"/>
+      </w:pPr>
       <w:r>
         <w:br w:type="page"/>
       </w:r>
     </w:p>
     <w:p>
       <w:pPr>
-        <w:keepNext/>
-        <w:spacing w:after="80" w:before="0"/>
+        <w:spacing w:after="40" w:before="0"/>
       </w:pPr>
       <w:r>
         <w:rPr>
-          <w:rFonts w:ascii="Arial" w:hAnsi="Arial"/>
-          <w:b/>
-          <w:i w:val="0"/>
-          <w:sz w:val="24"/>
+          <w:u w:val="single"/>
         </w:rPr>
         <w:t>LESONA:</w:t>
       </w:r>
@@ -1460,455 +1347,46 @@
     <w:p>
       <w:pPr>
         <w:keepNext/>
-        <w:spacing w:after="160" w:before="0"/>
+        <w:spacing w:after="40" w:before="0"/>
+        <w:jc w:val="center"/>
       </w:pPr>
       <w:r>
         <w:rPr>
-          <w:rFonts w:ascii="Arial" w:hAnsi="Arial"/>
           <w:b/>
-          <w:i w:val="0"/>
           <w:color w:val="FF00FF"/>
-          <w:sz w:val="28"/>
+          <w:u w:val="single"/>
         </w:rPr>
-        <w:t>NOHO NY SA NONY SA NO HO</w:t>
-      </w:r>
-    </w:p>
-    <w:p>
-      <w:pPr>
-        <w:spacing w:after="80" w:before="0"/>
-      </w:pPr>
-      <w:r>
-        <w:rPr>
-          <w:rFonts w:ascii="Arial" w:hAnsi="Arial"/>
-          <w:b/>
-          <w:i w:val="0"/>
-          <w:color w:val="000000"/>
-          <w:sz w:val="22"/>
-        </w:rPr>
-        <w:t>Fanoratana ny : samihafa/samy hafa, noho ny/nony/no ho</w:t>
-      </w:r>
-    </w:p>
-    <w:p>
-      <w:pPr>
-        <w:spacing w:after="100" w:before="0"/>
-      </w:pPr>
-      <w:r>
-        <w:rPr>
-          <w:rFonts w:ascii="Arial" w:hAnsi="Arial"/>
-          <w:b w:val="0"/>
-          <w:i/>
-          <w:color w:val="808080"/>
-          <w:sz w:val="16"/>
-        </w:rPr>
-        <w:t>(PE T5, Fiasan'ny teny · Tsipelina, p.18)</w:t>
+        <w:t>Noho ny / nony / no ho</w:t>
       </w:r>
     </w:p>
     <w:p>
       <w:pPr>
         <w:keepNext/>
-        <w:spacing w:after="60" w:before="0"/>
+        <w:numPr>
+          <w:ilvl w:val="0"/>
+          <w:numId w:val="100"/>
+        </w:numPr>
+        <w:spacing w:after="40" w:before="0"/>
       </w:pPr>
       <w:r>
         <w:rPr>
-          <w:rFonts w:ascii="Arial" w:hAnsi="Arial"/>
           <w:b/>
-          <w:i w:val="0"/>
           <w:color w:val="00B0F0"/>
-          <w:sz w:val="23"/>
+          <w:u w:val="single"/>
         </w:rPr>
-        <w:t>1. Noho ny (Noho)</w:t>
+        <w:t>Noho ny</w:t>
       </w:r>
     </w:p>
     <w:p>
       <w:pPr>
-        <w:spacing w:after="80" w:before="0"/>
+        <w:spacing w:after="40" w:before="0"/>
+        <w:ind w:firstLine="360"/>
       </w:pPr>
       <w:r>
         <w:rPr>
-          <w:rFonts w:ascii="Arial" w:hAnsi="Arial"/>
-          <w:b/>
-          <w:i w:val="0"/>
           <w:color w:val="000000"/>
-          <w:sz w:val="22"/>
         </w:rPr>
-        <w:t>Ampiasaina mba hanehoana ny antony mahatonga ny zavatra iray. Manaraka an'io teny io foana ny anarana na mpisolo anarana.</w:t>
-      </w:r>
-    </w:p>
-    <w:p>
-      <w:pPr>
-        <w:spacing w:after="80" w:before="0"/>
-      </w:pPr>
-      <w:r>
-        <w:rPr>
-          <w:rFonts w:ascii="Arial" w:hAnsi="Arial"/>
-          <w:b/>
-          <w:i w:val="0"/>
-          <w:color w:val="000000"/>
-          <w:sz w:val="22"/>
-        </w:rPr>
-        <w:t>Enti-milaza antony anaovan-javatra, satria.</w:t>
-      </w:r>
-    </w:p>
-    <w:p>
-      <w:pPr>
-        <w:spacing w:after="100" w:before="0"/>
-      </w:pPr>
-      <w:r>
-        <w:rPr>
-          <w:rFonts w:ascii="Arial" w:hAnsi="Arial"/>
-          <w:b w:val="0"/>
-          <w:i/>
-          <w:color w:val="808080"/>
-          <w:sz w:val="16"/>
-        </w:rPr>
-        <w:t>(Rakibolana Malagasy, « noho » — https://www.rakibolana.org/rakibolana/teny/noho)</w:t>
-      </w:r>
-    </w:p>
-    <w:p>
-      <w:pPr>
-        <w:pStyle w:val="ListBullet"/>
-        <w:spacing w:after="20"/>
-      </w:pPr>
-      <w:r>
-        <w:rPr>
-          <w:rFonts w:ascii="Arial" w:hAnsi="Arial"/>
-          <w:b/>
-          <w:color w:val="F76995"/>
-          <w:sz w:val="22"/>
-        </w:rPr>
-        <w:t>Tsy nivoaka izy noho ny ranonorana.</w:t>
-      </w:r>
-    </w:p>
-    <w:p>
-      <w:pPr>
-        <w:pStyle w:val="ListBullet"/>
-        <w:spacing w:after="20"/>
-      </w:pPr>
-      <w:r>
-        <w:rPr>
-          <w:rFonts w:ascii="Arial" w:hAnsi="Arial"/>
-          <w:b/>
-          <w:color w:val="F76995"/>
-          <w:sz w:val="22"/>
-        </w:rPr>
-        <w:t>Tafita izy noho ny fiezahany.</w:t>
-      </w:r>
-    </w:p>
-    <w:p>
-      <w:pPr>
-        <w:pStyle w:val="ListBullet"/>
-        <w:spacing w:after="20"/>
-      </w:pPr>
-      <w:r>
-        <w:rPr>
-          <w:rFonts w:ascii="Arial" w:hAnsi="Arial"/>
-          <w:b/>
-          <w:color w:val="F76995"/>
-          <w:sz w:val="22"/>
-        </w:rPr>
-        <w:t>Reraka izy noho ny ratra nahazo azy.</w:t>
-      </w:r>
-    </w:p>
-    <w:p>
-      <w:pPr>
-        <w:pStyle w:val="ListBullet"/>
-        <w:spacing w:after="20"/>
-      </w:pPr>
-      <w:r>
-        <w:rPr>
-          <w:rFonts w:ascii="Arial" w:hAnsi="Arial"/>
-          <w:b/>
-          <w:color w:val="F76995"/>
-          <w:sz w:val="22"/>
-        </w:rPr>
-        <w:t>Noho ianao mividy boky betsaka, dia ahenako ny vidin'ny tsirairay.</w:t>
-      </w:r>
-    </w:p>
-    <w:p>
-      <w:pPr>
-        <w:spacing w:after="80" w:before="0"/>
-      </w:pPr>
-      <w:r>
-        <w:rPr>
-          <w:rFonts w:ascii="Arial" w:hAnsi="Arial"/>
-          <w:b/>
-          <w:i w:val="0"/>
-          <w:color w:val="000000"/>
-          <w:sz w:val="22"/>
-        </w:rPr>
-        <w:t>Teny entina mampitaha zavatra roa.</w:t>
-      </w:r>
-    </w:p>
-    <w:p>
-      <w:pPr>
-        <w:pStyle w:val="ListBullet"/>
-        <w:spacing w:after="20"/>
-      </w:pPr>
-      <w:r>
-        <w:rPr>
-          <w:rFonts w:ascii="Arial" w:hAnsi="Arial"/>
-          <w:b/>
-          <w:color w:val="F76995"/>
-          <w:sz w:val="22"/>
-        </w:rPr>
-        <w:t>Ny fahasalamana dia ambony lavitra noho ny fananan-karena.</w:t>
-      </w:r>
-    </w:p>
-    <w:p>
-      <w:pPr>
-        <w:pStyle w:val="ListBullet"/>
-        <w:spacing w:after="20"/>
-      </w:pPr>
-      <w:r>
-        <w:rPr>
-          <w:rFonts w:ascii="Arial" w:hAnsi="Arial"/>
-          <w:b/>
-          <w:color w:val="F76995"/>
-          <w:sz w:val="22"/>
-        </w:rPr>
-        <w:t>Ny teny mahery lava noho ny tanana.</w:t>
-      </w:r>
-    </w:p>
-    <w:p>
-      <w:pPr>
-        <w:spacing w:after="100" w:before="0"/>
-      </w:pPr>
-      <w:r>
-        <w:rPr>
-          <w:rFonts w:ascii="Arial" w:hAnsi="Arial"/>
-          <w:b w:val="0"/>
-          <w:i/>
-          <w:color w:val="808080"/>
-          <w:sz w:val="16"/>
-        </w:rPr>
-        <w:t>(Phrases 1-2 : le maitre. Phrases 3-4 : Rakibolana (citees, non copiees). Phrases 5-6 : la comparaison, ohabolana.org et JICA.)</w:t>
-      </w:r>
-    </w:p>
-    <w:p>
-      <w:pPr>
-        <w:keepNext/>
-        <w:spacing w:after="60" w:before="0"/>
-      </w:pPr>
-      <w:r>
-        <w:rPr>
-          <w:rFonts w:ascii="Arial" w:hAnsi="Arial"/>
-          <w:b/>
-          <w:i w:val="0"/>
-          <w:color w:val="00B0F0"/>
-          <w:sz w:val="23"/>
-        </w:rPr>
-        <w:t>2. Nony</w:t>
-      </w:r>
-    </w:p>
-    <w:p>
-      <w:pPr>
-        <w:spacing w:after="80" w:before="0"/>
-      </w:pPr>
-      <w:r>
-        <w:rPr>
-          <w:rFonts w:ascii="Arial" w:hAnsi="Arial"/>
-          <w:b/>
-          <w:i w:val="0"/>
-          <w:color w:val="000000"/>
-          <w:sz w:val="22"/>
-        </w:rPr>
-        <w:t>Rehefa (raha milaza ny lasa ny matoanteny manaraka azy).</w:t>
-      </w:r>
-    </w:p>
-    <w:p>
-      <w:pPr>
-        <w:spacing w:after="80" w:before="0"/>
-      </w:pPr>
-      <w:r>
-        <w:rPr>
-          <w:rFonts w:ascii="Arial" w:hAnsi="Arial"/>
-          <w:b/>
-          <w:i w:val="0"/>
-          <w:color w:val="000000"/>
-          <w:sz w:val="22"/>
-        </w:rPr>
-        <w:t>Isaky ny (raha milaza ny ankehitriny ny matoanteny manaraka azy).</w:t>
-      </w:r>
-    </w:p>
-    <w:p>
-      <w:pPr>
-        <w:spacing w:after="80" w:before="0"/>
-      </w:pPr>
-      <w:r>
-        <w:rPr>
-          <w:rFonts w:ascii="Arial" w:hAnsi="Arial"/>
-          <w:b/>
-          <w:i w:val="0"/>
-          <w:color w:val="000000"/>
-          <w:sz w:val="22"/>
-        </w:rPr>
-        <w:t>Tamin' ny (raha milaza ny ho avy ny matoanteny manaraka azy ao anatin' ny tantara).</w:t>
-      </w:r>
-    </w:p>
-    <w:p>
-      <w:pPr>
-        <w:spacing w:after="100" w:before="0"/>
-      </w:pPr>
-      <w:r>
-        <w:rPr>
-          <w:rFonts w:ascii="Arial" w:hAnsi="Arial"/>
-          <w:b w:val="0"/>
-          <w:i/>
-          <w:color w:val="808080"/>
-          <w:sz w:val="16"/>
-        </w:rPr>
-        <w:t>(Rakibolana malagasy, « nony » (conjonction) — https://malagasyword.org/bins/teny2/nony)</w:t>
-      </w:r>
-    </w:p>
-    <w:p>
-      <w:pPr>
-        <w:pStyle w:val="ListBullet"/>
-        <w:spacing w:after="20"/>
-      </w:pPr>
-      <w:r>
-        <w:rPr>
-          <w:rFonts w:ascii="Arial" w:hAnsi="Arial"/>
-          <w:b/>
-          <w:color w:val="F76995"/>
-          <w:sz w:val="22"/>
-        </w:rPr>
-        <w:t>Nony niamboho Ranavalona reniny, dia nitsoka ny rivo-pahafahana.</w:t>
-      </w:r>
-    </w:p>
-    <w:p>
-      <w:pPr>
-        <w:pStyle w:val="ListBullet"/>
-        <w:spacing w:after="20"/>
-      </w:pPr>
-      <w:r>
-        <w:rPr>
-          <w:rFonts w:ascii="Arial" w:hAnsi="Arial"/>
-          <w:b/>
-          <w:color w:val="F76995"/>
-          <w:sz w:val="22"/>
-        </w:rPr>
-        <w:t>Nony midona ny orana, velon-tsento i Sahondra mahatsiaro andreniny.</w:t>
-      </w:r>
-    </w:p>
-    <w:p>
-      <w:pPr>
-        <w:pStyle w:val="ListBullet"/>
-        <w:spacing w:after="20"/>
-      </w:pPr>
-      <w:r>
-        <w:rPr>
-          <w:rFonts w:ascii="Arial" w:hAnsi="Arial"/>
-          <w:b/>
-          <w:color w:val="F76995"/>
-          <w:sz w:val="22"/>
-        </w:rPr>
-        <w:t>Nony handeha indrindra izahay no avy ny orana.</w:t>
-      </w:r>
-    </w:p>
-    <w:p>
-      <w:pPr>
-        <w:pStyle w:val="ListBullet"/>
-        <w:spacing w:after="20"/>
-      </w:pPr>
-      <w:r>
-        <w:rPr>
-          <w:rFonts w:ascii="Arial" w:hAnsi="Arial"/>
-          <w:b/>
-          <w:color w:val="F76995"/>
-          <w:sz w:val="22"/>
-        </w:rPr>
-        <w:t>Nony lasa izy, dia nody izahay.</w:t>
-      </w:r>
-    </w:p>
-    <w:p>
-      <w:pPr>
-        <w:spacing w:after="80" w:before="0"/>
-      </w:pPr>
-      <w:r>
-        <w:rPr>
-          <w:rFonts w:ascii="Arial" w:hAnsi="Arial"/>
-          <w:b/>
-          <w:i w:val="0"/>
-          <w:color w:val="000000"/>
-          <w:sz w:val="22"/>
-        </w:rPr>
-        <w:t>Analog : fony, raha, rehefa.</w:t>
-      </w:r>
-    </w:p>
-    <w:p>
-      <w:pPr>
-        <w:keepNext/>
-        <w:spacing w:after="60" w:before="0"/>
-      </w:pPr>
-      <w:r>
-        <w:rPr>
-          <w:rFonts w:ascii="Arial" w:hAnsi="Arial"/>
-          <w:b/>
-          <w:i w:val="0"/>
-          <w:color w:val="00B0F0"/>
-          <w:sz w:val="23"/>
-        </w:rPr>
-        <w:t>3. No ho</w:t>
-      </w:r>
-    </w:p>
-    <w:p>
-      <w:pPr>
-        <w:spacing w:after="80" w:before="0"/>
-      </w:pPr>
-      <w:r>
-        <w:rPr>
-          <w:rFonts w:ascii="Arial" w:hAnsi="Arial"/>
-          <w:b/>
-          <w:i w:val="0"/>
-          <w:color w:val="000000"/>
-          <w:sz w:val="22"/>
-        </w:rPr>
-        <w:t>Tsy teny tokana mitambatra ity fa « no » sy « ho » miaraka.</w:t>
-      </w:r>
-    </w:p>
-    <w:p>
-      <w:pPr>
-        <w:spacing w:after="80" w:before="0"/>
-      </w:pPr>
-      <w:r>
-        <w:rPr>
-          <w:rFonts w:ascii="Arial" w:hAnsi="Arial"/>
-          <w:b/>
-          <w:i w:val="0"/>
-          <w:color w:val="000000"/>
-          <w:sz w:val="22"/>
-        </w:rPr>
-        <w:t>« no » : Ny - L “no” -EM (mivadi-drafitra). « ho » : mpanamarika ny “ ho avy ”.</w:t>
-      </w:r>
-    </w:p>
-    <w:p>
-      <w:pPr>
-        <w:spacing w:after="100" w:before="0"/>
-      </w:pPr>
-      <w:r>
-        <w:rPr>
-          <w:rFonts w:ascii="Arial" w:hAnsi="Arial"/>
-          <w:b w:val="0"/>
-          <w:i/>
-          <w:color w:val="808080"/>
-          <w:sz w:val="16"/>
-        </w:rPr>
-        <w:t>(PE T5, Fitsipiky ny teny, p.19 : « Rafitry ny fehezanteny manana EM voasoritra — Mivadi-drafitra : Ny - L “no” -EM » ; « Matoanteny misy ny ho-/ho mpanamarika ny “ ho avy ” ».)</w:t>
-      </w:r>
-    </w:p>
-    <w:p>
-      <w:pPr>
-        <w:spacing w:after="80" w:before="0"/>
-      </w:pPr>
-      <w:r>
-        <w:rPr>
-          <w:rFonts w:ascii="Arial" w:hAnsi="Arial"/>
-          <w:b/>
-          <w:i w:val="0"/>
-          <w:color w:val="000000"/>
-          <w:sz w:val="22"/>
-        </w:rPr>
-        <w:t>Raha matoantenin' ny iharana misy tovana, mitovona ny ho.</w:t>
+        <w:t>Raha manana ny hevitra hoe « satria » na « antony » ny fehezanteny dia « noho ny » no ampiasaina, ka anarana na mpisolo anarana no manaraka azy.</w:t>
       </w:r>
     </w:p>
     <w:p>
@@ -1918,147 +1396,604 @@
       </w:pPr>
       <w:r>
         <w:rPr>
-          <w:rFonts w:ascii="Arial" w:hAnsi="Arial"/>
-          <w:b/>
-          <w:i w:val="0"/>
+          <w:i/>
           <w:color w:val="78B832"/>
-          <w:sz w:val="22"/>
+          <w:u w:val="single"/>
         </w:rPr>
         <w:t>Ohatra:</w:t>
       </w:r>
     </w:p>
     <w:p>
       <w:pPr>
-        <w:pStyle w:val="ListNumber"/>
-        <w:spacing w:after="20"/>
+        <w:numPr>
+          <w:ilvl w:val="0"/>
+          <w:numId w:val="101"/>
+        </w:numPr>
+        <w:spacing w:after="40" w:before="0"/>
       </w:pPr>
       <w:r>
+        <w:t xml:space="preserve">Tsy nivoaka izy </w:t>
+      </w:r>
+      <w:r>
         <w:rPr>
-          <w:rFonts w:ascii="Arial" w:hAnsi="Arial"/>
           <w:b/>
+          <w:i/>
           <w:color w:val="F76995"/>
-          <w:sz w:val="22"/>
         </w:rPr>
-        <w:t>Ho tonga rahampitso izy. = Rahampitso izy no ho tonga.</w:t>
+        <w:t>noho ny</w:t>
+      </w:r>
+      <w:r>
+        <w:t xml:space="preserve"> ranonorana.</w:t>
       </w:r>
     </w:p>
     <w:p>
       <w:pPr>
-        <w:pStyle w:val="ListNumber"/>
-        <w:spacing w:after="20"/>
+        <w:numPr>
+          <w:ilvl w:val="0"/>
+          <w:numId w:val="101"/>
+        </w:numPr>
+        <w:spacing w:after="40" w:before="0"/>
       </w:pPr>
       <w:r>
+        <w:t xml:space="preserve">Tafita izy </w:t>
+      </w:r>
+      <w:r>
         <w:rPr>
-          <w:rFonts w:ascii="Arial" w:hAnsi="Arial"/>
           <w:b/>
+          <w:i/>
           <w:color w:val="F76995"/>
-          <w:sz w:val="22"/>
         </w:rPr>
-        <w:t>Ho vita ity rahariva. = Rahariva no ho vita ity.</w:t>
+        <w:t>noho ny</w:t>
+      </w:r>
+      <w:r>
+        <w:t xml:space="preserve"> fiezahany.</w:t>
       </w:r>
     </w:p>
     <w:p>
       <w:pPr>
-        <w:pStyle w:val="ListNumber"/>
-        <w:spacing w:after="20"/>
+        <w:spacing w:after="40" w:before="0"/>
+        <w:ind w:left="2160"/>
+      </w:pPr>
+    </w:p>
+    <w:p>
+      <w:pPr>
+        <w:spacing w:after="40" w:before="0"/>
       </w:pPr>
       <w:r>
         <w:rPr>
-          <w:rFonts w:ascii="Arial" w:hAnsi="Arial"/>
-          <w:b/>
-          <w:color w:val="F76995"/>
-          <w:sz w:val="22"/>
+          <w:i/>
+          <w:sz w:val="18"/>
         </w:rPr>
-        <w:t>Hovitaiko ity rahariva. = Rahariva ity no hovitaiko.</w:t>
-      </w:r>
-    </w:p>
-    <w:p>
-      <w:pPr>
-        <w:spacing w:after="100" w:before="0"/>
-      </w:pPr>
-      <w:r>
-        <w:rPr>
-          <w:rFonts w:ascii="Arial" w:hAnsi="Arial"/>
-          <w:b w:val="0"/>
-          <w:i/>
-          <w:color w:val="808080"/>
-          <w:sz w:val="16"/>
-        </w:rPr>
-        <w:t>(Ohatra nan'ny mpampianatra, recopies mot pour mot. Le « no » du milieu se retrouve dans « Nony handeha indrindra izahay no avy ny orana ».)</w:t>
+        <w:t>(PE T5, Fiasan'ny teny · Tsipelina, p.18 : « Fanoratana ny: samihafa/samy hafa, noho ny/nony/no ho » ; Rakibolana, « noho » (ppk.) = « azon'ny, satria ».)</w:t>
       </w:r>
     </w:p>
     <w:p>
       <w:pPr>
         <w:keepNext/>
-        <w:spacing w:after="60" w:before="0"/>
+        <w:numPr>
+          <w:ilvl w:val="0"/>
+          <w:numId w:val="100"/>
+        </w:numPr>
+        <w:spacing w:after="40" w:before="0"/>
       </w:pPr>
       <w:r>
         <w:rPr>
-          <w:rFonts w:ascii="Arial" w:hAnsi="Arial"/>
           <w:b/>
-          <w:i w:val="0"/>
           <w:color w:val="00B0F0"/>
-          <w:sz w:val="23"/>
+          <w:u w:val="single"/>
         </w:rPr>
-        <w:t>Raha hamintina</w:t>
+        <w:t>Noho</w:t>
+      </w:r>
+    </w:p>
+    <w:p>
+      <w:pPr>
+        <w:spacing w:after="40" w:before="0"/>
+        <w:ind w:firstLine="360"/>
+      </w:pPr>
+      <w:r>
+        <w:rPr>
+          <w:color w:val="000000"/>
+        </w:rPr>
+        <w:t xml:space="preserve">« Teny entina mampitaha zavatra roa » koa ny </w:t>
+      </w:r>
+      <w:r>
+        <w:rPr>
+          <w:b/>
+          <w:i/>
+          <w:color w:val="F76995"/>
+        </w:rPr>
+        <w:t>noho</w:t>
+      </w:r>
+      <w:r>
+        <w:rPr>
+          <w:color w:val="000000"/>
+        </w:rPr>
+        <w:t xml:space="preserve"> ; rehefa fehezanteny kosa manaraka azy dia tsy misy ny « ny ».</w:t>
+      </w:r>
+    </w:p>
+    <w:p>
+      <w:pPr>
+        <w:keepNext/>
+        <w:spacing w:after="40" w:before="0"/>
+        <w:ind w:firstLine="720"/>
+      </w:pPr>
+      <w:r>
+        <w:rPr>
+          <w:i/>
+          <w:color w:val="78B832"/>
+          <w:u w:val="single"/>
+        </w:rPr>
+        <w:t>Ohatra:</w:t>
+      </w:r>
+    </w:p>
+    <w:p>
+      <w:pPr>
+        <w:numPr>
+          <w:ilvl w:val="0"/>
+          <w:numId w:val="102"/>
+        </w:numPr>
+        <w:spacing w:after="40" w:before="0"/>
+      </w:pPr>
+      <w:r>
+        <w:t xml:space="preserve">Ny fahasalamana dia ambony lavitra </w:t>
+      </w:r>
+      <w:r>
+        <w:rPr>
+          <w:b/>
+          <w:i/>
+          <w:color w:val="F76995"/>
+        </w:rPr>
+        <w:t>noho</w:t>
+      </w:r>
+      <w:r>
+        <w:t xml:space="preserve"> ny fananan-karena.</w:t>
+      </w:r>
+    </w:p>
+    <w:p>
+      <w:pPr>
+        <w:numPr>
+          <w:ilvl w:val="0"/>
+          <w:numId w:val="102"/>
+        </w:numPr>
+        <w:spacing w:after="40" w:before="0"/>
+      </w:pPr>
+      <w:r>
+        <w:rPr>
+          <w:b/>
+          <w:i/>
+          <w:color w:val="F76995"/>
+        </w:rPr>
+        <w:t>Noho</w:t>
+      </w:r>
+      <w:r>
+        <w:t xml:space="preserve"> ianao mividy boky betsaka, dia ahenako ny vidin'ny tsirairay.</w:t>
+      </w:r>
+    </w:p>
+    <w:p>
+      <w:pPr>
+        <w:spacing w:after="40" w:before="0"/>
+        <w:ind w:left="2160"/>
+      </w:pPr>
+    </w:p>
+    <w:p>
+      <w:pPr>
+        <w:spacing w:after="40" w:before="0"/>
+      </w:pPr>
+      <w:r>
+        <w:rPr>
+          <w:i/>
+          <w:sz w:val="18"/>
+        </w:rPr>
+        <w:t>(Rakibolana Malagasy, « noho » (p, mt. sy ppt. Teh.) ; ohabolana, ohabolana.org.)</w:t>
+      </w:r>
+    </w:p>
+    <w:p>
+      <w:pPr>
+        <w:keepNext/>
+        <w:numPr>
+          <w:ilvl w:val="0"/>
+          <w:numId w:val="100"/>
+        </w:numPr>
+        <w:spacing w:after="40" w:before="0"/>
+      </w:pPr>
+      <w:r>
+        <w:rPr>
+          <w:b/>
+          <w:color w:val="00B0F0"/>
+          <w:u w:val="single"/>
+        </w:rPr>
+        <w:t>Nony</w:t>
+      </w:r>
+    </w:p>
+    <w:p>
+      <w:pPr>
+        <w:spacing w:after="40" w:before="0"/>
+        <w:ind w:firstLine="360"/>
+      </w:pPr>
+      <w:r>
+        <w:rPr>
+          <w:color w:val="000000"/>
+        </w:rPr>
+        <w:t xml:space="preserve">Raha manana ny hevitra hoe « rehefa » na « raha » ny fehezanteny — dia ny zavatra natao taorian'ny hafa — ampiasaina ny </w:t>
+      </w:r>
+      <w:r>
+        <w:rPr>
+          <w:b/>
+          <w:i/>
+          <w:color w:val="F76995"/>
+        </w:rPr>
+        <w:t>nony</w:t>
+      </w:r>
+      <w:r>
+        <w:rPr>
+          <w:color w:val="000000"/>
+        </w:rPr>
+        <w:t>, ka matoanteny lasa no manaraka azy.</w:t>
+      </w:r>
+    </w:p>
+    <w:p>
+      <w:pPr>
+        <w:keepNext/>
+        <w:spacing w:after="40" w:before="0"/>
+        <w:ind w:firstLine="720"/>
+      </w:pPr>
+      <w:r>
+        <w:rPr>
+          <w:i/>
+          <w:color w:val="78B832"/>
+          <w:u w:val="single"/>
+        </w:rPr>
+        <w:t>Ohatra:</w:t>
+      </w:r>
+    </w:p>
+    <w:p>
+      <w:pPr>
+        <w:numPr>
+          <w:ilvl w:val="0"/>
+          <w:numId w:val="103"/>
+        </w:numPr>
+        <w:spacing w:after="40" w:before="0"/>
+      </w:pPr>
+      <w:r>
+        <w:rPr>
+          <w:b/>
+          <w:i/>
+          <w:color w:val="F76995"/>
+        </w:rPr>
+        <w:t>Nony</w:t>
+      </w:r>
+      <w:r>
+        <w:t xml:space="preserve"> niamboho Ranavalona reniny, dia nitsoka ny rivo-pahafahana.</w:t>
+      </w:r>
+    </w:p>
+    <w:p>
+      <w:pPr>
+        <w:numPr>
+          <w:ilvl w:val="0"/>
+          <w:numId w:val="103"/>
+        </w:numPr>
+        <w:spacing w:after="40" w:before="0"/>
+      </w:pPr>
+      <w:r>
+        <w:rPr>
+          <w:b/>
+          <w:i/>
+          <w:color w:val="F76995"/>
+        </w:rPr>
+        <w:t>Nony</w:t>
+      </w:r>
+      <w:r>
+        <w:t xml:space="preserve"> handeha indrindra izahay no avy ny orana.</w:t>
+      </w:r>
+    </w:p>
+    <w:p>
+      <w:pPr>
+        <w:spacing w:after="40" w:before="0"/>
+        <w:ind w:left="2160"/>
+      </w:pPr>
+    </w:p>
+    <w:p>
+      <w:pPr>
+        <w:spacing w:after="40" w:before="0"/>
+      </w:pPr>
+      <w:r>
+        <w:rPr>
+          <w:i/>
+          <w:sz w:val="18"/>
+        </w:rPr>
+        <w:t>(Rakibolana an-tserasera, « nony » (conjonction) — https://malagasyword.org/bins/teny2/nony ; analog : fony, raha, rehefa.)</w:t>
+      </w:r>
+    </w:p>
+    <w:p>
+      <w:pPr>
+        <w:keepNext/>
+        <w:numPr>
+          <w:ilvl w:val="0"/>
+          <w:numId w:val="100"/>
+        </w:numPr>
+        <w:spacing w:after="40" w:before="0"/>
+      </w:pPr>
+      <w:r>
+        <w:rPr>
+          <w:b/>
+          <w:color w:val="00B0F0"/>
+          <w:u w:val="single"/>
+        </w:rPr>
+        <w:t>No ho</w:t>
+      </w:r>
+    </w:p>
+    <w:p>
+      <w:pPr>
+        <w:spacing w:after="40" w:before="0"/>
+        <w:ind w:firstLine="360"/>
+      </w:pPr>
+      <w:r>
+        <w:rPr>
+          <w:color w:val="000000"/>
+        </w:rPr>
+        <w:t xml:space="preserve">Matoantenin'ny iharana ny </w:t>
+      </w:r>
+      <w:r>
+        <w:rPr>
+          <w:b/>
+          <w:i/>
+          <w:color w:val="F76995"/>
+        </w:rPr>
+        <w:t>no</w:t>
+      </w:r>
+      <w:r>
+        <w:rPr>
+          <w:color w:val="000000"/>
+        </w:rPr>
+        <w:t xml:space="preserve"> ; rehefa misy tovana ny matoanteny dia </w:t>
+      </w:r>
+      <w:r>
+        <w:rPr>
+          <w:b/>
+          <w:i/>
+          <w:color w:val="F76995"/>
+        </w:rPr>
+        <w:t>mitovona ny ho</w:t>
+      </w:r>
+      <w:r>
+        <w:rPr>
+          <w:color w:val="000000"/>
+        </w:rPr>
+        <w:t xml:space="preserve">, ka atao hoe </w:t>
+      </w:r>
+      <w:r>
+        <w:rPr>
+          <w:b/>
+          <w:i/>
+          <w:color w:val="F76995"/>
+        </w:rPr>
+        <w:t>hovitaiko</w:t>
+      </w:r>
+      <w:r>
+        <w:rPr>
+          <w:color w:val="000000"/>
+        </w:rPr>
+        <w:t xml:space="preserve">, </w:t>
+      </w:r>
+      <w:r>
+        <w:rPr>
+          <w:b/>
+          <w:i/>
+          <w:color w:val="F76995"/>
+        </w:rPr>
+        <w:t>ho tonga</w:t>
+      </w:r>
+      <w:r>
+        <w:rPr>
+          <w:color w:val="000000"/>
+        </w:rPr>
+        <w:t>.</w:t>
+      </w:r>
+    </w:p>
+    <w:p>
+      <w:pPr>
+        <w:keepNext/>
+        <w:spacing w:after="40" w:before="0"/>
+        <w:ind w:firstLine="720"/>
+      </w:pPr>
+      <w:r>
+        <w:rPr>
+          <w:i/>
+          <w:color w:val="78B832"/>
+          <w:u w:val="single"/>
+        </w:rPr>
+        <w:t>Ohatra:</w:t>
+      </w:r>
+    </w:p>
+    <w:p>
+      <w:pPr>
+        <w:numPr>
+          <w:ilvl w:val="0"/>
+          <w:numId w:val="104"/>
+        </w:numPr>
+        <w:spacing w:after="40" w:before="0"/>
+      </w:pPr>
+      <w:r>
+        <w:t xml:space="preserve">Ho tonga rahampitso izy.  =  Rahampitso izy </w:t>
+      </w:r>
+      <w:r>
+        <w:rPr>
+          <w:b/>
+          <w:i/>
+          <w:color w:val="F76995"/>
+        </w:rPr>
+        <w:t>no ho</w:t>
+      </w:r>
+      <w:r>
+        <w:t xml:space="preserve"> tonga.</w:t>
+      </w:r>
+    </w:p>
+    <w:p>
+      <w:pPr>
+        <w:numPr>
+          <w:ilvl w:val="0"/>
+          <w:numId w:val="104"/>
+        </w:numPr>
+        <w:spacing w:after="40" w:before="0"/>
+      </w:pPr>
+      <w:r>
+        <w:t xml:space="preserve">Hovitaiko ity rahariva.  =  Rahariva ity </w:t>
+      </w:r>
+      <w:r>
+        <w:rPr>
+          <w:b/>
+          <w:i/>
+          <w:color w:val="F76995"/>
+        </w:rPr>
+        <w:t>no</w:t>
+      </w:r>
+      <w:r>
+        <w:t xml:space="preserve"> hovitaiko.</w:t>
+      </w:r>
+    </w:p>
+    <w:p>
+      <w:pPr>
+        <w:spacing w:after="40" w:before="0"/>
+        <w:ind w:left="2160"/>
+      </w:pPr>
+    </w:p>
+    <w:p>
+      <w:pPr>
+        <w:spacing w:after="40" w:before="0"/>
+      </w:pPr>
+      <w:r>
+        <w:rPr>
+          <w:i/>
+          <w:sz w:val="18"/>
+        </w:rPr>
+        <w:t>(Ohatra nomen'ny mpampianatra, recopies mot pour mot (refs/rakibolana_noho.txt).)</w:t>
+      </w:r>
+    </w:p>
+    <w:p>
+      <w:pPr>
+        <w:spacing w:after="40" w:before="0"/>
+        <w:ind w:firstLine="360"/>
+      </w:pPr>
+      <w:r>
+        <w:rPr>
+          <w:color w:val="000000"/>
+        </w:rPr>
+        <w:t xml:space="preserve">Jerena tsara : roa teny ny </w:t>
+      </w:r>
+      <w:r>
+        <w:rPr>
+          <w:b/>
+          <w:i/>
+          <w:color w:val="F76995"/>
+        </w:rPr>
+        <w:t>no ho</w:t>
+      </w:r>
+      <w:r>
+        <w:rPr>
+          <w:color w:val="000000"/>
+        </w:rPr>
+        <w:t xml:space="preserve"> (ny « no » sy ny « ho »), teny iray kosa ny </w:t>
+      </w:r>
+      <w:r>
+        <w:rPr>
+          <w:b/>
+          <w:i/>
+          <w:color w:val="F76995"/>
+        </w:rPr>
+        <w:t>noho</w:t>
+      </w:r>
+      <w:r>
+        <w:rPr>
+          <w:color w:val="000000"/>
+        </w:rPr>
+        <w:t>. Tsy azo ovaina ny iray ho ny iray.</w:t>
+      </w:r>
+    </w:p>
+    <w:p>
+      <w:pPr>
+        <w:spacing w:after="0"/>
+      </w:pPr>
+      <w:r>
+        <w:br w:type="page"/>
+      </w:r>
+    </w:p>
+    <w:p>
+      <w:pPr>
+        <w:spacing w:after="80" w:before="0"/>
+      </w:pPr>
+      <w:r>
+        <w:rPr>
+          <w:b/>
+          <w:color w:val="000000"/>
+          <w:u w:val="single"/>
+        </w:rPr>
+        <w:t>FANAZARAN-TENA</w:t>
+      </w:r>
+    </w:p>
+    <w:p>
+      <w:pPr>
+        <w:keepNext/>
+        <w:numPr>
+          <w:ilvl w:val="0"/>
+          <w:numId w:val="105"/>
+        </w:numPr>
+        <w:spacing w:after="40" w:before="0"/>
+      </w:pPr>
+      <w:r>
+        <w:t>Ampifandraiso amin'ny alalan'ny tsilo.</w:t>
       </w:r>
     </w:p>
     <w:tbl>
       <w:tblPr>
-        <w:tblW w:type="auto" w:w="0"/>
+        <w:tblStyle w:val="TableGrid"/>
+        <w:tblW w:w="8924" w:type="dxa"/>
         <w:jc w:val="center"/>
+        <w:tblLayout w:type="fixed"/>
         <w:tblLook w:firstColumn="1" w:firstRow="1" w:lastColumn="0" w:lastRow="0" w:noHBand="0" w:noVBand="1" w:val="04A0"/>
-        <w:tblBorders>
-          <w:top w:val="single" w:sz="6" w:color="000000"/>
-          <w:left w:val="single" w:sz="6" w:color="000000"/>
-          <w:bottom w:val="single" w:sz="6" w:color="000000"/>
-          <w:right w:val="single" w:sz="6" w:color="000000"/>
-          <w:insideH w:val="single" w:sz="6" w:color="000000"/>
-          <w:insideV w:val="single" w:sz="6" w:color="000000"/>
-        </w:tblBorders>
       </w:tblPr>
       <w:tblGrid>
-        <w:gridCol w:w="4933"/>
-        <w:gridCol w:w="4933"/>
+        <w:gridCol w:w="2545"/>
+        <w:gridCol w:w="567"/>
+        <w:gridCol w:w="5812"/>
       </w:tblGrid>
       <w:tr>
         <w:tc>
           <w:tcPr>
-            <w:tcW w:type="dxa" w:w="4933"/>
+            <w:tcW w:type="dxa" w:w="2545"/>
           </w:tcPr>
           <w:p>
             <w:pPr>
-              <w:spacing w:after="20" w:before="20"/>
-              <w:jc w:val="center"/>
+              <w:spacing w:after="40" w:before="0"/>
             </w:pPr>
             <w:r/>
             <w:r>
-              <w:rPr>
-                <w:rFonts w:ascii="Arial" w:hAnsi="Arial"/>
-                <w:b/>
-                <w:sz w:val="20"/>
-              </w:rPr>
-              <w:t>Teny</w:t>
+              <w:t>Reraka izy noho ny •</w:t>
             </w:r>
           </w:p>
         </w:tc>
         <w:tc>
           <w:tcPr>
-            <w:tcW w:type="dxa" w:w="4933"/>
+            <w:tcW w:type="dxa" w:w="567"/>
           </w:tcPr>
           <w:p>
             <w:pPr>
-              <w:spacing w:after="20" w:before="20"/>
-              <w:jc w:val="center"/>
+              <w:spacing w:after="40" w:before="0"/>
+            </w:pPr>
+            <w:r/>
+            <w:r/>
+          </w:p>
+        </w:tc>
+        <w:tc>
+          <w:tcPr>
+            <w:tcW w:type="dxa" w:w="5812"/>
+          </w:tcPr>
+          <w:p>
+            <w:pPr>
+              <w:spacing w:after="40" w:before="0"/>
             </w:pPr>
             <w:r/>
             <w:r>
-              <w:rPr>
-                <w:rFonts w:ascii="Arial" w:hAnsi="Arial"/>
-                <w:b/>
-                <w:sz w:val="20"/>
-              </w:rPr>
-              <w:t>Fampiasana azy</w:t>
+              <w:t>ratra nahazo azy.</w:t>
             </w:r>
           </w:p>
         </w:tc>
@@ -2066,43 +2001,41 @@
       <w:tr>
         <w:tc>
           <w:tcPr>
-            <w:tcW w:type="dxa" w:w="4933"/>
+            <w:tcW w:type="dxa" w:w="2545"/>
           </w:tcPr>
           <w:p>
             <w:pPr>
-              <w:spacing w:after="20" w:before="20"/>
-              <w:jc w:val="center"/>
+              <w:spacing w:after="40" w:before="0"/>
             </w:pPr>
             <w:r/>
             <w:r>
-              <w:rPr>
-                <w:rFonts w:ascii="Arial" w:hAnsi="Arial"/>
-                <w:b/>
-                <w:color w:val="F76995"/>
-                <w:sz w:val="21"/>
-              </w:rPr>
-              <w:t>noho ny</w:t>
+              <w:t>Nony lasa izy, •</w:t>
             </w:r>
           </w:p>
         </w:tc>
         <w:tc>
           <w:tcPr>
-            <w:tcW w:type="dxa" w:w="4933"/>
+            <w:tcW w:type="dxa" w:w="567"/>
           </w:tcPr>
           <w:p>
             <w:pPr>
-              <w:spacing w:after="20" w:before="20"/>
-              <w:jc w:val="center"/>
+              <w:spacing w:after="40" w:before="0"/>
+            </w:pPr>
+            <w:r/>
+            <w:r/>
+          </w:p>
+        </w:tc>
+        <w:tc>
+          <w:tcPr>
+            <w:tcW w:type="dxa" w:w="5812"/>
+          </w:tcPr>
+          <w:p>
+            <w:pPr>
+              <w:spacing w:after="40" w:before="0"/>
             </w:pPr>
             <w:r/>
             <w:r>
-              <w:rPr>
-                <w:rFonts w:ascii="Arial" w:hAnsi="Arial"/>
-                <w:b/>
-                <w:color w:val="F76995"/>
-                <w:sz w:val="21"/>
-              </w:rPr>
-              <w:t>Satria misy… (antony) ; ampiasaina koa amin'ny fampitahana zavatra roa</w:t>
+              <w:t>dia nody izahay.</w:t>
             </w:r>
           </w:p>
         </w:tc>
@@ -2110,43 +2043,41 @@
       <w:tr>
         <w:tc>
           <w:tcPr>
-            <w:tcW w:type="dxa" w:w="4933"/>
+            <w:tcW w:type="dxa" w:w="2545"/>
           </w:tcPr>
           <w:p>
             <w:pPr>
-              <w:spacing w:after="20" w:before="20"/>
-              <w:jc w:val="center"/>
+              <w:spacing w:after="40" w:before="0"/>
             </w:pPr>
             <w:r/>
             <w:r>
-              <w:rPr>
-                <w:rFonts w:ascii="Arial" w:hAnsi="Arial"/>
-                <w:b/>
-                <w:color w:val="F76995"/>
-                <w:sz w:val="21"/>
-              </w:rPr>
-              <w:t>nony</w:t>
+              <w:t>Nony nahita ny reniny ny zaza, •</w:t>
             </w:r>
           </w:p>
         </w:tc>
         <w:tc>
           <w:tcPr>
-            <w:tcW w:type="dxa" w:w="4933"/>
+            <w:tcW w:type="dxa" w:w="567"/>
           </w:tcPr>
           <w:p>
             <w:pPr>
-              <w:spacing w:after="20" w:before="20"/>
-              <w:jc w:val="center"/>
+              <w:spacing w:after="40" w:before="0"/>
+            </w:pPr>
+            <w:r/>
+            <w:r/>
+          </w:p>
+        </w:tc>
+        <w:tc>
+          <w:tcPr>
+            <w:tcW w:type="dxa" w:w="5812"/>
+          </w:tcPr>
+          <w:p>
+            <w:pPr>
+              <w:spacing w:after="40" w:before="0"/>
             </w:pPr>
             <w:r/>
             <w:r>
-              <w:rPr>
-                <w:rFonts w:ascii="Arial" w:hAnsi="Arial"/>
-                <w:b/>
-                <w:color w:val="F76995"/>
-                <w:sz w:val="21"/>
-              </w:rPr>
-              <w:t>Rehefa… (fotoana)</w:t>
+              <w:t>dia nitsiky.</w:t>
             </w:r>
           </w:p>
         </w:tc>
@@ -2154,43 +2085,167 @@
       <w:tr>
         <w:tc>
           <w:tcPr>
-            <w:tcW w:type="dxa" w:w="4933"/>
+            <w:tcW w:type="dxa" w:w="2545"/>
           </w:tcPr>
           <w:p>
             <w:pPr>
-              <w:spacing w:after="20" w:before="20"/>
-              <w:jc w:val="center"/>
+              <w:spacing w:after="40" w:before="0"/>
             </w:pPr>
             <w:r/>
             <w:r>
-              <w:rPr>
-                <w:rFonts w:ascii="Arial" w:hAnsi="Arial"/>
-                <w:b/>
-                <w:color w:val="F76995"/>
-                <w:sz w:val="21"/>
-              </w:rPr>
-              <w:t>no ho</w:t>
+              <w:t>Ampiasaina ny teny •</w:t>
             </w:r>
           </w:p>
         </w:tc>
         <w:tc>
           <w:tcPr>
-            <w:tcW w:type="dxa" w:w="4933"/>
+            <w:tcW w:type="dxa" w:w="567"/>
           </w:tcPr>
           <w:p>
             <w:pPr>
-              <w:spacing w:after="20" w:before="20"/>
-              <w:jc w:val="center"/>
+              <w:spacing w:after="40" w:before="0"/>
+            </w:pPr>
+            <w:r/>
+            <w:r/>
+          </w:p>
+        </w:tc>
+        <w:tc>
+          <w:tcPr>
+            <w:tcW w:type="dxa" w:w="5812"/>
+          </w:tcPr>
+          <w:p>
+            <w:pPr>
+              <w:spacing w:after="40" w:before="0"/>
             </w:pPr>
             <w:r/>
             <w:r>
-              <w:rPr>
-                <w:rFonts w:ascii="Arial" w:hAnsi="Arial"/>
-                <w:b/>
-                <w:color w:val="F76995"/>
-                <w:sz w:val="21"/>
-              </w:rPr>
-              <w:t>« no » (mivadi-drafitra) + « ho » (ho avy) ; mitambatra rehefa misy tovana ny matoanteny</w:t>
+              <w:t>ho fitaovana ianarana, ifandraisana ary anehoana hevitra.</w:t>
+            </w:r>
+          </w:p>
+        </w:tc>
+      </w:tr>
+      <w:tr>
+        <w:tc>
+          <w:tcPr>
+            <w:tcW w:type="dxa" w:w="2545"/>
+          </w:tcPr>
+          <w:p>
+            <w:pPr>
+              <w:spacing w:after="40" w:before="0"/>
+            </w:pPr>
+            <w:r/>
+            <w:r>
+              <w:t>noho ny •</w:t>
+            </w:r>
+          </w:p>
+        </w:tc>
+        <w:tc>
+          <w:tcPr>
+            <w:tcW w:type="dxa" w:w="567"/>
+          </w:tcPr>
+          <w:p>
+            <w:pPr>
+              <w:spacing w:after="40" w:before="0"/>
+            </w:pPr>
+            <w:r/>
+            <w:r/>
+          </w:p>
+        </w:tc>
+        <w:tc>
+          <w:tcPr>
+            <w:tcW w:type="dxa" w:w="5812"/>
+          </w:tcPr>
+          <w:p>
+            <w:pPr>
+              <w:spacing w:after="40" w:before="0"/>
+            </w:pPr>
+            <w:r/>
+            <w:r>
+              <w:t>antony</w:t>
+            </w:r>
+          </w:p>
+        </w:tc>
+      </w:tr>
+      <w:tr>
+        <w:tc>
+          <w:tcPr>
+            <w:tcW w:type="dxa" w:w="2545"/>
+          </w:tcPr>
+          <w:p>
+            <w:pPr>
+              <w:spacing w:after="40" w:before="0"/>
+            </w:pPr>
+            <w:r/>
+            <w:r>
+              <w:t>nony •</w:t>
+            </w:r>
+          </w:p>
+        </w:tc>
+        <w:tc>
+          <w:tcPr>
+            <w:tcW w:type="dxa" w:w="567"/>
+          </w:tcPr>
+          <w:p>
+            <w:pPr>
+              <w:spacing w:after="40" w:before="0"/>
+            </w:pPr>
+            <w:r/>
+            <w:r/>
+          </w:p>
+        </w:tc>
+        <w:tc>
+          <w:tcPr>
+            <w:tcW w:type="dxa" w:w="5812"/>
+          </w:tcPr>
+          <w:p>
+            <w:pPr>
+              <w:spacing w:after="40" w:before="0"/>
+            </w:pPr>
+            <w:r/>
+            <w:r>
+              <w:t>rehefa</w:t>
+            </w:r>
+          </w:p>
+        </w:tc>
+      </w:tr>
+      <w:tr>
+        <w:tc>
+          <w:tcPr>
+            <w:tcW w:type="dxa" w:w="2545"/>
+          </w:tcPr>
+          <w:p>
+            <w:pPr>
+              <w:spacing w:after="40" w:before="0"/>
+            </w:pPr>
+            <w:r/>
+            <w:r>
+              <w:t>no ho •</w:t>
+            </w:r>
+          </w:p>
+        </w:tc>
+        <w:tc>
+          <w:tcPr>
+            <w:tcW w:type="dxa" w:w="567"/>
+          </w:tcPr>
+          <w:p>
+            <w:pPr>
+              <w:spacing w:after="40" w:before="0"/>
+            </w:pPr>
+            <w:r/>
+            <w:r/>
+          </w:p>
+        </w:tc>
+        <w:tc>
+          <w:tcPr>
+            <w:tcW w:type="dxa" w:w="5812"/>
+          </w:tcPr>
+          <w:p>
+            <w:pPr>
+              <w:spacing w:after="40" w:before="0"/>
+            </w:pPr>
+            <w:r/>
+            <w:r>
+              <w:t>matoantenin'ny iharana</w:t>
             </w:r>
           </w:p>
         </w:tc>
@@ -2204,437 +2259,26 @@
     <w:p>
       <w:pPr>
         <w:keepNext/>
+        <w:numPr>
+          <w:ilvl w:val="0"/>
+          <w:numId w:val="105"/>
+        </w:numPr>
         <w:spacing w:after="40" w:before="0"/>
       </w:pPr>
       <w:r>
-        <w:rPr>
-          <w:rFonts w:ascii="Arial" w:hAnsi="Arial"/>
-          <w:b/>
-          <w:i w:val="0"/>
-          <w:color w:val="78B832"/>
-          <w:sz w:val="22"/>
-        </w:rPr>
-        <w:t>Ohatra:</w:t>
+        <w:t>Fenoy « noho ny » na « noho » na « nony » na « no » na « ho » ny banga.</w:t>
       </w:r>
     </w:p>
     <w:p>
       <w:pPr>
-        <w:pStyle w:val="ListNumber"/>
-        <w:spacing w:after="20"/>
+        <w:spacing w:after="40" w:before="0"/>
+        <w:ind w:firstLine="720"/>
       </w:pPr>
       <w:r>
         <w:rPr>
-          <w:rFonts w:ascii="Arial" w:hAnsi="Arial"/>
-          <w:b/>
-          <w:color w:val="F76995"/>
-          <w:sz w:val="22"/>
+          <w:color w:val="000000"/>
         </w:rPr>
-        <w:t>Tsy nivoaka izy noho ny ranonorana.</w:t>
-      </w:r>
-    </w:p>
-    <w:p>
-      <w:pPr>
-        <w:pStyle w:val="ListNumber"/>
-        <w:spacing w:after="20"/>
-      </w:pPr>
-      <w:r>
-        <w:rPr>
-          <w:rFonts w:ascii="Arial" w:hAnsi="Arial"/>
-          <w:b/>
-          <w:color w:val="F76995"/>
-          <w:sz w:val="22"/>
-        </w:rPr>
-        <w:t>Nony lasa izy, dia nody izahay.</w:t>
-      </w:r>
-    </w:p>
-    <w:p>
-      <w:pPr>
-        <w:pStyle w:val="ListNumber"/>
-        <w:spacing w:after="20"/>
-      </w:pPr>
-      <w:r>
-        <w:rPr>
-          <w:rFonts w:ascii="Arial" w:hAnsi="Arial"/>
-          <w:b/>
-          <w:color w:val="F76995"/>
-          <w:sz w:val="22"/>
-        </w:rPr>
-        <w:t>Rahampitso izy no ho tonga.</w:t>
-      </w:r>
-    </w:p>
-    <w:p>
-      <w:pPr>
-        <w:keepNext/>
-        <w:spacing w:after="120" w:before="0"/>
-        <w:jc w:val="center"/>
-      </w:pPr>
-      <w:r>
-        <w:rPr>
-          <w:rFonts w:ascii="Arial" w:hAnsi="Arial"/>
-          <w:b/>
-          <w:i w:val="0"/>
-          <w:color w:val="000000"/>
-          <w:sz w:val="26"/>
-        </w:rPr>
-        <w:t>FANAZARAN-TENA</w:t>
-      </w:r>
-    </w:p>
-    <w:p>
-      <w:pPr>
-        <w:keepNext/>
-        <w:spacing w:after="80" w:before="0"/>
-      </w:pPr>
-      <w:r>
-        <w:rPr>
-          <w:rFonts w:ascii="Arial" w:hAnsi="Arial"/>
-          <w:b/>
-          <w:i w:val="0"/>
-          <w:color w:val="000000"/>
-          <w:sz w:val="22"/>
-        </w:rPr>
-        <w:t>1. Ampifandraiso amin'ny alalan'ny tsilo</w:t>
-      </w:r>
-    </w:p>
-    <w:tbl>
-      <w:tblPr>
-        <w:tblW w:type="auto" w:w="0"/>
-        <w:jc w:val="center"/>
-        <w:tblLook w:firstColumn="1" w:firstRow="1" w:lastColumn="0" w:lastRow="0" w:noHBand="0" w:noVBand="1" w:val="04A0"/>
-      </w:tblPr>
-      <w:tblGrid>
-        <w:gridCol w:w="3289"/>
-        <w:gridCol w:w="3289"/>
-        <w:gridCol w:w="3289"/>
-      </w:tblGrid>
-      <w:tr>
-        <w:tc>
-          <w:tcPr>
-            <w:tcW w:type="dxa" w:w="3289"/>
-          </w:tcPr>
-          <w:p>
-            <w:pPr>
-              <w:spacing w:after="20" w:before="20"/>
-            </w:pPr>
-            <w:r/>
-            <w:r>
-              <w:rPr>
-                <w:rFonts w:ascii="Arial" w:hAnsi="Arial"/>
-                <w:b w:val="0"/>
-                <w:color w:val="F76995"/>
-                <w:sz w:val="20"/>
-              </w:rPr>
-              <w:t>1. Satria misy… (antony)</w:t>
-            </w:r>
-          </w:p>
-        </w:tc>
-        <w:tc>
-          <w:tcPr>
-            <w:tcW w:type="dxa" w:w="3289"/>
-          </w:tcPr>
-          <w:p>
-            <w:pPr>
-              <w:spacing w:after="20" w:before="20"/>
-              <w:jc w:val="center"/>
-            </w:pPr>
-            <w:r/>
-            <w:r>
-              <w:rPr>
-                <w:rFonts w:ascii="Arial" w:hAnsi="Arial"/>
-                <w:b w:val="0"/>
-                <w:sz w:val="20"/>
-              </w:rPr>
-              <w:t>•••</w:t>
-            </w:r>
-          </w:p>
-        </w:tc>
-        <w:tc>
-          <w:tcPr>
-            <w:tcW w:type="dxa" w:w="3289"/>
-          </w:tcPr>
-          <w:p>
-            <w:pPr>
-              <w:spacing w:after="20" w:before="20"/>
-              <w:jc w:val="right"/>
-            </w:pPr>
-            <w:r/>
-            <w:r>
-              <w:rPr>
-                <w:rFonts w:ascii="Arial" w:hAnsi="Arial"/>
-                <w:b w:val="0"/>
-                <w:color w:val="F76995"/>
-                <w:sz w:val="20"/>
-              </w:rPr>
-              <w:t>a. nony</w:t>
-            </w:r>
-          </w:p>
-        </w:tc>
-      </w:tr>
-      <w:tr>
-        <w:tc>
-          <w:tcPr>
-            <w:tcW w:type="dxa" w:w="3289"/>
-          </w:tcPr>
-          <w:p>
-            <w:pPr>
-              <w:spacing w:after="20" w:before="20"/>
-            </w:pPr>
-            <w:r/>
-            <w:r>
-              <w:rPr>
-                <w:rFonts w:ascii="Arial" w:hAnsi="Arial"/>
-                <w:b w:val="0"/>
-                <w:color w:val="F76995"/>
-                <w:sz w:val="20"/>
-              </w:rPr>
-              <w:t>2. Rehefa… (fotoana)</w:t>
-            </w:r>
-          </w:p>
-        </w:tc>
-        <w:tc>
-          <w:tcPr>
-            <w:tcW w:type="dxa" w:w="3289"/>
-          </w:tcPr>
-          <w:p>
-            <w:pPr>
-              <w:spacing w:after="20" w:before="20"/>
-              <w:jc w:val="center"/>
-            </w:pPr>
-            <w:r/>
-            <w:r>
-              <w:rPr>
-                <w:rFonts w:ascii="Arial" w:hAnsi="Arial"/>
-                <w:b w:val="0"/>
-                <w:sz w:val="20"/>
-              </w:rPr>
-              <w:t>•••</w:t>
-            </w:r>
-          </w:p>
-        </w:tc>
-        <w:tc>
-          <w:tcPr>
-            <w:tcW w:type="dxa" w:w="3289"/>
-          </w:tcPr>
-          <w:p>
-            <w:pPr>
-              <w:spacing w:after="20" w:before="20"/>
-              <w:jc w:val="right"/>
-            </w:pPr>
-            <w:r/>
-            <w:r>
-              <w:rPr>
-                <w:rFonts w:ascii="Arial" w:hAnsi="Arial"/>
-                <w:b w:val="0"/>
-                <w:color w:val="F76995"/>
-                <w:sz w:val="20"/>
-              </w:rPr>
-              <w:t>b. no ho</w:t>
-            </w:r>
-          </w:p>
-        </w:tc>
-      </w:tr>
-      <w:tr>
-        <w:tc>
-          <w:tcPr>
-            <w:tcW w:type="dxa" w:w="3289"/>
-          </w:tcPr>
-          <w:p>
-            <w:pPr>
-              <w:spacing w:after="20" w:before="20"/>
-            </w:pPr>
-            <w:r/>
-            <w:r>
-              <w:rPr>
-                <w:rFonts w:ascii="Arial" w:hAnsi="Arial"/>
-                <w:b w:val="0"/>
-                <w:color w:val="F76995"/>
-                <w:sz w:val="20"/>
-              </w:rPr>
-              <w:t>3. « no » (mivadi-drafitra) sy « ho » (ho avy)</w:t>
-            </w:r>
-          </w:p>
-        </w:tc>
-        <w:tc>
-          <w:tcPr>
-            <w:tcW w:type="dxa" w:w="3289"/>
-          </w:tcPr>
-          <w:p>
-            <w:pPr>
-              <w:spacing w:after="20" w:before="20"/>
-              <w:jc w:val="center"/>
-            </w:pPr>
-            <w:r/>
-            <w:r>
-              <w:rPr>
-                <w:rFonts w:ascii="Arial" w:hAnsi="Arial"/>
-                <w:b w:val="0"/>
-                <w:sz w:val="20"/>
-              </w:rPr>
-              <w:t>•••</w:t>
-            </w:r>
-          </w:p>
-        </w:tc>
-        <w:tc>
-          <w:tcPr>
-            <w:tcW w:type="dxa" w:w="3289"/>
-          </w:tcPr>
-          <w:p>
-            <w:pPr>
-              <w:spacing w:after="20" w:before="20"/>
-              <w:jc w:val="right"/>
-            </w:pPr>
-            <w:r/>
-            <w:r>
-              <w:rPr>
-                <w:rFonts w:ascii="Arial" w:hAnsi="Arial"/>
-                <w:b w:val="0"/>
-                <w:color w:val="F76995"/>
-                <w:sz w:val="20"/>
-              </w:rPr>
-              <w:t>c. noho ny</w:t>
-            </w:r>
-          </w:p>
-        </w:tc>
-      </w:tr>
-    </w:tbl>
-    <w:p>
-      <w:pPr>
-        <w:spacing w:after="40" w:before="0"/>
-      </w:pPr>
-    </w:p>
-    <w:p>
-      <w:pPr>
-        <w:keepNext/>
-        <w:spacing w:after="80" w:before="0"/>
-      </w:pPr>
-      <w:r>
-        <w:rPr>
-          <w:rFonts w:ascii="Arial" w:hAnsi="Arial"/>
-          <w:b/>
-          <w:i w:val="0"/>
-          <w:color w:val="000000"/>
-          <w:sz w:val="22"/>
-        </w:rPr>
-        <w:t>2. Fenoy noho ny, nony na no ho ny banga.</w:t>
-      </w:r>
-    </w:p>
-    <w:p>
-      <w:pPr>
-        <w:spacing w:after="80" w:before="0"/>
-      </w:pPr>
-      <w:r>
-        <w:rPr>
-          <w:rFonts w:ascii="Arial" w:hAnsi="Arial"/>
-          <w:b w:val="0"/>
-          <w:i w:val="0"/>
-          <w:color w:val="000000"/>
-          <w:sz w:val="22"/>
-        </w:rPr>
-        <w:t xml:space="preserve"> Tsy nivoaka izy ………… ny ranonorana.</w:t>
-      </w:r>
-    </w:p>
-    <w:p>
-      <w:pPr>
-        <w:spacing w:after="80" w:before="0"/>
-      </w:pPr>
-      <w:r>
-        <w:rPr>
-          <w:rFonts w:ascii="Arial" w:hAnsi="Arial"/>
-          <w:b w:val="0"/>
-          <w:i w:val="0"/>
-          <w:color w:val="000000"/>
-          <w:sz w:val="22"/>
-        </w:rPr>
-        <w:t xml:space="preserve"> Tafita izy ………… ny fiezahany.</w:t>
-      </w:r>
-    </w:p>
-    <w:p>
-      <w:pPr>
-        <w:spacing w:after="80" w:before="0"/>
-      </w:pPr>
-      <w:r>
-        <w:rPr>
-          <w:rFonts w:ascii="Arial" w:hAnsi="Arial"/>
-          <w:b w:val="0"/>
-          <w:i w:val="0"/>
-          <w:color w:val="000000"/>
-          <w:sz w:val="22"/>
-        </w:rPr>
-        <w:t xml:space="preserve"> ………… ianao mividy boky betsaka, dia ahenako ny vidin'ny tsirairay.</w:t>
-      </w:r>
-    </w:p>
-    <w:p>
-      <w:pPr>
-        <w:spacing w:after="80" w:before="0"/>
-      </w:pPr>
-      <w:r>
-        <w:rPr>
-          <w:rFonts w:ascii="Arial" w:hAnsi="Arial"/>
-          <w:b w:val="0"/>
-          <w:i w:val="0"/>
-          <w:color w:val="000000"/>
-          <w:sz w:val="22"/>
-        </w:rPr>
-        <w:t xml:space="preserve"> ………… niamboho Ranavalona reniny, dia nitsoka ny rivo-pahafahana.</w:t>
-      </w:r>
-    </w:p>
-    <w:p>
-      <w:pPr>
-        <w:spacing w:after="80" w:before="0"/>
-      </w:pPr>
-      <w:r>
-        <w:rPr>
-          <w:rFonts w:ascii="Arial" w:hAnsi="Arial"/>
-          <w:b w:val="0"/>
-          <w:i w:val="0"/>
-          <w:color w:val="000000"/>
-          <w:sz w:val="22"/>
-        </w:rPr>
-        <w:t xml:space="preserve"> ………… midona ny orana, velon-tsento i Sahondra mahatsiaro andreniny.</w:t>
-      </w:r>
-    </w:p>
-    <w:p>
-      <w:pPr>
-        <w:spacing w:after="80" w:before="0"/>
-      </w:pPr>
-      <w:r>
-        <w:rPr>
-          <w:rFonts w:ascii="Arial" w:hAnsi="Arial"/>
-          <w:b w:val="0"/>
-          <w:i w:val="0"/>
-          <w:color w:val="000000"/>
-          <w:sz w:val="22"/>
-        </w:rPr>
-        <w:t xml:space="preserve"> Rahampitso izy ………… tonga.</w:t>
-      </w:r>
-    </w:p>
-    <w:p>
-      <w:pPr>
-        <w:spacing w:after="80" w:before="0"/>
-      </w:pPr>
-      <w:r>
-        <w:rPr>
-          <w:rFonts w:ascii="Arial" w:hAnsi="Arial"/>
-          <w:b w:val="0"/>
-          <w:i w:val="0"/>
-          <w:color w:val="000000"/>
-          <w:sz w:val="22"/>
-        </w:rPr>
-        <w:t xml:space="preserve"> Rahariva ………… ho vita ity.</w:t>
-      </w:r>
-    </w:p>
-    <w:p>
-      <w:pPr>
-        <w:spacing w:after="80" w:before="0"/>
-      </w:pPr>
-      <w:r>
-        <w:rPr>
-          <w:rFonts w:ascii="Arial" w:hAnsi="Arial"/>
-          <w:b w:val="0"/>
-          <w:i w:val="0"/>
-          <w:color w:val="000000"/>
-          <w:sz w:val="22"/>
-        </w:rPr>
-        <w:t xml:space="preserve"> Hovitaiko ity rahariva = Rahariva ity ………… hovitaiko.</w:t>
+        <w:t>Ny lahatsoratra ampiasaina dia mety …………………… lahatsoratra mitantara, manoritsoritra na mampahalala. …………………… midona ny orana, velon-tsento i Sahondra mahatsiaro andreniny. Ho vita ity rahariva. = Rahariva …………………… vita ity. Ny teny mahery lava …………………… ny tanana.</w:t>
       </w:r>
     </w:p>
     <w:p>
@@ -2645,17 +2289,129 @@
     <w:p>
       <w:pPr>
         <w:keepNext/>
+        <w:numPr>
+          <w:ilvl w:val="0"/>
+          <w:numId w:val="105"/>
+        </w:numPr>
+        <w:spacing w:after="40" w:before="0"/>
+      </w:pPr>
+      <w:r>
+        <w:t>Mamorona fehezanteny telo ahitana ny hoe « noho ny », « nony » sy « no ho ».</w:t>
+      </w:r>
+    </w:p>
+    <w:p>
+      <w:pPr>
+        <w:spacing w:after="40" w:before="0"/>
+      </w:pPr>
+    </w:p>
+    <w:p>
+      <w:pPr>
         <w:spacing w:after="80" w:before="0"/>
       </w:pPr>
       <w:r>
         <w:rPr>
-          <w:rFonts w:ascii="Arial" w:hAnsi="Arial"/>
           <w:b/>
-          <w:i w:val="0"/>
+          <w:color w:val="FA6A97"/>
+          <w:u w:val="single"/>
+        </w:rPr>
+        <w:t>FANITSIANA</w:t>
+      </w:r>
+    </w:p>
+    <w:p>
+      <w:pPr>
+        <w:keepNext/>
+        <w:numPr>
+          <w:ilvl w:val="0"/>
+          <w:numId w:val="106"/>
+        </w:numPr>
+        <w:spacing w:after="40" w:before="0"/>
+      </w:pPr>
+      <w:r>
+        <w:t>Ampifandraiso amin'ny alalan'ny tsilo.</w:t>
+      </w:r>
+    </w:p>
+    <w:p>
+      <w:pPr>
+        <w:spacing w:after="40" w:before="0"/>
+        <w:ind w:firstLine="720"/>
+      </w:pPr>
+      <w:r>
+        <w:rPr>
           <w:color w:val="000000"/>
-          <w:sz w:val="22"/>
         </w:rPr>
-        <w:t>3. Mamorona fehezanteny roa ahitana ny hoe « noho ny » sy ny hoe « nony ». Ampiasao ireto teny ireto: ranonorana, fiezahany, orana, fotoana.</w:t>
+        <w:t>Reraka izy noho ny : ratra nahazo azy.</w:t>
+      </w:r>
+    </w:p>
+    <w:p>
+      <w:pPr>
+        <w:spacing w:after="40" w:before="0"/>
+        <w:ind w:firstLine="720"/>
+      </w:pPr>
+      <w:r>
+        <w:rPr>
+          <w:color w:val="000000"/>
+        </w:rPr>
+        <w:t>Nony lasa izy, : dia nody izahay.</w:t>
+      </w:r>
+    </w:p>
+    <w:p>
+      <w:pPr>
+        <w:spacing w:after="40" w:before="0"/>
+        <w:ind w:firstLine="720"/>
+      </w:pPr>
+      <w:r>
+        <w:rPr>
+          <w:color w:val="000000"/>
+        </w:rPr>
+        <w:t>Nony nahita ny reniny ny zaza, : dia nitsiky.</w:t>
+      </w:r>
+    </w:p>
+    <w:p>
+      <w:pPr>
+        <w:spacing w:after="40" w:before="0"/>
+        <w:ind w:firstLine="720"/>
+      </w:pPr>
+      <w:r>
+        <w:rPr>
+          <w:color w:val="000000"/>
+        </w:rPr>
+        <w:t>Ampiasaina ny teny : ho fitaovana ianarana, ifandraisana ary anehoana hevitra.</w:t>
+      </w:r>
+    </w:p>
+    <w:p>
+      <w:pPr>
+        <w:spacing w:after="40" w:before="0"/>
+        <w:ind w:firstLine="720"/>
+      </w:pPr>
+      <w:r>
+        <w:rPr>
+          <w:color w:val="000000"/>
+        </w:rPr>
+        <w:t>noho ny : antony</w:t>
+      </w:r>
+    </w:p>
+    <w:p>
+      <w:pPr>
+        <w:spacing w:after="40" w:before="0"/>
+        <w:ind w:firstLine="720"/>
+      </w:pPr>
+      <w:r>
+        <w:rPr>
+          <w:color w:val="000000"/>
+        </w:rPr>
+        <w:t>nony : rehefa</w:t>
+      </w:r>
+    </w:p>
+    <w:p>
+      <w:pPr>
+        <w:spacing w:after="40" w:before="0"/>
+        <w:ind w:firstLine="720"/>
+      </w:pPr>
+      <w:r>
+        <w:rPr>
+          <w:color w:val="000000"/>
+        </w:rPr>
+        <w:t>no ho : matoantenin'ny iharana</w:t>
       </w:r>
     </w:p>
     <w:p>
@@ -2666,17 +2422,78 @@
     <w:p>
       <w:pPr>
         <w:keepNext/>
-        <w:spacing w:after="80" w:before="0"/>
+        <w:numPr>
+          <w:ilvl w:val="0"/>
+          <w:numId w:val="106"/>
+        </w:numPr>
+        <w:spacing w:after="40" w:before="0"/>
+      </w:pPr>
+      <w:r>
+        <w:t>Fenoy « noho ny » na « noho » na « nony » na « no » na « ho » ny banga.</w:t>
+      </w:r>
+    </w:p>
+    <w:p>
+      <w:pPr>
+        <w:spacing w:after="40" w:before="0"/>
+        <w:ind w:firstLine="720"/>
       </w:pPr>
       <w:r>
         <w:rPr>
-          <w:rFonts w:ascii="Arial" w:hAnsi="Arial"/>
-          <w:b/>
-          <w:i w:val="0"/>
           <w:color w:val="000000"/>
-          <w:sz w:val="22"/>
         </w:rPr>
-        <w:t>4. Hanova ny fehezanteny ho mivadi-drafitra : « Ho tonga rahampitso izy. »</w:t>
+        <w:t xml:space="preserve">Ny lahatsoratra ampiasaina dia mety </w:t>
+      </w:r>
+      <w:r>
+        <w:rPr>
+          <w:i/>
+          <w:color w:val="FF00FF"/>
+        </w:rPr>
+        <w:t>ho</w:t>
+      </w:r>
+      <w:r>
+        <w:rPr>
+          <w:color w:val="000000"/>
+        </w:rPr>
+        <w:t xml:space="preserve"> lahatsoratra mitantara, manoritsoritra na mampahalala. </w:t>
+      </w:r>
+      <w:r>
+        <w:rPr>
+          <w:i/>
+          <w:color w:val="FF00FF"/>
+        </w:rPr>
+        <w:t>Nony</w:t>
+      </w:r>
+      <w:r>
+        <w:rPr>
+          <w:color w:val="000000"/>
+        </w:rPr>
+        <w:t xml:space="preserve"> midona ny orana, velon-tsento i Sahondra mahatsiaro andreniny. Ho vita ity rahariva. = Rahariva </w:t>
+      </w:r>
+      <w:r>
+        <w:rPr>
+          <w:i/>
+          <w:color w:val="FF00FF"/>
+        </w:rPr>
+        <w:t>no ho</w:t>
+      </w:r>
+      <w:r>
+        <w:rPr>
+          <w:color w:val="000000"/>
+        </w:rPr>
+        <w:t xml:space="preserve"> vita ity. Ny teny mahery lava </w:t>
+      </w:r>
+      <w:r>
+        <w:rPr>
+          <w:i/>
+          <w:color w:val="FF00FF"/>
+        </w:rPr>
+        <w:t>noho</w:t>
+      </w:r>
+      <w:r>
+        <w:rPr>
+          <w:color w:val="000000"/>
+        </w:rPr>
+        <w:t xml:space="preserve"> ny tanana.</w:t>
       </w:r>
     </w:p>
     <w:p>
@@ -2687,18 +2504,14 @@
     <w:p>
       <w:pPr>
         <w:keepNext/>
-        <w:spacing w:after="120" w:before="0"/>
-        <w:jc w:val="center"/>
+        <w:numPr>
+          <w:ilvl w:val="0"/>
+          <w:numId w:val="106"/>
+        </w:numPr>
+        <w:spacing w:after="40" w:before="0"/>
       </w:pPr>
       <w:r>
-        <w:rPr>
-          <w:rFonts w:ascii="Arial" w:hAnsi="Arial"/>
-          <w:b/>
-          <w:i w:val="0"/>
-          <w:color w:val="FA6A97"/>
-          <w:sz w:val="26"/>
-        </w:rPr>
-        <w:t>FANITSIANA</w:t>
+        <w:t>Mamorona fehezanteny telo ahitana ny hoe « noho ny », « nony » sy « no ho ».</w:t>
       </w:r>
     </w:p>
     <w:p>
@@ -2707,57 +2520,10 @@
       </w:pPr>
       <w:r>
         <w:rPr>
-          <w:rFonts w:ascii="Arial" w:hAnsi="Arial"/>
-          <w:b/>
-          <w:i w:val="0"/>
-          <w:sz w:val="21"/>
+          <w:i/>
+          <w:color w:val="FF00FF"/>
         </w:rPr>
-        <w:t>1.</w:t>
-      </w:r>
-    </w:p>
-    <w:p>
-      <w:pPr>
-        <w:spacing w:after="40" w:before="0"/>
-      </w:pPr>
-      <w:r>
-        <w:rPr>
-          <w:rFonts w:ascii="Arial" w:hAnsi="Arial"/>
-          <w:b w:val="0"/>
-          <w:i w:val="0"/>
-          <w:color w:val="F76995"/>
-          <w:sz w:val="20"/>
-        </w:rPr>
-        <w:t xml:space="preserve">     Satria misy… (antony) : noho ny</w:t>
-      </w:r>
-    </w:p>
-    <w:p>
-      <w:pPr>
-        <w:spacing w:after="40" w:before="0"/>
-      </w:pPr>
-      <w:r>
-        <w:rPr>
-          <w:rFonts w:ascii="Arial" w:hAnsi="Arial"/>
-          <w:b w:val="0"/>
-          <w:i w:val="0"/>
-          <w:color w:val="F76995"/>
-          <w:sz w:val="20"/>
-        </w:rPr>
-        <w:t xml:space="preserve">     Rehefa… (fotoana) : nony</w:t>
-      </w:r>
-    </w:p>
-    <w:p>
-      <w:pPr>
-        <w:spacing w:after="40" w:before="0"/>
-      </w:pPr>
-      <w:r>
-        <w:rPr>
-          <w:rFonts w:ascii="Arial" w:hAnsi="Arial"/>
-          <w:b w:val="0"/>
-          <w:i w:val="0"/>
-          <w:color w:val="F76995"/>
-          <w:sz w:val="20"/>
-        </w:rPr>
-        <w:t xml:space="preserve">     « no » (mivadi-drafitra) sy « ho » (ho avy) : no ho</w:t>
+        <w:t>Ny zava-dehibe : anarana no manaraka ny « noho ny » ; matoanteny lasa no manaraka ny « nony » ; ary rehefa misy tovana ny matoanteny dia mitovona ny « ho » ao anaty « no ho ».</w:t>
       </w:r>
     </w:p>
     <w:p>
@@ -2767,16 +2533,22 @@
     </w:p>
     <w:p>
       <w:pPr>
-        <w:spacing w:after="40" w:before="0"/>
+        <w:spacing w:after="0"/>
+      </w:pPr>
+      <w:r>
+        <w:br w:type="page"/>
+      </w:r>
+    </w:p>
+    <w:p>
+      <w:pPr>
+        <w:spacing w:after="80" w:before="0"/>
       </w:pPr>
       <w:r>
         <w:rPr>
-          <w:rFonts w:ascii="Arial" w:hAnsi="Arial"/>
           <w:b/>
-          <w:i w:val="0"/>
-          <w:sz w:val="21"/>
+          <w:u w:val="single"/>
         </w:rPr>
-        <w:t>2.</w:t>
+        <w:t>LOHARANON-KEVITRA</w:t>
       </w:r>
     </w:p>
     <w:p>
@@ -2784,14 +2556,7 @@
         <w:spacing w:after="40" w:before="0"/>
       </w:pPr>
       <w:r>
-        <w:rPr>
-          <w:rFonts w:ascii="Arial" w:hAnsi="Arial"/>
-          <w:b w:val="0"/>
-          <w:i w:val="0"/>
-          <w:color w:val="FF00FF"/>
-          <w:sz w:val="20"/>
-        </w:rPr>
-        <w:t xml:space="preserve">     1) noho ny</w:t>
+        <w:t>- PE T5, taranja Malagasy, p.18 (Fiasan'ny teny · Tsipelina) : « Fanoratana ny: samihafa/samy hafa, noho ny/nony/no ho » ; p.9 : « Ny lahatsoratra ampiasaina dia mety ho lahatsoratra mitantara, manoritsoritra na mampahalala » ; « ampiasaina ny teny ho fitaovana ianarana, ifandraisana ary anehoana hevitra ».</w:t>
       </w:r>
     </w:p>
     <w:p>
@@ -2799,14 +2564,7 @@
         <w:spacing w:after="40" w:before="0"/>
       </w:pPr>
       <w:r>
-        <w:rPr>
-          <w:rFonts w:ascii="Arial" w:hAnsi="Arial"/>
-          <w:b w:val="0"/>
-          <w:i w:val="0"/>
-          <w:color w:val="FF00FF"/>
-          <w:sz w:val="20"/>
-        </w:rPr>
-        <w:t xml:space="preserve">     2) noho ny</w:t>
+        <w:t>- PE T5, p.9 : « 1. Ny fitandroana ny fahasalamana » (lohahevitra voasoratra ao amin'ny takela).</w:t>
       </w:r>
     </w:p>
     <w:p>
@@ -2814,14 +2572,7 @@
         <w:spacing w:after="40" w:before="0"/>
       </w:pPr>
       <w:r>
-        <w:rPr>
-          <w:rFonts w:ascii="Arial" w:hAnsi="Arial"/>
-          <w:b w:val="0"/>
-          <w:i w:val="0"/>
-          <w:color w:val="FF00FF"/>
-          <w:sz w:val="20"/>
-        </w:rPr>
-        <w:t xml:space="preserve">     3) Noho</w:t>
+        <w:t>- Rakibolana Malagasy, « noho » — https://www.rakibolana.org/rakibolana/teny/noho : « Reraka izy noho ny ratra nahazo azy » ; « Noho ianao mividy boky betsaka, dia ahenako ny vidin'ny tsirairay ». Contenu non libre : citation courte avec URL, tsy misy dika amin'ny pejy manontolo.</w:t>
       </w:r>
     </w:p>
     <w:p>
@@ -2829,14 +2580,7 @@
         <w:spacing w:after="40" w:before="0"/>
       </w:pPr>
       <w:r>
-        <w:rPr>
-          <w:rFonts w:ascii="Arial" w:hAnsi="Arial"/>
-          <w:b w:val="0"/>
-          <w:i w:val="0"/>
-          <w:color w:val="FF00FF"/>
-          <w:sz w:val="20"/>
-        </w:rPr>
-        <w:t xml:space="preserve">     4) Nony</w:t>
+        <w:t>- Rakibolana an-tserasera, « nony » — https://malagasyword.org/bins/teny2/nony : « Nony niamboho Ranavalona reniny, dia nitsoka ny rivo-pahafahana » ; « Nony midona ny orana, velon-tsento i Sahondra mahatsiaro andreniny » ; « Nony handeha indrindra izahay no avy ny orana » ; analog : fony, raha, rehefa.</w:t>
       </w:r>
     </w:p>
     <w:p>
@@ -2844,14 +2588,7 @@
         <w:spacing w:after="40" w:before="0"/>
       </w:pPr>
       <w:r>
-        <w:rPr>
-          <w:rFonts w:ascii="Arial" w:hAnsi="Arial"/>
-          <w:b w:val="0"/>
-          <w:i w:val="0"/>
-          <w:color w:val="FF00FF"/>
-          <w:sz w:val="20"/>
-        </w:rPr>
-        <w:t xml:space="preserve">     5) Nony</w:t>
+        <w:t>- Ohabolana : « Ny fahasalamana dia ambony lavitra noho ny fananan-karena. » (ohabolana.org, sources_web/02_ohab_fahasalamana.txt) ; « Ny teny mahery lava noho ny tanana. » (JICA/PAGEM, vakiteny modely, sources_web/04_jica_vakiteny.txt).</w:t>
       </w:r>
     </w:p>
     <w:p>
@@ -2859,14 +2596,7 @@
         <w:spacing w:after="40" w:before="0"/>
       </w:pPr>
       <w:r>
-        <w:rPr>
-          <w:rFonts w:ascii="Arial" w:hAnsi="Arial"/>
-          <w:b w:val="0"/>
-          <w:i w:val="0"/>
-          <w:color w:val="FF00FF"/>
-          <w:sz w:val="20"/>
-        </w:rPr>
-        <w:t xml:space="preserve">     6) no ho</w:t>
+        <w:t>- mGWikipedia, pejy « Rano » (sources_web/full/mgwiki_rano.txt) : « Noho ny oksizena izay elektronegativa dia sintoniny manatona azy ny tambatra elektrona anankiroa izay eo amin'ny firaisany amin'ireo Hidrozena avy. » — Licence CC BY-SA 4.0.</w:t>
       </w:r>
     </w:p>
     <w:p>
@@ -2874,236 +2604,12 @@
         <w:spacing w:after="40" w:before="0"/>
       </w:pPr>
       <w:r>
-        <w:rPr>
-          <w:rFonts w:ascii="Arial" w:hAnsi="Arial"/>
-          <w:b w:val="0"/>
-          <w:i w:val="0"/>
-          <w:color w:val="FF00FF"/>
-          <w:sz w:val="20"/>
-        </w:rPr>
-        <w:t xml:space="preserve">     7) no</w:t>
-      </w:r>
-    </w:p>
-    <w:p>
-      <w:pPr>
-        <w:spacing w:after="40" w:before="0"/>
-      </w:pPr>
-      <w:r>
-        <w:rPr>
-          <w:rFonts w:ascii="Arial" w:hAnsi="Arial"/>
-          <w:b w:val="0"/>
-          <w:i w:val="0"/>
-          <w:color w:val="FF00FF"/>
-          <w:sz w:val="20"/>
-        </w:rPr>
-        <w:t xml:space="preserve">     8) no</w:t>
-      </w:r>
-    </w:p>
-    <w:p>
-      <w:pPr>
-        <w:spacing w:after="40" w:before="0"/>
-      </w:pPr>
-    </w:p>
-    <w:p>
-      <w:pPr>
-        <w:spacing w:after="40" w:before="0"/>
-      </w:pPr>
-      <w:r>
-        <w:rPr>
-          <w:rFonts w:ascii="Arial" w:hAnsi="Arial"/>
-          <w:b/>
-          <w:i w:val="0"/>
-          <w:color w:val="78B832"/>
-          <w:sz w:val="21"/>
-        </w:rPr>
-        <w:t>3. Ohatra:</w:t>
-      </w:r>
-    </w:p>
-    <w:p>
-      <w:pPr>
-        <w:spacing w:after="40" w:before="0"/>
-      </w:pPr>
-      <w:r>
-        <w:rPr>
-          <w:rFonts w:ascii="Arial" w:hAnsi="Arial"/>
-          <w:b w:val="0"/>
-          <w:i w:val="0"/>
-          <w:color w:val="F76995"/>
-          <w:sz w:val="20"/>
-        </w:rPr>
-        <w:t xml:space="preserve">     Tsy nivoaka izy noho ny ranonorana.</w:t>
-      </w:r>
-    </w:p>
-    <w:p>
-      <w:pPr>
-        <w:spacing w:after="40" w:before="0"/>
-      </w:pPr>
-      <w:r>
-        <w:rPr>
-          <w:rFonts w:ascii="Arial" w:hAnsi="Arial"/>
-          <w:b w:val="0"/>
-          <w:i w:val="0"/>
-          <w:color w:val="F76995"/>
-          <w:sz w:val="20"/>
-        </w:rPr>
-        <w:t xml:space="preserve">     Nony lasa izy, dia nody izahay.</w:t>
-      </w:r>
-    </w:p>
-    <w:p>
-      <w:pPr>
-        <w:spacing w:after="40" w:before="0"/>
-      </w:pPr>
-    </w:p>
-    <w:p>
-      <w:pPr>
-        <w:spacing w:after="40" w:before="0"/>
-      </w:pPr>
-      <w:r>
-        <w:rPr>
-          <w:rFonts w:ascii="Arial" w:hAnsi="Arial"/>
-          <w:b/>
-          <w:i w:val="0"/>
-          <w:color w:val="78B832"/>
-          <w:sz w:val="21"/>
-        </w:rPr>
-        <w:t>4. Ohatra:</w:t>
-      </w:r>
-    </w:p>
-    <w:p>
-      <w:pPr>
-        <w:spacing w:after="40" w:before="0"/>
-      </w:pPr>
-      <w:r>
-        <w:rPr>
-          <w:rFonts w:ascii="Arial" w:hAnsi="Arial"/>
-          <w:b w:val="0"/>
-          <w:i w:val="0"/>
-          <w:color w:val="F76995"/>
-          <w:sz w:val="20"/>
-        </w:rPr>
-        <w:t xml:space="preserve">     Rahampitso izy no ho tonga.</w:t>
-      </w:r>
-    </w:p>
-    <w:p>
-      <w:pPr>
-        <w:spacing w:after="40" w:before="0"/>
-      </w:pPr>
-      <w:r>
-        <w:rPr>
-          <w:rFonts w:ascii="Arial" w:hAnsi="Arial"/>
-          <w:b w:val="0"/>
-          <w:i w:val="0"/>
-          <w:color w:val="F76995"/>
-          <w:sz w:val="20"/>
-        </w:rPr>
-        <w:t xml:space="preserve">     Rahariva ity no hovitaiko.</w:t>
-      </w:r>
-    </w:p>
-    <w:p>
-      <w:pPr>
-        <w:spacing w:after="40" w:before="0"/>
-      </w:pPr>
-    </w:p>
-    <w:p>
-      <w:r>
-        <w:br w:type="page"/>
-      </w:r>
-    </w:p>
-    <w:p>
-      <w:pPr>
-        <w:keepNext/>
-        <w:spacing w:after="120" w:before="0"/>
-        <w:jc w:val="center"/>
-      </w:pPr>
-      <w:r>
-        <w:rPr>
-          <w:rFonts w:ascii="Arial" w:hAnsi="Arial"/>
-          <w:b/>
-          <w:i w:val="0"/>
-          <w:color w:val="000000"/>
-          <w:sz w:val="26"/>
-        </w:rPr>
-        <w:t>LOHARANON-KEVITRA</w:t>
-      </w:r>
-    </w:p>
-    <w:p>
-      <w:pPr>
-        <w:spacing w:after="60" w:before="0"/>
-      </w:pPr>
-      <w:r>
-        <w:rPr>
-          <w:rFonts w:ascii="Arial" w:hAnsi="Arial"/>
-          <w:b w:val="0"/>
-          <w:i w:val="0"/>
-          <w:color w:val="000000"/>
-          <w:sz w:val="18"/>
-        </w:rPr>
-        <w:t>• PE T5, taranja Malagasy, p.18 : Fiasan'ny teny · Tsipelina — « Fanoratana ny : samihafa/samy hafa, noho ny/nony/no ho » ; sahanasa : « handinika fehezanteny na ampahan-dahatsoratra », « hanavaka ny teny mitovitovy fanonona na fanoratra sy ny fampiasana azy ao anaty fehezanteny », « hampiasa ireo teny ao anaty fehezanteny marina ».</w:t>
-      </w:r>
-    </w:p>
-    <w:p>
-      <w:pPr>
-        <w:spacing w:after="60" w:before="0"/>
-      </w:pPr>
-      <w:r>
-        <w:rPr>
-          <w:rFonts w:ascii="Arial" w:hAnsi="Arial"/>
-          <w:b w:val="0"/>
-          <w:i w:val="0"/>
-          <w:color w:val="000000"/>
-          <w:sz w:val="18"/>
-        </w:rPr>
-        <w:t>• PE T5, p.19 (Fitsipiky ny teny) : « Rafitry ny fehezanteny manana EM voasoritra — Mivadi-drafitra : Ny - L “no” -EM » ; « Matoanteny misy ny ho-/ho mpanamarika ny “ ho avy ” ».</w:t>
-      </w:r>
-    </w:p>
-    <w:p>
-      <w:pPr>
-        <w:spacing w:after="60" w:before="0"/>
-      </w:pPr>
-      <w:r>
-        <w:rPr>
-          <w:rFonts w:ascii="Arial" w:hAnsi="Arial"/>
-          <w:b w:val="0"/>
-          <w:i w:val="0"/>
-          <w:color w:val="000000"/>
-          <w:sz w:val="18"/>
-        </w:rPr>
-        <w:t>• Rakibolana Malagasy, « noho » — https://www.rakibolana.org/rakibolana/teny/noho (© Eugene Heriniaina, serasera.org) ; « nony » — https://malagasyword.org/bins/teny2/nony. Contenu non libre : citations courtes avec URL, pas de copie des pages.</w:t>
-      </w:r>
-    </w:p>
-    <w:p>
-      <w:pPr>
-        <w:spacing w:after="60" w:before="0"/>
-      </w:pPr>
-      <w:r>
-        <w:rPr>
-          <w:rFonts w:ascii="Arial" w:hAnsi="Arial"/>
-          <w:b w:val="0"/>
-          <w:i w:val="0"/>
-          <w:color w:val="000000"/>
-          <w:sz w:val="18"/>
-        </w:rPr>
-        <w:t>• « Ny fahasalamana dia ambony lavitra noho ny fananan-karena. » — ohabolana, ohabolana.org ; « Ny teny mahery lava noho ny tanana. » — JICA, lahatsoratra ho an'ny vakiteny.</w:t>
-      </w:r>
-    </w:p>
-    <w:p>
-      <w:pPr>
-        <w:spacing w:after="60" w:before="0"/>
-      </w:pPr>
-      <w:r>
-        <w:rPr>
-          <w:rFonts w:ascii="Arial" w:hAnsi="Arial"/>
-          <w:b w:val="0"/>
-          <w:i w:val="0"/>
-          <w:color w:val="000000"/>
-          <w:sz w:val="18"/>
-        </w:rPr>
-        <w:t>• Rectification du proprietaire sur « no ho » et phrases d'exemple fournies par lui, recopiees dans refs/rakibolana_noho.txt (https://malagasyword.org/bins/teny2).</w:t>
+        <w:t>- Ohatra nomen'ny mpampianatra (2026-10-29) : « Tsy nivoaka izy noho ny ranonorana. », « Tafita izy noho ny fiezahany. », « Nony tonga tany an-trano izy, dia natory avy hatrany. », « Nony nahita ny reniny ny zaza, dia nitsiky. », « Ho tonga rahampitso izy. = Rahampitso izy no ho tonga. », « Ho vita ity rahariva. = Rahariva no ho vita ity. », « Hovitaiko ity rahariva. = Rahariva ity no hovitaiko. » — voatahiry mot pour mot ao refs/rakibolana_noho.txt.</w:t>
       </w:r>
     </w:p>
     <w:sectPr>
       <w:pgSz w:w="11906" w:h="16838"/>
-      <w:pgMar w:top="907" w:right="1020" w:bottom="907" w:left="1020" w:header="720" w:footer="720" w:gutter="0"/>
+      <w:pgMar w:top="1020" w:right="1020" w:bottom="1020" w:left="1020" w:header="720" w:footer="720" w:gutter="0"/>
       <w:cols w:space="720"/>
       <w:docGrid w:linePitch="360"/>
     </w:sectPr>
@@ -3284,6 +2790,83 @@
       </w:rPr>
     </w:lvl>
   </w:abstractNum>
+  <w:abstractNum w:abstractNumId="100">
+    <w:multiLevelType w:val="singleLevel"/>
+    <w:lvl w:ilvl="0">
+      <w:start w:val="1"/>
+      <w:numFmt w:val="decimal"/>
+      <w:lvlText w:val="%1."/>
+      <w:suff w:val="space"/>
+      <w:lvlJc w:val="left"/>
+      <w:ind w:left="360" w:hanging="360"/>
+    </w:lvl>
+  </w:abstractNum>
+  <w:abstractNum w:abstractNumId="101">
+    <w:multiLevelType w:val="singleLevel"/>
+    <w:lvl w:ilvl="0">
+      <w:start w:val="1"/>
+      <w:numFmt w:val="decimal"/>
+      <w:lvlText w:val="%1."/>
+      <w:suff w:val="space"/>
+      <w:lvlJc w:val="left"/>
+      <w:ind w:left="1080" w:hanging="360"/>
+    </w:lvl>
+  </w:abstractNum>
+  <w:abstractNum w:abstractNumId="102">
+    <w:multiLevelType w:val="singleLevel"/>
+    <w:lvl w:ilvl="0">
+      <w:start w:val="1"/>
+      <w:numFmt w:val="decimal"/>
+      <w:lvlText w:val="%1."/>
+      <w:suff w:val="space"/>
+      <w:lvlJc w:val="left"/>
+      <w:ind w:left="1080" w:hanging="360"/>
+    </w:lvl>
+  </w:abstractNum>
+  <w:abstractNum w:abstractNumId="103">
+    <w:multiLevelType w:val="singleLevel"/>
+    <w:lvl w:ilvl="0">
+      <w:start w:val="1"/>
+      <w:numFmt w:val="decimal"/>
+      <w:lvlText w:val="%1."/>
+      <w:suff w:val="space"/>
+      <w:lvlJc w:val="left"/>
+      <w:ind w:left="1080" w:hanging="360"/>
+    </w:lvl>
+  </w:abstractNum>
+  <w:abstractNum w:abstractNumId="104">
+    <w:multiLevelType w:val="singleLevel"/>
+    <w:lvl w:ilvl="0">
+      <w:start w:val="1"/>
+      <w:numFmt w:val="decimal"/>
+      <w:lvlText w:val="%1."/>
+      <w:suff w:val="space"/>
+      <w:lvlJc w:val="left"/>
+      <w:ind w:left="1080" w:hanging="360"/>
+    </w:lvl>
+  </w:abstractNum>
+  <w:abstractNum w:abstractNumId="105">
+    <w:multiLevelType w:val="singleLevel"/>
+    <w:lvl w:ilvl="0">
+      <w:start w:val="1"/>
+      <w:numFmt w:val="decimal"/>
+      <w:lvlText w:val="%1."/>
+      <w:suff w:val="space"/>
+      <w:lvlJc w:val="left"/>
+      <w:ind w:left="360" w:hanging="360"/>
+    </w:lvl>
+  </w:abstractNum>
+  <w:abstractNum w:abstractNumId="106">
+    <w:multiLevelType w:val="singleLevel"/>
+    <w:lvl w:ilvl="0">
+      <w:start w:val="1"/>
+      <w:numFmt w:val="decimal"/>
+      <w:lvlText w:val="%1."/>
+      <w:suff w:val="space"/>
+      <w:lvlJc w:val="left"/>
+      <w:ind w:left="360" w:hanging="360"/>
+    </w:lvl>
+  </w:abstractNum>
   <w:num w:numId="1">
     <w:abstractNumId w:val="8"/>
   </w:num>
@@ -3310,6 +2893,27 @@
   </w:num>
   <w:num w:numId="9">
     <w:abstractNumId w:val="0"/>
+  </w:num>
+  <w:num w:numId="100">
+    <w:abstractNumId w:val="100"/>
+  </w:num>
+  <w:num w:numId="101">
+    <w:abstractNumId w:val="101"/>
+  </w:num>
+  <w:num w:numId="102">
+    <w:abstractNumId w:val="102"/>
+  </w:num>
+  <w:num w:numId="103">
+    <w:abstractNumId w:val="103"/>
+  </w:num>
+  <w:num w:numId="104">
+    <w:abstractNumId w:val="104"/>
+  </w:num>
+  <w:num w:numId="105">
+    <w:abstractNumId w:val="105"/>
+  </w:num>
+  <w:num w:numId="106">
+    <w:abstractNumId w:val="106"/>
   </w:num>
 </w:numbering>
 </file>
@@ -3474,8 +3078,11 @@
     <w:name w:val="Normal"/>
     <w:qFormat/>
     <w:rsid w:val="00FC693F"/>
+    <w:pPr>
+      <w:spacing w:after="200"/>
+    </w:pPr>
     <w:rPr>
-      <w:rFonts w:ascii="Arial" w:hAnsi="Arial"/>
+      <w:rFonts w:ascii="Calibri" w:hAnsi="Calibri"/>
       <w:sz w:val="22"/>
     </w:rPr>
   </w:style>

--- a/manuel-malagasy-t5/output/Manuel_Malagasy_T5_TSIPELINA-S2_V1.docx
+++ b/manuel-malagasy-t5/output/Manuel_Malagasy_T5_TSIPELINA-S2_V1.docx
@@ -198,6 +198,12 @@
             <w:r/>
             <w:r>
               <w:t>V. P. M: Mampiasa ny fitsipi-panoratana ny teny ao anaty lahatsoratra</w:t>
+            </w:r>
+            <w:r>
+              <w:rPr>
+                <w:vertAlign w:val="superscript"/>
+              </w:rPr>
+              <w:footnoteReference w:id="1001"/>
             </w:r>
           </w:p>
           <w:p>
@@ -561,7 +567,7 @@
             </w:pPr>
             <w:r/>
             <w:r>
-              <w:t>Namaky ampahany amin'ny lahatsoratra momba ny rano i Ravao. Toy izao ny soratra teo : « Noho ny oksizena izay elektronegativa dia sintoniny manatona azy ny tambatra elektrona anankiroa izay eo amin'ny firaisany amin'ireo Hidrozena avy. » Sahiran-tsaina izy hoe ny « Noho ny » no nampifandray ny antony sy ny voka.</w:t>
+              <w:t>Mamaky fehezanteny roa i Ravao : « Tsy nivoaka izy noho ny ranonorana. » sy « Nony tonga tany an-trano izy, dia natory avy hatrany. » Sahiran-tsaina izy hoe tsy mitovy ny teny nampifandray ny ampahany roa amin'ireo fehezanteny ireo.</w:t>
             </w:r>
           </w:p>
         </w:tc>
@@ -749,7 +755,7 @@
               <w:spacing w:after="40" w:before="0"/>
             </w:pPr>
             <w:r>
-              <w:t>Nony tonga tany an-trano izy, dia natory avy hatrany.</w:t>
+              <w:t>Reraka izy noho ny ratra nahazo azy.</w:t>
             </w:r>
           </w:p>
           <w:p>
@@ -757,7 +763,7 @@
               <w:spacing w:after="40" w:before="0"/>
             </w:pPr>
             <w:r>
-              <w:t>Inona no nampifandray ny fotoana teo amin'ireo ampahany roa ?</w:t>
+              <w:t>Inona no antony, inona no voka ?</w:t>
             </w:r>
           </w:p>
         </w:tc>
@@ -860,7 +866,7 @@
               <w:spacing w:after="40" w:before="0"/>
             </w:pPr>
             <w:r>
-              <w:t>Maninona hono no ampiasaina ny « nony » ?</w:t>
+              <w:t>Maninona hono no ampiasaina ny « noho ny » ?</w:t>
             </w:r>
           </w:p>
           <w:p>
@@ -868,7 +874,7 @@
               <w:spacing w:after="40" w:before="0"/>
             </w:pPr>
             <w:r>
-              <w:t>Inona no dikan'izany « nony » izany ?</w:t>
+              <w:t>Inona no dikan'izany « noho ny » izany ?</w:t>
             </w:r>
           </w:p>
           <w:p>
@@ -876,7 +882,7 @@
               <w:spacing w:after="40" w:before="0"/>
             </w:pPr>
             <w:r>
-              <w:t>Fandravonana vonjimaika: Raha manana ny hevitra hoe « rehefa » ny fehezanteny, dia « nony » no ampiasaina.</w:t>
+              <w:t>Fandravonana vonjimaika: Raha manana ny hevitra hoe « satria » ny fehezanteny, dia « noho ny » no ampiasaina.</w:t>
             </w:r>
           </w:p>
           <w:p>
@@ -884,7 +890,7 @@
               <w:spacing w:after="40" w:before="0"/>
             </w:pPr>
             <w:r>
-              <w:t>Raha ovaina amin'ny « raha » izany ilay hoe « nony » dia lasa hoe ahoana ? Mbola marina ve izany fehezanteny izany ?</w:t>
+              <w:t>Fandinihana (tohiny): Diniho indray ity fehezanteny manaraka ity:</w:t>
             </w:r>
           </w:p>
           <w:p>
@@ -892,7 +898,15 @@
               <w:spacing w:after="40" w:before="0"/>
             </w:pPr>
             <w:r>
-              <w:t>Manao ahoana ny fanoratra an'ilay « no ho » azo soloina hoe « noho » ?</w:t>
+              <w:t>Nony lasa izy, dia nody izahay.</w:t>
+            </w:r>
+          </w:p>
+          <w:p>
+            <w:pPr>
+              <w:spacing w:after="40" w:before="0"/>
+            </w:pPr>
+            <w:r>
+              <w:t>Raha ovaina amin'ny « rehefa » izany ilay hoe « Nony » dia lasa hoe ahoana ? Mbola marina ve izany fehezanteny izany ?</w:t>
             </w:r>
           </w:p>
         </w:tc>
@@ -914,7 +928,7 @@
               <w:spacing w:after="40" w:before="0"/>
             </w:pPr>
             <w:r>
-              <w:t>V.A.: Ny fotoana.</w:t>
+              <w:t>V.A.: Ny ranonorana.</w:t>
             </w:r>
           </w:p>
           <w:p>
@@ -922,7 +936,7 @@
               <w:spacing w:after="40" w:before="0"/>
             </w:pPr>
             <w:r>
-              <w:t>V.A.: « Rehefa ».</w:t>
+              <w:t>V.A.: Ny antony.</w:t>
             </w:r>
           </w:p>
           <w:p>
@@ -962,7 +976,7 @@
               <w:spacing w:after="40" w:before="0"/>
             </w:pPr>
             <w:r>
-              <w:t>V.A.: Tsy marina, fa roa teny ny « no ho » : ny « no » sy ny « ho ».</w:t>
+              <w:t>V.A.: Nody izahay, rehefa lasa izy.</w:t>
             </w:r>
           </w:p>
         </w:tc>
@@ -1035,7 +1049,7 @@
             </w:pPr>
             <w:r/>
             <w:r>
-              <w:t>Rehefa milaza antony ny fehezanteny dia ampiasaina ny « noho ny », ka anarana no manaraka azy.</w:t>
+              <w:t>« Noho ny » : teny entina hanehoana ny antony mahatonga ny zavatra iray, ka anarana na mpisolo anarana no manaraka azy.</w:t>
             </w:r>
           </w:p>
           <w:p>
@@ -1043,7 +1057,7 @@
               <w:spacing w:after="40" w:before="0"/>
             </w:pPr>
             <w:r>
-              <w:t>Fa ny « nony » kosa dia manana ny hevitra hoe « rehefa », ka matoanteny no manaraka azy.</w:t>
+              <w:t>« Nony » : teny fampitohizana hanehoana fotoana, ka matoanteny no manaraka azy.</w:t>
             </w:r>
           </w:p>
           <w:p>
@@ -1051,7 +1065,7 @@
               <w:spacing w:after="40" w:before="0"/>
             </w:pPr>
             <w:r>
-              <w:t>Ny « no ho » dia ampiasaina rehefa mifandray amin'ny matoantenin'ny iharana ny ampahany voamarina.</w:t>
+              <w:t>« No ho » : tsy teny tokana fa roa teny miaraka, ampiasaina amin'ny fampitahana zavatra roa.</w:t>
             </w:r>
           </w:p>
         </w:tc>
@@ -1374,7 +1388,7 @@
           <w:color w:val="00B0F0"/>
           <w:u w:val="single"/>
         </w:rPr>
-        <w:t>Noho ny</w:t>
+        <w:t>Noho ny (Noho)</w:t>
       </w:r>
     </w:p>
     <w:p>
@@ -1386,7 +1400,49 @@
         <w:rPr>
           <w:color w:val="000000"/>
         </w:rPr>
-        <w:t>Raha manana ny hevitra hoe « satria » na « antony » ny fehezanteny dia « noho ny » no ampiasaina, ka anarana na mpisolo anarana no manaraka azy.</w:t>
+        <w:t xml:space="preserve">Ampiasaina mba hanehoana ny </w:t>
+      </w:r>
+      <w:r>
+        <w:rPr>
+          <w:b/>
+          <w:i/>
+          <w:color w:val="F76995"/>
+        </w:rPr>
+        <w:t>antony</w:t>
+      </w:r>
+      <w:r>
+        <w:rPr>
+          <w:color w:val="000000"/>
+        </w:rPr>
+        <w:t xml:space="preserve"> mahatonga ny zavatra iray (midika hoe « a cause de » na « en raison de » amin'ny teny frantsay). Manaraka an'io teny io foana ny </w:t>
+      </w:r>
+      <w:r>
+        <w:rPr>
+          <w:b/>
+          <w:i/>
+          <w:color w:val="F76995"/>
+        </w:rPr>
+        <w:t>anarana</w:t>
+      </w:r>
+      <w:r>
+        <w:rPr>
+          <w:color w:val="000000"/>
+        </w:rPr>
+        <w:t xml:space="preserve"> na </w:t>
+      </w:r>
+      <w:r>
+        <w:rPr>
+          <w:b/>
+          <w:i/>
+          <w:color w:val="F76995"/>
+        </w:rPr>
+        <w:t>mpisolo anarana</w:t>
+      </w:r>
+      <w:r>
+        <w:rPr>
+          <w:color w:val="000000"/>
+        </w:rPr>
+        <w:t>.</w:t>
       </w:r>
     </w:p>
     <w:p>
@@ -1451,86 +1507,9 @@
     </w:p>
     <w:p>
       <w:pPr>
-        <w:spacing w:after="40" w:before="0"/>
-        <w:ind w:left="2160"/>
-      </w:pPr>
-    </w:p>
-    <w:p>
-      <w:pPr>
-        <w:spacing w:after="40" w:before="0"/>
-      </w:pPr>
-      <w:r>
-        <w:rPr>
-          <w:i/>
-          <w:sz w:val="18"/>
-        </w:rPr>
-        <w:t>(PE T5, Fiasan'ny teny · Tsipelina, p.18 : « Fanoratana ny: samihafa/samy hafa, noho ny/nony/no ho » ; Rakibolana, « noho » (ppk.) = « azon'ny, satria ».)</w:t>
-      </w:r>
-    </w:p>
-    <w:p>
-      <w:pPr>
-        <w:keepNext/>
         <w:numPr>
           <w:ilvl w:val="0"/>
-          <w:numId w:val="100"/>
-        </w:numPr>
-        <w:spacing w:after="40" w:before="0"/>
-      </w:pPr>
-      <w:r>
-        <w:rPr>
-          <w:b/>
-          <w:color w:val="00B0F0"/>
-          <w:u w:val="single"/>
-        </w:rPr>
-        <w:t>Noho</w:t>
-      </w:r>
-    </w:p>
-    <w:p>
-      <w:pPr>
-        <w:spacing w:after="40" w:before="0"/>
-        <w:ind w:firstLine="360"/>
-      </w:pPr>
-      <w:r>
-        <w:rPr>
-          <w:color w:val="000000"/>
-        </w:rPr>
-        <w:t xml:space="preserve">« Teny entina mampitaha zavatra roa » koa ny </w:t>
-      </w:r>
-      <w:r>
-        <w:rPr>
-          <w:b/>
-          <w:i/>
-          <w:color w:val="F76995"/>
-        </w:rPr>
-        <w:t>noho</w:t>
-      </w:r>
-      <w:r>
-        <w:rPr>
-          <w:color w:val="000000"/>
-        </w:rPr>
-        <w:t xml:space="preserve"> ; rehefa fehezanteny kosa manaraka azy dia tsy misy ny « ny ».</w:t>
-      </w:r>
-    </w:p>
-    <w:p>
-      <w:pPr>
-        <w:keepNext/>
-        <w:spacing w:after="40" w:before="0"/>
-        <w:ind w:firstLine="720"/>
-      </w:pPr>
-      <w:r>
-        <w:rPr>
-          <w:i/>
-          <w:color w:val="78B832"/>
-          <w:u w:val="single"/>
-        </w:rPr>
-        <w:t>Ohatra:</w:t>
-      </w:r>
-    </w:p>
-    <w:p>
-      <w:pPr>
-        <w:numPr>
-          <w:ilvl w:val="0"/>
-          <w:numId w:val="102"/>
+          <w:numId w:val="101"/>
         </w:numPr>
         <w:spacing w:after="40" w:before="0"/>
       </w:pPr>
@@ -1543,30 +1522,16 @@
           <w:i/>
           <w:color w:val="F76995"/>
         </w:rPr>
-        <w:t>noho</w:t>
+        <w:t>noho ny</w:t>
       </w:r>
       <w:r>
-        <w:t xml:space="preserve"> ny fananan-karena.</w:t>
+        <w:t xml:space="preserve"> fananan-karena.</w:t>
       </w:r>
-    </w:p>
-    <w:p>
-      <w:pPr>
-        <w:numPr>
-          <w:ilvl w:val="0"/>
-          <w:numId w:val="102"/>
-        </w:numPr>
-        <w:spacing w:after="40" w:before="0"/>
-      </w:pPr>
       <w:r>
         <w:rPr>
-          <w:b/>
-          <w:i/>
-          <w:color w:val="F76995"/>
+          <w:vertAlign w:val="superscript"/>
         </w:rPr>
-        <w:t>Noho</w:t>
-      </w:r>
-      <w:r>
-        <w:t xml:space="preserve"> ianao mividy boky betsaka, dia ahenako ny vidin'ny tsirairay.</w:t>
+        <w:footnoteReference w:id="1002"/>
       </w:r>
     </w:p>
     <w:p>
@@ -1574,18 +1539,6 @@
         <w:spacing w:after="40" w:before="0"/>
         <w:ind w:left="2160"/>
       </w:pPr>
-    </w:p>
-    <w:p>
-      <w:pPr>
-        <w:spacing w:after="40" w:before="0"/>
-      </w:pPr>
-      <w:r>
-        <w:rPr>
-          <w:i/>
-          <w:sz w:val="18"/>
-        </w:rPr>
-        <w:t>(Rakibolana Malagasy, « noho » (p, mt. sy ppt. Teh.) ; ohabolana, ohabolana.org.)</w:t>
-      </w:r>
     </w:p>
     <w:p>
       <w:pPr>
@@ -1614,7 +1567,7 @@
         <w:rPr>
           <w:color w:val="000000"/>
         </w:rPr>
-        <w:t xml:space="preserve">Raha manana ny hevitra hoe « rehefa » na « raha » ny fehezanteny — dia ny zavatra natao taorian'ny hafa — ampiasaina ny </w:t>
+        <w:t xml:space="preserve">Teny fampitohizana ampiasaina hanehoana </w:t>
       </w:r>
       <w:r>
         <w:rPr>
@@ -1622,13 +1575,27 @@
           <w:i/>
           <w:color w:val="F76995"/>
         </w:rPr>
-        <w:t>nony</w:t>
+        <w:t>fotoana</w:t>
       </w:r>
       <w:r>
         <w:rPr>
           <w:color w:val="000000"/>
         </w:rPr>
-        <w:t>, ka matoanteny lasa no manaraka azy.</w:t>
+        <w:t xml:space="preserve"> (midika hoe « lorsque », « quand » na « dès que » amin'ny teny frantsay). Matetika izy io no arahina </w:t>
+      </w:r>
+      <w:r>
+        <w:rPr>
+          <w:b/>
+          <w:i/>
+          <w:color w:val="F76995"/>
+        </w:rPr>
+        <w:t>matoanteny</w:t>
+      </w:r>
+      <w:r>
+        <w:rPr>
+          <w:color w:val="000000"/>
+        </w:rPr>
+        <w:t xml:space="preserve"> ary ampiasaina rehefa mitantara zavatra efa lasa.</w:t>
       </w:r>
     </w:p>
     <w:p>
@@ -1650,7 +1617,7 @@
       <w:pPr>
         <w:numPr>
           <w:ilvl w:val="0"/>
-          <w:numId w:val="103"/>
+          <w:numId w:val="102"/>
         </w:numPr>
         <w:spacing w:after="40" w:before="0"/>
       </w:pPr>
@@ -1663,14 +1630,14 @@
         <w:t>Nony</w:t>
       </w:r>
       <w:r>
-        <w:t xml:space="preserve"> niamboho Ranavalona reniny, dia nitsoka ny rivo-pahafahana.</w:t>
+        <w:t xml:space="preserve"> tonga tany an-trano izy, dia natory avy hatrany.</w:t>
       </w:r>
     </w:p>
     <w:p>
       <w:pPr>
         <w:numPr>
           <w:ilvl w:val="0"/>
-          <w:numId w:val="103"/>
+          <w:numId w:val="102"/>
         </w:numPr>
         <w:spacing w:after="40" w:before="0"/>
       </w:pPr>
@@ -1683,7 +1650,13 @@
         <w:t>Nony</w:t>
       </w:r>
       <w:r>
-        <w:t xml:space="preserve"> handeha indrindra izahay no avy ny orana.</w:t>
+        <w:t xml:space="preserve"> nahita ny reniny ny zaza, dia nitsiky.</w:t>
+      </w:r>
+      <w:r>
+        <w:rPr>
+          <w:vertAlign w:val="superscript"/>
+        </w:rPr>
+        <w:footnoteReference w:id="1003"/>
       </w:r>
     </w:p>
     <w:p>
@@ -1691,18 +1664,6 @@
         <w:spacing w:after="40" w:before="0"/>
         <w:ind w:left="2160"/>
       </w:pPr>
-    </w:p>
-    <w:p>
-      <w:pPr>
-        <w:spacing w:after="40" w:before="0"/>
-      </w:pPr>
-      <w:r>
-        <w:rPr>
-          <w:i/>
-          <w:sz w:val="18"/>
-        </w:rPr>
-        <w:t>(Rakibolana an-tserasera, « nony » (conjonction) — https://malagasyword.org/bins/teny2/nony ; analog : fony, raha, rehefa.)</w:t>
-      </w:r>
     </w:p>
     <w:p>
       <w:pPr>
@@ -1731,7 +1692,7 @@
         <w:rPr>
           <w:color w:val="000000"/>
         </w:rPr>
-        <w:t xml:space="preserve">Matoantenin'ny iharana ny </w:t>
+        <w:t xml:space="preserve">Tsy teny tokana mitambatra ity fa </w:t>
       </w:r>
       <w:r>
         <w:rPr>
@@ -1739,13 +1700,13 @@
           <w:i/>
           <w:color w:val="F76995"/>
         </w:rPr>
-        <w:t>no</w:t>
+        <w:t>roa teny miaraka</w:t>
       </w:r>
       <w:r>
         <w:rPr>
           <w:color w:val="000000"/>
         </w:rPr>
-        <w:t xml:space="preserve"> ; rehefa misy tovana ny matoanteny dia </w:t>
+        <w:t xml:space="preserve"> (Mpanoritra/Mpisolo « no » + Mpampitaha « ho »). Ampiasaina amin'ny fampitahana zavatra roa izy io, indrindra rehefa misy </w:t>
       </w:r>
       <w:r>
         <w:rPr>
@@ -1753,13 +1714,13 @@
           <w:i/>
           <w:color w:val="F76995"/>
         </w:rPr>
-        <w:t>mitovona ny ho</w:t>
+        <w:t>finiavana</w:t>
       </w:r>
       <w:r>
         <w:rPr>
           <w:color w:val="000000"/>
         </w:rPr>
-        <w:t xml:space="preserve">, ka atao hoe </w:t>
+        <w:t xml:space="preserve"> na </w:t>
       </w:r>
       <w:r>
         <w:rPr>
@@ -1767,27 +1728,13 @@
           <w:i/>
           <w:color w:val="F76995"/>
         </w:rPr>
-        <w:t>hovitaiko</w:t>
+        <w:t>safidy</w:t>
       </w:r>
       <w:r>
         <w:rPr>
           <w:color w:val="000000"/>
         </w:rPr>
-        <w:t xml:space="preserve">, </w:t>
-      </w:r>
-      <w:r>
-        <w:rPr>
-          <w:b/>
-          <w:i/>
-          <w:color w:val="F76995"/>
-        </w:rPr>
-        <w:t>ho tonga</w:t>
-      </w:r>
-      <w:r>
-        <w:rPr>
-          <w:color w:val="000000"/>
-        </w:rPr>
-        <w:t>.</w:t>
+        <w:t xml:space="preserve"> atao (midika hoe « plutôt que » amin'ny teny frantsay).</w:t>
       </w:r>
     </w:p>
     <w:p>
@@ -1809,12 +1756,12 @@
       <w:pPr>
         <w:numPr>
           <w:ilvl w:val="0"/>
-          <w:numId w:val="104"/>
+          <w:numId w:val="103"/>
         </w:numPr>
         <w:spacing w:after="40" w:before="0"/>
       </w:pPr>
       <w:r>
-        <w:t xml:space="preserve">Ho tonga rahampitso izy.  =  Rahampitso izy </w:t>
+        <w:t xml:space="preserve">Ny hianatra </w:t>
       </w:r>
       <w:r>
         <w:rPr>
@@ -1825,60 +1772,19 @@
         <w:t>no ho</w:t>
       </w:r>
       <w:r>
-        <w:t xml:space="preserve"> tonga.</w:t>
+        <w:t xml:space="preserve"> ny hilalao no tsara.</w:t>
       </w:r>
     </w:p>
     <w:p>
       <w:pPr>
         <w:numPr>
           <w:ilvl w:val="0"/>
-          <w:numId w:val="104"/>
+          <w:numId w:val="103"/>
         </w:numPr>
         <w:spacing w:after="40" w:before="0"/>
       </w:pPr>
       <w:r>
-        <w:t xml:space="preserve">Hovitaiko ity rahariva.  =  Rahariva ity </w:t>
-      </w:r>
-      <w:r>
-        <w:rPr>
-          <w:b/>
-          <w:i/>
-          <w:color w:val="F76995"/>
-        </w:rPr>
-        <w:t>no</w:t>
-      </w:r>
-      <w:r>
-        <w:t xml:space="preserve"> hovitaiko.</w:t>
-      </w:r>
-    </w:p>
-    <w:p>
-      <w:pPr>
-        <w:spacing w:after="40" w:before="0"/>
-        <w:ind w:left="2160"/>
-      </w:pPr>
-    </w:p>
-    <w:p>
-      <w:pPr>
-        <w:spacing w:after="40" w:before="0"/>
-      </w:pPr>
-      <w:r>
-        <w:rPr>
-          <w:i/>
-          <w:sz w:val="18"/>
-        </w:rPr>
-        <w:t>(Ohatra nomen'ny mpampianatra, recopies mot pour mot (refs/rakibolana_noho.txt).)</w:t>
-      </w:r>
-    </w:p>
-    <w:p>
-      <w:pPr>
-        <w:spacing w:after="40" w:before="0"/>
-        <w:ind w:firstLine="360"/>
-      </w:pPr>
-      <w:r>
-        <w:rPr>
-          <w:color w:val="000000"/>
-        </w:rPr>
-        <w:t xml:space="preserve">Jerena tsara : roa teny ny </w:t>
+        <w:t xml:space="preserve">Andriamanitra </w:t>
       </w:r>
       <w:r>
         <w:rPr>
@@ -1889,25 +1795,20 @@
         <w:t>no ho</w:t>
       </w:r>
       <w:r>
-        <w:rPr>
-          <w:color w:val="000000"/>
-        </w:rPr>
-        <w:t xml:space="preserve"> (ny « no » sy ny « ho »), teny iray kosa ny </w:t>
+        <w:t xml:space="preserve"> ny olombelona no tokony hoterena.</w:t>
       </w:r>
       <w:r>
         <w:rPr>
-          <w:b/>
-          <w:i/>
-          <w:color w:val="F76995"/>
+          <w:vertAlign w:val="superscript"/>
         </w:rPr>
-        <w:t>noho</w:t>
+        <w:footnoteReference w:id="1004"/>
       </w:r>
-      <w:r>
-        <w:rPr>
-          <w:color w:val="000000"/>
-        </w:rPr>
-        <w:t>. Tsy azo ovaina ny iray ho ny iray.</w:t>
-      </w:r>
+    </w:p>
+    <w:p>
+      <w:pPr>
+        <w:spacing w:after="40" w:before="0"/>
+        <w:ind w:left="2160"/>
+      </w:pPr>
     </w:p>
     <w:p>
       <w:pPr>
@@ -1935,6 +1836,414 @@
         <w:keepNext/>
         <w:numPr>
           <w:ilvl w:val="0"/>
+          <w:numId w:val="104"/>
+        </w:numPr>
+        <w:spacing w:after="40" w:before="0"/>
+      </w:pPr>
+      <w:r>
+        <w:t>Ampifandraiso amin'ny alalan'ny tsilo.</w:t>
+      </w:r>
+    </w:p>
+    <w:tbl>
+      <w:tblPr>
+        <w:tblStyle w:val="TableGrid"/>
+        <w:tblW w:w="8924" w:type="dxa"/>
+        <w:jc w:val="center"/>
+        <w:tblLayout w:type="fixed"/>
+        <w:tblLook w:firstColumn="1" w:firstRow="1" w:lastColumn="0" w:lastRow="0" w:noHBand="0" w:noVBand="1" w:val="04A0"/>
+      </w:tblPr>
+      <w:tblGrid>
+        <w:gridCol w:w="3200"/>
+        <w:gridCol w:w="567"/>
+        <w:gridCol w:w="5157"/>
+      </w:tblGrid>
+      <w:tr>
+        <w:trPr>
+          <w:trHeight w:val="440" w:hRule="atLeast"/>
+        </w:trPr>
+        <w:tc>
+          <w:tcPr>
+            <w:tcW w:type="dxa" w:w="3200"/>
+          </w:tcPr>
+          <w:p>
+            <w:pPr>
+              <w:spacing w:after="0" w:before="0"/>
+            </w:pPr>
+            <w:r/>
+            <w:r>
+              <w:t>Reraka izy noho ny •</w:t>
+            </w:r>
+          </w:p>
+        </w:tc>
+        <w:tc>
+          <w:tcPr>
+            <w:tcW w:type="dxa" w:w="567"/>
+          </w:tcPr>
+          <w:p>
+            <w:pPr>
+              <w:spacing w:after="0" w:before="0"/>
+            </w:pPr>
+            <w:r/>
+            <w:r/>
+          </w:p>
+        </w:tc>
+        <w:tc>
+          <w:tcPr>
+            <w:tcW w:type="dxa" w:w="5157"/>
+          </w:tcPr>
+          <w:p>
+            <w:pPr>
+              <w:spacing w:after="0" w:before="0"/>
+            </w:pPr>
+            <w:r/>
+            <w:r>
+              <w:t>ny vy.</w:t>
+            </w:r>
+          </w:p>
+        </w:tc>
+      </w:tr>
+      <w:tr>
+        <w:trPr>
+          <w:trHeight w:val="440" w:hRule="atLeast"/>
+        </w:trPr>
+        <w:tc>
+          <w:tcPr>
+            <w:tcW w:type="dxa" w:w="3200"/>
+          </w:tcPr>
+          <w:p>
+            <w:pPr>
+              <w:spacing w:after="0" w:before="0"/>
+            </w:pPr>
+            <w:r/>
+            <w:r>
+              <w:t>Mamy ny akondro noho ny •</w:t>
+            </w:r>
+          </w:p>
+        </w:tc>
+        <w:tc>
+          <w:tcPr>
+            <w:tcW w:type="dxa" w:w="567"/>
+          </w:tcPr>
+          <w:p>
+            <w:pPr>
+              <w:spacing w:after="0" w:before="0"/>
+            </w:pPr>
+            <w:r/>
+            <w:r/>
+          </w:p>
+        </w:tc>
+        <w:tc>
+          <w:tcPr>
+            <w:tcW w:type="dxa" w:w="5157"/>
+          </w:tcPr>
+          <w:p>
+            <w:pPr>
+              <w:spacing w:after="0" w:before="0"/>
+            </w:pPr>
+            <w:r/>
+            <w:r>
+              <w:t>dia tsy hahazo valisoa ianao.</w:t>
+            </w:r>
+          </w:p>
+        </w:tc>
+      </w:tr>
+      <w:tr>
+        <w:trPr>
+          <w:trHeight w:val="440" w:hRule="atLeast"/>
+        </w:trPr>
+        <w:tc>
+          <w:tcPr>
+            <w:tcW w:type="dxa" w:w="3200"/>
+          </w:tcPr>
+          <w:p>
+            <w:pPr>
+              <w:spacing w:after="0" w:before="0"/>
+            </w:pPr>
+            <w:r/>
+            <w:r>
+              <w:t>Ilaina noho ny volamena •</w:t>
+            </w:r>
+          </w:p>
+        </w:tc>
+        <w:tc>
+          <w:tcPr>
+            <w:tcW w:type="dxa" w:w="567"/>
+          </w:tcPr>
+          <w:p>
+            <w:pPr>
+              <w:spacing w:after="0" w:before="0"/>
+            </w:pPr>
+            <w:r/>
+            <w:r/>
+          </w:p>
+        </w:tc>
+        <w:tc>
+          <w:tcPr>
+            <w:tcW w:type="dxa" w:w="5157"/>
+          </w:tcPr>
+          <w:p>
+            <w:pPr>
+              <w:spacing w:after="0" w:before="0"/>
+            </w:pPr>
+            <w:r/>
+            <w:r>
+              <w:t>antony</w:t>
+            </w:r>
+          </w:p>
+        </w:tc>
+      </w:tr>
+      <w:tr>
+        <w:trPr>
+          <w:trHeight w:val="440" w:hRule="atLeast"/>
+        </w:trPr>
+        <w:tc>
+          <w:tcPr>
+            <w:tcW w:type="dxa" w:w="3200"/>
+          </w:tcPr>
+          <w:p>
+            <w:pPr>
+              <w:spacing w:after="0" w:before="0"/>
+            </w:pPr>
+            <w:r/>
+            <w:r>
+              <w:t>Noho ianao nandiso fotoana, •</w:t>
+            </w:r>
+          </w:p>
+        </w:tc>
+        <w:tc>
+          <w:tcPr>
+            <w:tcW w:type="dxa" w:w="567"/>
+          </w:tcPr>
+          <w:p>
+            <w:pPr>
+              <w:spacing w:after="0" w:before="0"/>
+            </w:pPr>
+            <w:r/>
+            <w:r/>
+          </w:p>
+        </w:tc>
+        <w:tc>
+          <w:tcPr>
+            <w:tcW w:type="dxa" w:w="5157"/>
+          </w:tcPr>
+          <w:p>
+            <w:pPr>
+              <w:spacing w:after="0" w:before="0"/>
+            </w:pPr>
+            <w:r/>
+            <w:r>
+              <w:t>rehefa</w:t>
+            </w:r>
+          </w:p>
+        </w:tc>
+      </w:tr>
+      <w:tr>
+        <w:trPr>
+          <w:trHeight w:val="440" w:hRule="atLeast"/>
+        </w:trPr>
+        <w:tc>
+          <w:tcPr>
+            <w:tcW w:type="dxa" w:w="3200"/>
+          </w:tcPr>
+          <w:p>
+            <w:pPr>
+              <w:spacing w:after="0" w:before="0"/>
+            </w:pPr>
+            <w:r/>
+            <w:r>
+              <w:t>noho ny •</w:t>
+            </w:r>
+          </w:p>
+        </w:tc>
+        <w:tc>
+          <w:tcPr>
+            <w:tcW w:type="dxa" w:w="567"/>
+          </w:tcPr>
+          <w:p>
+            <w:pPr>
+              <w:spacing w:after="0" w:before="0"/>
+            </w:pPr>
+            <w:r/>
+            <w:r/>
+          </w:p>
+        </w:tc>
+        <w:tc>
+          <w:tcPr>
+            <w:tcW w:type="dxa" w:w="5157"/>
+          </w:tcPr>
+          <w:p>
+            <w:pPr>
+              <w:spacing w:after="0" w:before="0"/>
+            </w:pPr>
+            <w:r/>
+            <w:r>
+              <w:t>safidy</w:t>
+            </w:r>
+          </w:p>
+        </w:tc>
+      </w:tr>
+      <w:tr>
+        <w:trPr>
+          <w:trHeight w:val="440" w:hRule="atLeast"/>
+        </w:trPr>
+        <w:tc>
+          <w:tcPr>
+            <w:tcW w:type="dxa" w:w="3200"/>
+          </w:tcPr>
+          <w:p>
+            <w:pPr>
+              <w:spacing w:after="0" w:before="0"/>
+            </w:pPr>
+            <w:r/>
+            <w:r>
+              <w:t>nony •</w:t>
+            </w:r>
+          </w:p>
+        </w:tc>
+        <w:tc>
+          <w:tcPr>
+            <w:tcW w:type="dxa" w:w="567"/>
+          </w:tcPr>
+          <w:p>
+            <w:pPr>
+              <w:spacing w:after="0" w:before="0"/>
+            </w:pPr>
+            <w:r/>
+            <w:r/>
+          </w:p>
+        </w:tc>
+        <w:tc>
+          <w:tcPr>
+            <w:tcW w:type="dxa" w:w="5157"/>
+          </w:tcPr>
+          <w:p>
+            <w:pPr>
+              <w:spacing w:after="0" w:before="0"/>
+            </w:pPr>
+            <w:r/>
+            <w:r>
+              <w:t>ratra nahazo azy.</w:t>
+            </w:r>
+          </w:p>
+        </w:tc>
+      </w:tr>
+      <w:tr>
+        <w:trPr>
+          <w:trHeight w:val="440" w:hRule="atLeast"/>
+        </w:trPr>
+        <w:tc>
+          <w:tcPr>
+            <w:tcW w:type="dxa" w:w="3200"/>
+          </w:tcPr>
+          <w:p>
+            <w:pPr>
+              <w:spacing w:after="0" w:before="0"/>
+            </w:pPr>
+            <w:r/>
+            <w:r>
+              <w:t>no ho •</w:t>
+            </w:r>
+          </w:p>
+        </w:tc>
+        <w:tc>
+          <w:tcPr>
+            <w:tcW w:type="dxa" w:w="567"/>
+          </w:tcPr>
+          <w:p>
+            <w:pPr>
+              <w:spacing w:after="0" w:before="0"/>
+            </w:pPr>
+            <w:r/>
+            <w:r/>
+          </w:p>
+        </w:tc>
+        <w:tc>
+          <w:tcPr>
+            <w:tcW w:type="dxa" w:w="5157"/>
+          </w:tcPr>
+          <w:p>
+            <w:pPr>
+              <w:spacing w:after="0" w:before="0"/>
+            </w:pPr>
+            <w:r/>
+            <w:r>
+              <w:t>voasary.</w:t>
+            </w:r>
+          </w:p>
+        </w:tc>
+      </w:tr>
+    </w:tbl>
+    <w:p>
+      <w:pPr>
+        <w:spacing w:after="40" w:before="0"/>
+      </w:pPr>
+    </w:p>
+    <w:p>
+      <w:pPr>
+        <w:keepNext/>
+        <w:numPr>
+          <w:ilvl w:val="0"/>
+          <w:numId w:val="104"/>
+        </w:numPr>
+        <w:spacing w:after="40" w:before="0"/>
+      </w:pPr>
+      <w:r>
+        <w:t>Fenoy « noho ny » na « noho » na « nony » na « no » na « ho » ny banga.</w:t>
+      </w:r>
+    </w:p>
+    <w:p>
+      <w:pPr>
+        <w:spacing w:after="40" w:before="0"/>
+        <w:ind w:firstLine="720"/>
+      </w:pPr>
+      <w:r>
+        <w:rPr>
+          <w:color w:val="000000"/>
+        </w:rPr>
+        <w:t>………………… midona ny orana, velon-tsento i Sahondra mahatsiaro andreniny. Ny lahatsoratra ampiasaina dia mety …………………… lahatsoratra mitantara, manoritsoritra na mampahalala. Rahariva …………………… vita ity. …………………… ianao mividy boky betsaka, dia ahenako ny vidin'ny tsirairay.</w:t>
+      </w:r>
+    </w:p>
+    <w:p>
+      <w:pPr>
+        <w:spacing w:after="40" w:before="0"/>
+      </w:pPr>
+    </w:p>
+    <w:p>
+      <w:pPr>
+        <w:keepNext/>
+        <w:numPr>
+          <w:ilvl w:val="0"/>
+          <w:numId w:val="104"/>
+        </w:numPr>
+        <w:spacing w:after="40" w:before="0"/>
+      </w:pPr>
+      <w:r>
+        <w:t>Mamorona fehezanteny roa ahitana ny hoe « noho ny » sy ny hoe « nony ».</w:t>
+      </w:r>
+    </w:p>
+    <w:p>
+      <w:pPr>
+        <w:spacing w:after="40" w:before="0"/>
+      </w:pPr>
+    </w:p>
+    <w:p>
+      <w:pPr>
+        <w:spacing w:after="80" w:before="0"/>
+      </w:pPr>
+      <w:r>
+        <w:rPr>
+          <w:b/>
+          <w:color w:val="FA6A97"/>
+          <w:u w:val="single"/>
+        </w:rPr>
+        <w:t>FANITSIANA</w:t>
+      </w:r>
+    </w:p>
+    <w:p>
+      <w:pPr>
+        <w:keepNext/>
+        <w:numPr>
+          <w:ilvl w:val="0"/>
           <w:numId w:val="105"/>
         </w:numPr>
         <w:spacing w:after="40" w:before="0"/>
@@ -1952,18 +2261,21 @@
         <w:tblLook w:firstColumn="1" w:firstRow="1" w:lastColumn="0" w:lastRow="0" w:noHBand="0" w:noVBand="1" w:val="04A0"/>
       </w:tblPr>
       <w:tblGrid>
-        <w:gridCol w:w="2545"/>
+        <w:gridCol w:w="3200"/>
         <w:gridCol w:w="567"/>
-        <w:gridCol w:w="5812"/>
+        <w:gridCol w:w="5157"/>
       </w:tblGrid>
       <w:tr>
+        <w:trPr>
+          <w:trHeight w:val="440" w:hRule="atLeast"/>
+        </w:trPr>
         <w:tc>
           <w:tcPr>
-            <w:tcW w:type="dxa" w:w="2545"/>
+            <w:tcW w:type="dxa" w:w="3200"/>
           </w:tcPr>
           <w:p>
             <w:pPr>
-              <w:spacing w:after="40" w:before="0"/>
+              <w:spacing w:after="0" w:before="0"/>
             </w:pPr>
             <w:r/>
             <w:r>
@@ -1977,39 +2289,92 @@
           </w:tcPr>
           <w:p>
             <w:pPr>
-              <w:spacing w:after="40" w:before="0"/>
+              <w:spacing w:after="0" w:before="0"/>
             </w:pPr>
             <w:r/>
             <w:r/>
+            <mc:AlternateContent xmlns:a="http://schemas.openxmlformats.org/drawingml/2006/main">
+              <mc:Choice Requires="wps">
+                <w:drawing>
+                  <wp:anchor distT="0" distB="0" distL="114300" distR="114300" simplePos="0" relativeHeight="251659264" behindDoc="0" locked="0" layoutInCell="1" allowOverlap="1">
+                    <wp:simplePos x="0" y="0"/>
+                    <wp:positionH relativeFrom="column">
+                      <wp:posOffset>-381000</wp:posOffset>
+                    </wp:positionH>
+                    <wp:positionV relativeFrom="paragraph">
+                      <wp:posOffset>101600</wp:posOffset>
+                    </wp:positionV>
+                    <wp:extent cx="1498600" cy="1397000"/>
+                    <wp:effectExtent l="38100" t="38100" r="60960" b="60960"/>
+                    <wp:wrapNone/>
+                    <wp:docPr id="750554311" name="Connecteur droit avec flèche 1"/>
+                    <wp:cNvGraphicFramePr/>
+                    <a:graphic>
+                      <a:graphicData uri="http://schemas.microsoft.com/office/word/2010/wordprocessingShape">
+                        <wps:wsp>
+                          <wps:cNvCnPr/>
+                          <wps:spPr>
+                            <a:xfrm>
+                              <a:off x="0" y="0"/>
+                              <a:ext cx="1498600" cy="1397000"/>
+                            </a:xfrm>
+                            <a:prstGeom prst="straightConnector1">
+                              <a:avLst/>
+                            </a:prstGeom>
+                            <a:ln w="12700">
+                              <a:solidFill>
+                                <a:srgbClr val="FF00FF"/>
+                              </a:solidFill>
+                              <a:tailEnd type="triangle"/>
+                            </a:ln>
+                          </wps:spPr>
+                          <wps:bodyPr/>
+                        </wps:wsp>
+                      </a:graphicData>
+                    </a:graphic>
+                  </wp:anchor>
+                </w:drawing>
+              </mc:Choice>
+              <mc:Fallback>
+                <w:pict>
+                  <v:line id="Connecteur droit avec flèche 1" o:spid="_x0000_s1026" style="position:absolute;margin-left:-30.0pt;margin-top:8.0pt;width:118.0pt;height:110.0pt;z-index:251659264;mso-wrap-style:square;mso-position-horizontal:absolute;mso-position-horizontal-relative:text;mso-position-vertical:absolute;mso-position-vertical-relative:text" from="0,0" to="118,110" o:inset="0,0">
+                    <v:stroke weight="1pt" color="#FF00FF" endarrow="block"/>
+                  </v:line>
+                </w:pict>
+              </mc:Fallback>
+            </mc:AlternateContent>
           </w:p>
         </w:tc>
         <w:tc>
           <w:tcPr>
-            <w:tcW w:type="dxa" w:w="5812"/>
+            <w:tcW w:type="dxa" w:w="5157"/>
           </w:tcPr>
           <w:p>
             <w:pPr>
-              <w:spacing w:after="40" w:before="0"/>
+              <w:spacing w:after="0" w:before="0"/>
             </w:pPr>
             <w:r/>
             <w:r>
-              <w:t>ratra nahazo azy.</w:t>
+              <w:t>ny vy.</w:t>
             </w:r>
           </w:p>
         </w:tc>
       </w:tr>
       <w:tr>
+        <w:trPr>
+          <w:trHeight w:val="440" w:hRule="atLeast"/>
+        </w:trPr>
         <w:tc>
           <w:tcPr>
-            <w:tcW w:type="dxa" w:w="2545"/>
+            <w:tcW w:type="dxa" w:w="3200"/>
           </w:tcPr>
           <w:p>
             <w:pPr>
-              <w:spacing w:after="40" w:before="0"/>
+              <w:spacing w:after="0" w:before="0"/>
             </w:pPr>
             <w:r/>
             <w:r>
-              <w:t>Nony lasa izy, •</w:t>
+              <w:t>Mamy ny akondro noho ny •</w:t>
             </w:r>
           </w:p>
         </w:tc>
@@ -2019,39 +2384,92 @@
           </w:tcPr>
           <w:p>
             <w:pPr>
-              <w:spacing w:after="40" w:before="0"/>
+              <w:spacing w:after="0" w:before="0"/>
             </w:pPr>
             <w:r/>
             <w:r/>
+            <mc:AlternateContent xmlns:a="http://schemas.openxmlformats.org/drawingml/2006/main">
+              <mc:Choice Requires="wps">
+                <w:drawing>
+                  <wp:anchor distT="0" distB="0" distL="114300" distR="114300" simplePos="0" relativeHeight="251659264" behindDoc="0" locked="0" layoutInCell="1" allowOverlap="1">
+                    <wp:simplePos x="0" y="0"/>
+                    <wp:positionH relativeFrom="column">
+                      <wp:posOffset>-381000</wp:posOffset>
+                    </wp:positionH>
+                    <wp:positionV relativeFrom="paragraph">
+                      <wp:posOffset>101600</wp:posOffset>
+                    </wp:positionV>
+                    <wp:extent cx="1498600" cy="1397000"/>
+                    <wp:effectExtent l="38100" t="38100" r="60960" b="60960"/>
+                    <wp:wrapNone/>
+                    <wp:docPr id="750554312" name="Connecteur droit avec flèche 2"/>
+                    <wp:cNvGraphicFramePr/>
+                    <a:graphic>
+                      <a:graphicData uri="http://schemas.microsoft.com/office/word/2010/wordprocessingShape">
+                        <wps:wsp>
+                          <wps:cNvCnPr/>
+                          <wps:spPr>
+                            <a:xfrm>
+                              <a:off x="0" y="0"/>
+                              <a:ext cx="1498600" cy="1397000"/>
+                            </a:xfrm>
+                            <a:prstGeom prst="straightConnector1">
+                              <a:avLst/>
+                            </a:prstGeom>
+                            <a:ln w="12700">
+                              <a:solidFill>
+                                <a:srgbClr val="FF00FF"/>
+                              </a:solidFill>
+                              <a:tailEnd type="triangle"/>
+                            </a:ln>
+                          </wps:spPr>
+                          <wps:bodyPr/>
+                        </wps:wsp>
+                      </a:graphicData>
+                    </a:graphic>
+                  </wp:anchor>
+                </w:drawing>
+              </mc:Choice>
+              <mc:Fallback>
+                <w:pict>
+                  <v:line id="Connecteur droit avec flèche 2" o:spid="_x0000_s1026" style="position:absolute;margin-left:-30.0pt;margin-top:8.0pt;width:118.0pt;height:110.0pt;z-index:251659264;mso-wrap-style:square;mso-position-horizontal:absolute;mso-position-horizontal-relative:text;mso-position-vertical:absolute;mso-position-vertical-relative:text" from="0,0" to="118,110" o:inset="0,0">
+                    <v:stroke weight="1pt" color="#FF00FF" endarrow="block"/>
+                  </v:line>
+                </w:pict>
+              </mc:Fallback>
+            </mc:AlternateContent>
           </w:p>
         </w:tc>
         <w:tc>
           <w:tcPr>
-            <w:tcW w:type="dxa" w:w="5812"/>
+            <w:tcW w:type="dxa" w:w="5157"/>
           </w:tcPr>
           <w:p>
             <w:pPr>
-              <w:spacing w:after="40" w:before="0"/>
+              <w:spacing w:after="0" w:before="0"/>
             </w:pPr>
             <w:r/>
             <w:r>
-              <w:t>dia nody izahay.</w:t>
+              <w:t>dia tsy hahazo valisoa ianao.</w:t>
             </w:r>
           </w:p>
         </w:tc>
       </w:tr>
       <w:tr>
+        <w:trPr>
+          <w:trHeight w:val="440" w:hRule="atLeast"/>
+        </w:trPr>
         <w:tc>
           <w:tcPr>
-            <w:tcW w:type="dxa" w:w="2545"/>
+            <w:tcW w:type="dxa" w:w="3200"/>
           </w:tcPr>
           <w:p>
             <w:pPr>
-              <w:spacing w:after="40" w:before="0"/>
+              <w:spacing w:after="0" w:before="0"/>
             </w:pPr>
             <w:r/>
             <w:r>
-              <w:t>Nony nahita ny reniny ny zaza, •</w:t>
+              <w:t>Ilaina noho ny volamena •</w:t>
             </w:r>
           </w:p>
         </w:tc>
@@ -2061,39 +2479,93 @@
           </w:tcPr>
           <w:p>
             <w:pPr>
-              <w:spacing w:after="40" w:before="0"/>
+              <w:spacing w:after="0" w:before="0"/>
             </w:pPr>
             <w:r/>
             <w:r/>
+            <mc:AlternateContent xmlns:a="http://schemas.openxmlformats.org/drawingml/2006/main">
+              <mc:Choice Requires="wps">
+                <w:drawing>
+                  <wp:anchor distT="0" distB="0" distL="114300" distR="114300" simplePos="0" relativeHeight="251659264" behindDoc="0" locked="0" layoutInCell="1" allowOverlap="1">
+                    <wp:simplePos x="0" y="0"/>
+                    <wp:positionH relativeFrom="column">
+                      <wp:posOffset>-381000</wp:posOffset>
+                    </wp:positionH>
+                    <wp:positionV relativeFrom="paragraph">
+                      <wp:posOffset>-457200</wp:posOffset>
+                    </wp:positionV>
+                    <wp:extent cx="1498600" cy="558800"/>
+                    <wp:effectExtent l="38100" t="38100" r="60960" b="60960"/>
+                    <wp:wrapNone/>
+                    <wp:docPr id="750554313" name="Connecteur droit avec flèche 3"/>
+                    <wp:cNvGraphicFramePr/>
+                    <a:graphic>
+                      <a:graphicData uri="http://schemas.microsoft.com/office/word/2010/wordprocessingShape">
+                        <wps:wsp>
+                          <wps:cNvCnPr/>
+                          <wps:spPr>
+                            <a:xfrm>
+                              <a:flipV/>
+                              <a:off x="0" y="0"/>
+                              <a:ext cx="1498600" cy="558800"/>
+                            </a:xfrm>
+                            <a:prstGeom prst="straightConnector1">
+                              <a:avLst/>
+                            </a:prstGeom>
+                            <a:ln w="12700">
+                              <a:solidFill>
+                                <a:srgbClr val="FF00FF"/>
+                              </a:solidFill>
+                              <a:tailEnd type="triangle"/>
+                            </a:ln>
+                          </wps:spPr>
+                          <wps:bodyPr/>
+                        </wps:wsp>
+                      </a:graphicData>
+                    </a:graphic>
+                  </wp:anchor>
+                </w:drawing>
+              </mc:Choice>
+              <mc:Fallback>
+                <w:pict>
+                  <v:line id="Connecteur droit avec flèche 3" o:spid="_x0000_s1026" style="position:absolute;margin-left:-30.0pt;margin-top:-36.0pt;width:118.0pt;height:44.0pt;flip:v;z-index:251659264;mso-wrap-style:square;mso-position-horizontal:absolute;mso-position-horizontal-relative:text;mso-position-vertical:absolute;mso-position-vertical-relative:text" from="0,44" to="118,0" o:inset="0,0">
+                    <v:stroke weight="1pt" color="#FF00FF" endarrow="block"/>
+                  </v:line>
+                </w:pict>
+              </mc:Fallback>
+            </mc:AlternateContent>
           </w:p>
         </w:tc>
         <w:tc>
           <w:tcPr>
-            <w:tcW w:type="dxa" w:w="5812"/>
+            <w:tcW w:type="dxa" w:w="5157"/>
           </w:tcPr>
           <w:p>
             <w:pPr>
-              <w:spacing w:after="40" w:before="0"/>
+              <w:spacing w:after="0" w:before="0"/>
             </w:pPr>
             <w:r/>
             <w:r>
-              <w:t>dia nitsiky.</w:t>
+              <w:t>antony</w:t>
             </w:r>
           </w:p>
         </w:tc>
       </w:tr>
       <w:tr>
+        <w:trPr>
+          <w:trHeight w:val="440" w:hRule="atLeast"/>
+        </w:trPr>
         <w:tc>
           <w:tcPr>
-            <w:tcW w:type="dxa" w:w="2545"/>
+            <w:tcW w:type="dxa" w:w="3200"/>
           </w:tcPr>
           <w:p>
             <w:pPr>
-              <w:spacing w:after="40" w:before="0"/>
+              <w:spacing w:after="0" w:before="0"/>
             </w:pPr>
             <w:r/>
             <w:r>
-              <w:t>Ampiasaina ny teny •</w:t>
+              <w:t>Noho ianao nandiso fotoana, •</w:t>
             </w:r>
           </w:p>
         </w:tc>
@@ -2103,35 +2575,89 @@
           </w:tcPr>
           <w:p>
             <w:pPr>
-              <w:spacing w:after="40" w:before="0"/>
+              <w:spacing w:after="0" w:before="0"/>
             </w:pPr>
             <w:r/>
             <w:r/>
+            <mc:AlternateContent xmlns:a="http://schemas.openxmlformats.org/drawingml/2006/main">
+              <mc:Choice Requires="wps">
+                <w:drawing>
+                  <wp:anchor distT="0" distB="0" distL="114300" distR="114300" simplePos="0" relativeHeight="251659264" behindDoc="0" locked="0" layoutInCell="1" allowOverlap="1">
+                    <wp:simplePos x="0" y="0"/>
+                    <wp:positionH relativeFrom="column">
+                      <wp:posOffset>-381000</wp:posOffset>
+                    </wp:positionH>
+                    <wp:positionV relativeFrom="paragraph">
+                      <wp:posOffset>-457200</wp:posOffset>
+                    </wp:positionV>
+                    <wp:extent cx="1498600" cy="558800"/>
+                    <wp:effectExtent l="38100" t="38100" r="60960" b="60960"/>
+                    <wp:wrapNone/>
+                    <wp:docPr id="750554314" name="Connecteur droit avec flèche 4"/>
+                    <wp:cNvGraphicFramePr/>
+                    <a:graphic>
+                      <a:graphicData uri="http://schemas.microsoft.com/office/word/2010/wordprocessingShape">
+                        <wps:wsp>
+                          <wps:cNvCnPr/>
+                          <wps:spPr>
+                            <a:xfrm>
+                              <a:flipV/>
+                              <a:off x="0" y="0"/>
+                              <a:ext cx="1498600" cy="558800"/>
+                            </a:xfrm>
+                            <a:prstGeom prst="straightConnector1">
+                              <a:avLst/>
+                            </a:prstGeom>
+                            <a:ln w="12700">
+                              <a:solidFill>
+                                <a:srgbClr val="FF00FF"/>
+                              </a:solidFill>
+                              <a:tailEnd type="triangle"/>
+                            </a:ln>
+                          </wps:spPr>
+                          <wps:bodyPr/>
+                        </wps:wsp>
+                      </a:graphicData>
+                    </a:graphic>
+                  </wp:anchor>
+                </w:drawing>
+              </mc:Choice>
+              <mc:Fallback>
+                <w:pict>
+                  <v:line id="Connecteur droit avec flèche 4" o:spid="_x0000_s1026" style="position:absolute;margin-left:-30.0pt;margin-top:-36.0pt;width:118.0pt;height:44.0pt;flip:v;z-index:251659264;mso-wrap-style:square;mso-position-horizontal:absolute;mso-position-horizontal-relative:text;mso-position-vertical:absolute;mso-position-vertical-relative:text" from="0,44" to="118,0" o:inset="0,0">
+                    <v:stroke weight="1pt" color="#FF00FF" endarrow="block"/>
+                  </v:line>
+                </w:pict>
+              </mc:Fallback>
+            </mc:AlternateContent>
           </w:p>
         </w:tc>
         <w:tc>
           <w:tcPr>
-            <w:tcW w:type="dxa" w:w="5812"/>
+            <w:tcW w:type="dxa" w:w="5157"/>
           </w:tcPr>
           <w:p>
             <w:pPr>
-              <w:spacing w:after="40" w:before="0"/>
+              <w:spacing w:after="0" w:before="0"/>
             </w:pPr>
             <w:r/>
             <w:r>
-              <w:t>ho fitaovana ianarana, ifandraisana ary anehoana hevitra.</w:t>
+              <w:t>rehefa</w:t>
             </w:r>
           </w:p>
         </w:tc>
       </w:tr>
       <w:tr>
+        <w:trPr>
+          <w:trHeight w:val="440" w:hRule="atLeast"/>
+        </w:trPr>
         <w:tc>
           <w:tcPr>
-            <w:tcW w:type="dxa" w:w="2545"/>
+            <w:tcW w:type="dxa" w:w="3200"/>
           </w:tcPr>
           <w:p>
             <w:pPr>
-              <w:spacing w:after="40" w:before="0"/>
+              <w:spacing w:after="0" w:before="0"/>
             </w:pPr>
             <w:r/>
             <w:r>
@@ -2145,35 +2671,89 @@
           </w:tcPr>
           <w:p>
             <w:pPr>
-              <w:spacing w:after="40" w:before="0"/>
+              <w:spacing w:after="0" w:before="0"/>
             </w:pPr>
             <w:r/>
             <w:r/>
+            <mc:AlternateContent xmlns:a="http://schemas.openxmlformats.org/drawingml/2006/main">
+              <mc:Choice Requires="wps">
+                <w:drawing>
+                  <wp:anchor distT="0" distB="0" distL="114300" distR="114300" simplePos="0" relativeHeight="251659264" behindDoc="0" locked="0" layoutInCell="1" allowOverlap="1">
+                    <wp:simplePos x="0" y="0"/>
+                    <wp:positionH relativeFrom="column">
+                      <wp:posOffset>-381000</wp:posOffset>
+                    </wp:positionH>
+                    <wp:positionV relativeFrom="paragraph">
+                      <wp:posOffset>-457200</wp:posOffset>
+                    </wp:positionV>
+                    <wp:extent cx="1498600" cy="558800"/>
+                    <wp:effectExtent l="38100" t="38100" r="60960" b="60960"/>
+                    <wp:wrapNone/>
+                    <wp:docPr id="750554315" name="Connecteur droit avec flèche 5"/>
+                    <wp:cNvGraphicFramePr/>
+                    <a:graphic>
+                      <a:graphicData uri="http://schemas.microsoft.com/office/word/2010/wordprocessingShape">
+                        <wps:wsp>
+                          <wps:cNvCnPr/>
+                          <wps:spPr>
+                            <a:xfrm>
+                              <a:flipV/>
+                              <a:off x="0" y="0"/>
+                              <a:ext cx="1498600" cy="558800"/>
+                            </a:xfrm>
+                            <a:prstGeom prst="straightConnector1">
+                              <a:avLst/>
+                            </a:prstGeom>
+                            <a:ln w="12700">
+                              <a:solidFill>
+                                <a:srgbClr val="FF00FF"/>
+                              </a:solidFill>
+                              <a:tailEnd type="triangle"/>
+                            </a:ln>
+                          </wps:spPr>
+                          <wps:bodyPr/>
+                        </wps:wsp>
+                      </a:graphicData>
+                    </a:graphic>
+                  </wp:anchor>
+                </w:drawing>
+              </mc:Choice>
+              <mc:Fallback>
+                <w:pict>
+                  <v:line id="Connecteur droit avec flèche 5" o:spid="_x0000_s1026" style="position:absolute;margin-left:-30.0pt;margin-top:-36.0pt;width:118.0pt;height:44.0pt;flip:v;z-index:251659264;mso-wrap-style:square;mso-position-horizontal:absolute;mso-position-horizontal-relative:text;mso-position-vertical:absolute;mso-position-vertical-relative:text" from="0,44" to="118,0" o:inset="0,0">
+                    <v:stroke weight="1pt" color="#FF00FF" endarrow="block"/>
+                  </v:line>
+                </w:pict>
+              </mc:Fallback>
+            </mc:AlternateContent>
           </w:p>
         </w:tc>
         <w:tc>
           <w:tcPr>
-            <w:tcW w:type="dxa" w:w="5812"/>
+            <w:tcW w:type="dxa" w:w="5157"/>
           </w:tcPr>
           <w:p>
             <w:pPr>
-              <w:spacing w:after="40" w:before="0"/>
+              <w:spacing w:after="0" w:before="0"/>
             </w:pPr>
             <w:r/>
             <w:r>
-              <w:t>antony</w:t>
+              <w:t>safidy</w:t>
             </w:r>
           </w:p>
         </w:tc>
       </w:tr>
       <w:tr>
+        <w:trPr>
+          <w:trHeight w:val="440" w:hRule="atLeast"/>
+        </w:trPr>
         <w:tc>
           <w:tcPr>
-            <w:tcW w:type="dxa" w:w="2545"/>
+            <w:tcW w:type="dxa" w:w="3200"/>
           </w:tcPr>
           <w:p>
             <w:pPr>
-              <w:spacing w:after="40" w:before="0"/>
+              <w:spacing w:after="0" w:before="0"/>
             </w:pPr>
             <w:r/>
             <w:r>
@@ -2187,35 +2767,89 @@
           </w:tcPr>
           <w:p>
             <w:pPr>
-              <w:spacing w:after="40" w:before="0"/>
+              <w:spacing w:after="0" w:before="0"/>
             </w:pPr>
             <w:r/>
             <w:r/>
+            <mc:AlternateContent xmlns:a="http://schemas.openxmlformats.org/drawingml/2006/main">
+              <mc:Choice Requires="wps">
+                <w:drawing>
+                  <wp:anchor distT="0" distB="0" distL="114300" distR="114300" simplePos="0" relativeHeight="251659264" behindDoc="0" locked="0" layoutInCell="1" allowOverlap="1">
+                    <wp:simplePos x="0" y="0"/>
+                    <wp:positionH relativeFrom="column">
+                      <wp:posOffset>-381000</wp:posOffset>
+                    </wp:positionH>
+                    <wp:positionV relativeFrom="paragraph">
+                      <wp:posOffset>-457200</wp:posOffset>
+                    </wp:positionV>
+                    <wp:extent cx="1498600" cy="558800"/>
+                    <wp:effectExtent l="38100" t="38100" r="60960" b="60960"/>
+                    <wp:wrapNone/>
+                    <wp:docPr id="750554316" name="Connecteur droit avec flèche 6"/>
+                    <wp:cNvGraphicFramePr/>
+                    <a:graphic>
+                      <a:graphicData uri="http://schemas.microsoft.com/office/word/2010/wordprocessingShape">
+                        <wps:wsp>
+                          <wps:cNvCnPr/>
+                          <wps:spPr>
+                            <a:xfrm>
+                              <a:flipV/>
+                              <a:off x="0" y="0"/>
+                              <a:ext cx="1498600" cy="558800"/>
+                            </a:xfrm>
+                            <a:prstGeom prst="straightConnector1">
+                              <a:avLst/>
+                            </a:prstGeom>
+                            <a:ln w="12700">
+                              <a:solidFill>
+                                <a:srgbClr val="FF00FF"/>
+                              </a:solidFill>
+                              <a:tailEnd type="triangle"/>
+                            </a:ln>
+                          </wps:spPr>
+                          <wps:bodyPr/>
+                        </wps:wsp>
+                      </a:graphicData>
+                    </a:graphic>
+                  </wp:anchor>
+                </w:drawing>
+              </mc:Choice>
+              <mc:Fallback>
+                <w:pict>
+                  <v:line id="Connecteur droit avec flèche 6" o:spid="_x0000_s1026" style="position:absolute;margin-left:-30.0pt;margin-top:-36.0pt;width:118.0pt;height:44.0pt;flip:v;z-index:251659264;mso-wrap-style:square;mso-position-horizontal:absolute;mso-position-horizontal-relative:text;mso-position-vertical:absolute;mso-position-vertical-relative:text" from="0,44" to="118,0" o:inset="0,0">
+                    <v:stroke weight="1pt" color="#FF00FF" endarrow="block"/>
+                  </v:line>
+                </w:pict>
+              </mc:Fallback>
+            </mc:AlternateContent>
           </w:p>
         </w:tc>
         <w:tc>
           <w:tcPr>
-            <w:tcW w:type="dxa" w:w="5812"/>
+            <w:tcW w:type="dxa" w:w="5157"/>
           </w:tcPr>
           <w:p>
             <w:pPr>
-              <w:spacing w:after="40" w:before="0"/>
+              <w:spacing w:after="0" w:before="0"/>
             </w:pPr>
             <w:r/>
             <w:r>
-              <w:t>rehefa</w:t>
+              <w:t>ratra nahazo azy.</w:t>
             </w:r>
           </w:p>
         </w:tc>
       </w:tr>
       <w:tr>
+        <w:trPr>
+          <w:trHeight w:val="440" w:hRule="atLeast"/>
+        </w:trPr>
         <w:tc>
           <w:tcPr>
-            <w:tcW w:type="dxa" w:w="2545"/>
+            <w:tcW w:type="dxa" w:w="3200"/>
           </w:tcPr>
           <w:p>
             <w:pPr>
-              <w:spacing w:after="40" w:before="0"/>
+              <w:spacing w:after="0" w:before="0"/>
             </w:pPr>
             <w:r/>
             <w:r>
@@ -2229,23 +2863,74 @@
           </w:tcPr>
           <w:p>
             <w:pPr>
-              <w:spacing w:after="40" w:before="0"/>
+              <w:spacing w:after="0" w:before="0"/>
             </w:pPr>
             <w:r/>
             <w:r/>
+            <mc:AlternateContent xmlns:a="http://schemas.openxmlformats.org/drawingml/2006/main">
+              <mc:Choice Requires="wps">
+                <w:drawing>
+                  <wp:anchor distT="0" distB="0" distL="114300" distR="114300" simplePos="0" relativeHeight="251659264" behindDoc="0" locked="0" layoutInCell="1" allowOverlap="1">
+                    <wp:simplePos x="0" y="0"/>
+                    <wp:positionH relativeFrom="column">
+                      <wp:posOffset>-381000</wp:posOffset>
+                    </wp:positionH>
+                    <wp:positionV relativeFrom="paragraph">
+                      <wp:posOffset>-457200</wp:posOffset>
+                    </wp:positionV>
+                    <wp:extent cx="1498600" cy="558800"/>
+                    <wp:effectExtent l="38100" t="38100" r="60960" b="60960"/>
+                    <wp:wrapNone/>
+                    <wp:docPr id="750554317" name="Connecteur droit avec flèche 7"/>
+                    <wp:cNvGraphicFramePr/>
+                    <a:graphic>
+                      <a:graphicData uri="http://schemas.microsoft.com/office/word/2010/wordprocessingShape">
+                        <wps:wsp>
+                          <wps:cNvCnPr/>
+                          <wps:spPr>
+                            <a:xfrm>
+                              <a:flipV/>
+                              <a:off x="0" y="0"/>
+                              <a:ext cx="1498600" cy="558800"/>
+                            </a:xfrm>
+                            <a:prstGeom prst="straightConnector1">
+                              <a:avLst/>
+                            </a:prstGeom>
+                            <a:ln w="12700">
+                              <a:solidFill>
+                                <a:srgbClr val="FF00FF"/>
+                              </a:solidFill>
+                              <a:tailEnd type="triangle"/>
+                            </a:ln>
+                          </wps:spPr>
+                          <wps:bodyPr/>
+                        </wps:wsp>
+                      </a:graphicData>
+                    </a:graphic>
+                  </wp:anchor>
+                </w:drawing>
+              </mc:Choice>
+              <mc:Fallback>
+                <w:pict>
+                  <v:line id="Connecteur droit avec flèche 7" o:spid="_x0000_s1026" style="position:absolute;margin-left:-30.0pt;margin-top:-36.0pt;width:118.0pt;height:44.0pt;flip:v;z-index:251659264;mso-wrap-style:square;mso-position-horizontal:absolute;mso-position-horizontal-relative:text;mso-position-vertical:absolute;mso-position-vertical-relative:text" from="0,44" to="118,0" o:inset="0,0">
+                    <v:stroke weight="1pt" color="#FF00FF" endarrow="block"/>
+                  </v:line>
+                </w:pict>
+              </mc:Fallback>
+            </mc:AlternateContent>
           </w:p>
         </w:tc>
         <w:tc>
           <w:tcPr>
-            <w:tcW w:type="dxa" w:w="5812"/>
+            <w:tcW w:type="dxa" w:w="5157"/>
           </w:tcPr>
           <w:p>
             <w:pPr>
-              <w:spacing w:after="40" w:before="0"/>
+              <w:spacing w:after="0" w:before="0"/>
             </w:pPr>
             <w:r/>
             <w:r>
-              <w:t>matoantenin'ny iharana</w:t>
+              <w:t>voasary.</w:t>
             </w:r>
           </w:p>
         </w:tc>
@@ -2276,9 +2961,55 @@
       </w:pPr>
       <w:r>
         <w:rPr>
+          <w:i/>
+          <w:color w:val="FF00FF"/>
+        </w:rPr>
+        <w:t>Nony</w:t>
+      </w:r>
+      <w:r>
+        <w:rPr>
           <w:color w:val="000000"/>
         </w:rPr>
-        <w:t>Ny lahatsoratra ampiasaina dia mety …………………… lahatsoratra mitantara, manoritsoritra na mampahalala. …………………… midona ny orana, velon-tsento i Sahondra mahatsiaro andreniny. Ho vita ity rahariva. = Rahariva …………………… vita ity. Ny teny mahery lava …………………… ny tanana.</w:t>
+        <w:t xml:space="preserve"> midona ny orana, velon-tsento i Sahondra mahatsiaro andreniny. Ny lahatsoratra ampiasaina dia mety </w:t>
+      </w:r>
+      <w:r>
+        <w:rPr>
+          <w:i/>
+          <w:color w:val="FF00FF"/>
+        </w:rPr>
+        <w:t>ho</w:t>
+      </w:r>
+      <w:r>
+        <w:rPr>
+          <w:color w:val="000000"/>
+        </w:rPr>
+        <w:t xml:space="preserve"> lahatsoratra mitantara, manoritsoritra na mampahalala. Rahariva </w:t>
+      </w:r>
+      <w:r>
+        <w:rPr>
+          <w:i/>
+          <w:color w:val="FF00FF"/>
+        </w:rPr>
+        <w:t>no ho</w:t>
+      </w:r>
+      <w:r>
+        <w:rPr>
+          <w:color w:val="000000"/>
+        </w:rPr>
+        <w:t xml:space="preserve"> vita ity. </w:t>
+      </w:r>
+      <w:r>
+        <w:rPr>
+          <w:i/>
+          <w:color w:val="FF00FF"/>
+        </w:rPr>
+        <w:t>Noho</w:t>
+      </w:r>
+      <w:r>
+        <w:rPr>
+          <w:color w:val="000000"/>
+        </w:rPr>
+        <w:t xml:space="preserve"> ianao mividy boky betsaka, dia ahenako ny vidin'ny tsirairay.</w:t>
       </w:r>
     </w:p>
     <w:p>
@@ -2296,222 +3027,7 @@
         <w:spacing w:after="40" w:before="0"/>
       </w:pPr>
       <w:r>
-        <w:t>Mamorona fehezanteny telo ahitana ny hoe « noho ny », « nony » sy « no ho ».</w:t>
-      </w:r>
-    </w:p>
-    <w:p>
-      <w:pPr>
-        <w:spacing w:after="40" w:before="0"/>
-      </w:pPr>
-    </w:p>
-    <w:p>
-      <w:pPr>
-        <w:spacing w:after="80" w:before="0"/>
-      </w:pPr>
-      <w:r>
-        <w:rPr>
-          <w:b/>
-          <w:color w:val="FA6A97"/>
-          <w:u w:val="single"/>
-        </w:rPr>
-        <w:t>FANITSIANA</w:t>
-      </w:r>
-    </w:p>
-    <w:p>
-      <w:pPr>
-        <w:keepNext/>
-        <w:numPr>
-          <w:ilvl w:val="0"/>
-          <w:numId w:val="106"/>
-        </w:numPr>
-        <w:spacing w:after="40" w:before="0"/>
-      </w:pPr>
-      <w:r>
-        <w:t>Ampifandraiso amin'ny alalan'ny tsilo.</w:t>
-      </w:r>
-    </w:p>
-    <w:p>
-      <w:pPr>
-        <w:spacing w:after="40" w:before="0"/>
-        <w:ind w:firstLine="720"/>
-      </w:pPr>
-      <w:r>
-        <w:rPr>
-          <w:color w:val="000000"/>
-        </w:rPr>
-        <w:t>Reraka izy noho ny : ratra nahazo azy.</w:t>
-      </w:r>
-    </w:p>
-    <w:p>
-      <w:pPr>
-        <w:spacing w:after="40" w:before="0"/>
-        <w:ind w:firstLine="720"/>
-      </w:pPr>
-      <w:r>
-        <w:rPr>
-          <w:color w:val="000000"/>
-        </w:rPr>
-        <w:t>Nony lasa izy, : dia nody izahay.</w:t>
-      </w:r>
-    </w:p>
-    <w:p>
-      <w:pPr>
-        <w:spacing w:after="40" w:before="0"/>
-        <w:ind w:firstLine="720"/>
-      </w:pPr>
-      <w:r>
-        <w:rPr>
-          <w:color w:val="000000"/>
-        </w:rPr>
-        <w:t>Nony nahita ny reniny ny zaza, : dia nitsiky.</w:t>
-      </w:r>
-    </w:p>
-    <w:p>
-      <w:pPr>
-        <w:spacing w:after="40" w:before="0"/>
-        <w:ind w:firstLine="720"/>
-      </w:pPr>
-      <w:r>
-        <w:rPr>
-          <w:color w:val="000000"/>
-        </w:rPr>
-        <w:t>Ampiasaina ny teny : ho fitaovana ianarana, ifandraisana ary anehoana hevitra.</w:t>
-      </w:r>
-    </w:p>
-    <w:p>
-      <w:pPr>
-        <w:spacing w:after="40" w:before="0"/>
-        <w:ind w:firstLine="720"/>
-      </w:pPr>
-      <w:r>
-        <w:rPr>
-          <w:color w:val="000000"/>
-        </w:rPr>
-        <w:t>noho ny : antony</w:t>
-      </w:r>
-    </w:p>
-    <w:p>
-      <w:pPr>
-        <w:spacing w:after="40" w:before="0"/>
-        <w:ind w:firstLine="720"/>
-      </w:pPr>
-      <w:r>
-        <w:rPr>
-          <w:color w:val="000000"/>
-        </w:rPr>
-        <w:t>nony : rehefa</w:t>
-      </w:r>
-    </w:p>
-    <w:p>
-      <w:pPr>
-        <w:spacing w:after="40" w:before="0"/>
-        <w:ind w:firstLine="720"/>
-      </w:pPr>
-      <w:r>
-        <w:rPr>
-          <w:color w:val="000000"/>
-        </w:rPr>
-        <w:t>no ho : matoantenin'ny iharana</w:t>
-      </w:r>
-    </w:p>
-    <w:p>
-      <w:pPr>
-        <w:spacing w:after="40" w:before="0"/>
-      </w:pPr>
-    </w:p>
-    <w:p>
-      <w:pPr>
-        <w:keepNext/>
-        <w:numPr>
-          <w:ilvl w:val="0"/>
-          <w:numId w:val="106"/>
-        </w:numPr>
-        <w:spacing w:after="40" w:before="0"/>
-      </w:pPr>
-      <w:r>
-        <w:t>Fenoy « noho ny » na « noho » na « nony » na « no » na « ho » ny banga.</w:t>
-      </w:r>
-    </w:p>
-    <w:p>
-      <w:pPr>
-        <w:spacing w:after="40" w:before="0"/>
-        <w:ind w:firstLine="720"/>
-      </w:pPr>
-      <w:r>
-        <w:rPr>
-          <w:color w:val="000000"/>
-        </w:rPr>
-        <w:t xml:space="preserve">Ny lahatsoratra ampiasaina dia mety </w:t>
-      </w:r>
-      <w:r>
-        <w:rPr>
-          <w:i/>
-          <w:color w:val="FF00FF"/>
-        </w:rPr>
-        <w:t>ho</w:t>
-      </w:r>
-      <w:r>
-        <w:rPr>
-          <w:color w:val="000000"/>
-        </w:rPr>
-        <w:t xml:space="preserve"> lahatsoratra mitantara, manoritsoritra na mampahalala. </w:t>
-      </w:r>
-      <w:r>
-        <w:rPr>
-          <w:i/>
-          <w:color w:val="FF00FF"/>
-        </w:rPr>
-        <w:t>Nony</w:t>
-      </w:r>
-      <w:r>
-        <w:rPr>
-          <w:color w:val="000000"/>
-        </w:rPr>
-        <w:t xml:space="preserve"> midona ny orana, velon-tsento i Sahondra mahatsiaro andreniny. Ho vita ity rahariva. = Rahariva </w:t>
-      </w:r>
-      <w:r>
-        <w:rPr>
-          <w:i/>
-          <w:color w:val="FF00FF"/>
-        </w:rPr>
-        <w:t>no ho</w:t>
-      </w:r>
-      <w:r>
-        <w:rPr>
-          <w:color w:val="000000"/>
-        </w:rPr>
-        <w:t xml:space="preserve"> vita ity. Ny teny mahery lava </w:t>
-      </w:r>
-      <w:r>
-        <w:rPr>
-          <w:i/>
-          <w:color w:val="FF00FF"/>
-        </w:rPr>
-        <w:t>noho</w:t>
-      </w:r>
-      <w:r>
-        <w:rPr>
-          <w:color w:val="000000"/>
-        </w:rPr>
-        <w:t xml:space="preserve"> ny tanana.</w:t>
-      </w:r>
-    </w:p>
-    <w:p>
-      <w:pPr>
-        <w:spacing w:after="40" w:before="0"/>
-      </w:pPr>
-    </w:p>
-    <w:p>
-      <w:pPr>
-        <w:keepNext/>
-        <w:numPr>
-          <w:ilvl w:val="0"/>
-          <w:numId w:val="106"/>
-        </w:numPr>
-        <w:spacing w:after="40" w:before="0"/>
-      </w:pPr>
-      <w:r>
-        <w:t>Mamorona fehezanteny telo ahitana ny hoe « noho ny », « nony » sy « no ho ».</w:t>
+        <w:t>Mamorona fehezanteny roa ahitana ny hoe « noho ny » sy ny hoe « nony ».</w:t>
       </w:r>
     </w:p>
     <w:p>
@@ -2523,7 +3039,7 @@
           <w:i/>
           <w:color w:val="FF00FF"/>
         </w:rPr>
-        <w:t>Ny zava-dehibe : anarana no manaraka ny « noho ny » ; matoanteny lasa no manaraka ny « nony » ; ary rehefa misy tovana ny matoanteny dia mitovona ny « ho » ao anaty « no ho ».</w:t>
+        <w:t>Ny zava-dehibe : anarana na mpisolo anarana no manaraka ny « noho ny » ; matoanteny no manaraka ny « nony » ; ary roa teny ny « no ho ».</w:t>
       </w:r>
     </w:p>
     <w:p>
@@ -2556,7 +3072,7 @@
         <w:spacing w:after="40" w:before="0"/>
       </w:pPr>
       <w:r>
-        <w:t>- PE T5, taranja Malagasy, p.18 (Fiasan'ny teny · Tsipelina) : « Fanoratana ny: samihafa/samy hafa, noho ny/nony/no ho » ; p.9 : « Ny lahatsoratra ampiasaina dia mety ho lahatsoratra mitantara, manoritsoritra na mampahalala » ; « ampiasaina ny teny ho fitaovana ianarana, ifandraisana ary anehoana hevitra ».</w:t>
+        <w:t>- Rakibolana an-tserasera, « noho » — https://malagasyword.org/bins/teny2/noho : « Ilaina noho ny volamena ny vy » ; « Mamy ny akondro noho ny voasary » ; « Noho ianao nandiso fotoana, dia tsy hahazo valisoa ianao ». Pejy 2 : « no ho, locution — marque un point de depart, depuis… jusqu'a : Hatramin' ny folo no ho miakatra ».</w:t>
       </w:r>
     </w:p>
     <w:p>
@@ -2564,7 +3080,7 @@
         <w:spacing w:after="40" w:before="0"/>
       </w:pPr>
       <w:r>
-        <w:t>- PE T5, p.9 : « 1. Ny fitandroana ny fahasalamana » (lohahevitra voasoratra ao amin'ny takela).</w:t>
+        <w:t>- PE T5, taranja Malagasy, p.18 (Fiasan'ny teny · Tsipelina) : « Fanoratana ny: samihafa/samy hafa, noho ny/nony/no ho ».</w:t>
       </w:r>
     </w:p>
     <w:p>
@@ -2580,7 +3096,7 @@
         <w:spacing w:after="40" w:before="0"/>
       </w:pPr>
       <w:r>
-        <w:t>- Rakibolana an-tserasera, « nony » — https://malagasyword.org/bins/teny2/nony : « Nony niamboho Ranavalona reniny, dia nitsoka ny rivo-pahafahana » ; « Nony midona ny orana, velon-tsento i Sahondra mahatsiaro andreniny » ; « Nony handeha indrindra izahay no avy ny orana » ; analog : fony, raha, rehefa.</w:t>
+        <w:t>- Rakibolana an-tserasera, « nony » — https://malagasyword.org/bins/teny2/nony : « Nony niamboho Ranavalona reniny, dia nitsoka ny rivo-pahafahana » ; « Nony midona ny orana, velon-tsento i Sahondra mahatsiaro andreniny » ; « Nony handeha indrindra izahay no avy ny orana » ; « Nony lasa izy, dia nody izahay ».</w:t>
       </w:r>
     </w:p>
     <w:p>
@@ -2588,7 +3104,7 @@
         <w:spacing w:after="40" w:before="0"/>
       </w:pPr>
       <w:r>
-        <w:t>- Ohabolana : « Ny fahasalamana dia ambony lavitra noho ny fananan-karena. » (ohabolana.org, sources_web/02_ohab_fahasalamana.txt) ; « Ny teny mahery lava noho ny tanana. » (JICA/PAGEM, vakiteny modely, sources_web/04_jica_vakiteny.txt).</w:t>
+        <w:t>- Ohabolana : « Ny fahasalamana dia ambony lavitra noho ny fananan-karena. » (ohabolana.org) ; « Ny teny mahery lava noho ny tanana. » (JICA/PAGEM, vakiteny modely).</w:t>
       </w:r>
     </w:p>
     <w:p>
@@ -2596,7 +3112,7 @@
         <w:spacing w:after="40" w:before="0"/>
       </w:pPr>
       <w:r>
-        <w:t>- mGWikipedia, pejy « Rano » (sources_web/full/mgwiki_rano.txt) : « Noho ny oksizena izay elektronegativa dia sintoniny manatona azy ny tambatra elektrona anankiroa izay eo amin'ny firaisany amin'ireo Hidrozena avy. » — Licence CC BY-SA 4.0.</w:t>
+        <w:t>- PE T5, p.9 : « Ny lahatsoratra ampiasaina dia mety ho lahatsoratra mitantara, manoritsoritra na mampahalala » ; « ampiasaina ny teny ho fitaovana ianarana, ifandraisana ary anehoana hevitra ».</w:t>
       </w:r>
     </w:p>
     <w:p>
@@ -2604,7 +3120,7 @@
         <w:spacing w:after="40" w:before="0"/>
       </w:pPr>
       <w:r>
-        <w:t>- Ohatra nomen'ny mpampianatra (2026-10-29) : « Tsy nivoaka izy noho ny ranonorana. », « Tafita izy noho ny fiezahany. », « Nony tonga tany an-trano izy, dia natory avy hatrany. », « Nony nahita ny reniny ny zaza, dia nitsiky. », « Ho tonga rahampitso izy. = Rahampitso izy no ho tonga. », « Ho vita ity rahariva. = Rahariva no ho vita ity. », « Hovitaiko ity rahariva. = Rahariva ity no hovitaiko. » — voatahiry mot pour mot ao refs/rakibolana_noho.txt.</w:t>
+        <w:t>- Ohatra nomen'ny mpampianatra (2026-10-29), recopiées mot pour mot ao refs/rakibolana_noho.txt : « Tsy nivoaka izy noho ny ranonorana. » ; « Tafita izy noho ny fiezahany. » ; « Nony tonga tany an-trano izy, dia natory avy hatrany. » ; « Nony nahita ny reniny ny zaza, dia nitsiky. » ; « Ny hianatra no ho ny hilalao no tsara. » ; « Andriamanitra no ho ny olombelona no tokony hoterena. » ; « Hovitaiko ity rahariva = Rahariva ity no hovitaiko. »</w:t>
       </w:r>
     </w:p>
     <w:sectPr>
@@ -2615,6 +3131,105 @@
     </w:sectPr>
   </w:body>
 </w:document>
+</file>
+
+<file path=word/footnotes.xml><?xml version="1.0" encoding="utf-8"?>
+<w:footnotes xmlns:wpc="http://schemas.microsoft.com/office/word/2010/wordprocessingCanvas" xmlns:mc="http://schemas.openxmlformats.org/markup-compatibility/2006" xmlns:r="http://schemas.openxmlformats.org/officeDocument/2006/relationships" xmlns:w="http://schemas.openxmlformats.org/wordprocessingml/2006/main" xmlns:w14="http://schemas.microsoft.com/office/word/2010/wordml" xmlns:wps="http://schemas.microsoft.com/office/word/2010/wordprocessingShape">
+  <w:footnote w:type="separator" w:id="-1">
+    <w:p>
+      <w:pPr>
+        <w:spacing w:after="0" w:line="240" w:lineRule="auto"/>
+      </w:pPr>
+    </w:p>
+  </w:footnote>
+  <w:footnote w:type="continuationSeparator" w:id="0">
+    <w:p>
+      <w:pPr>
+        <w:spacing w:after="0" w:line="240" w:lineRule="auto"/>
+      </w:pPr>
+    </w:p>
+  </w:footnote>
+  <w:footnote w:id="1001">
+    <w:p>
+      <w:pPr>
+        <w:spacing w:after="0" w:line="240" w:lineRule="auto"/>
+      </w:pPr>
+      <w:r>
+        <w:rPr>
+          <w:vertAlign w:val="superscript"/>
+          <w:sz w:val="18"/>
+        </w:rPr>
+        <w:footnoteRef/>
+      </w:r>
+      <w:r>
+        <w:rPr>
+          <w:sz w:val="18"/>
+        </w:rPr>
+        <w:t xml:space="preserve"> Voka-pianarana manokana</w:t>
+      </w:r>
+    </w:p>
+  </w:footnote>
+  <w:footnote w:id="1002">
+    <w:p>
+      <w:pPr>
+        <w:spacing w:after="0" w:line="240" w:lineRule="auto"/>
+      </w:pPr>
+      <w:r>
+        <w:rPr>
+          <w:vertAlign w:val="superscript"/>
+          <w:sz w:val="18"/>
+        </w:rPr>
+        <w:footnoteRef/>
+      </w:r>
+      <w:r>
+        <w:rPr>
+          <w:sz w:val="18"/>
+        </w:rPr>
+        <w:t xml:space="preserve"> Rakibolana Malagasy, « noho » — https://www.rakibolana.org/rakibolana/teny/noho : « Enti-milaza antony anaovan-javatra, satria » sy « Teny entina mampitaha zavatra roa » ; ohabolana : ohabolana.org.</w:t>
+      </w:r>
+    </w:p>
+  </w:footnote>
+  <w:footnote w:id="1003">
+    <w:p>
+      <w:pPr>
+        <w:spacing w:after="0" w:line="240" w:lineRule="auto"/>
+      </w:pPr>
+      <w:r>
+        <w:rPr>
+          <w:vertAlign w:val="superscript"/>
+          <w:sz w:val="18"/>
+        </w:rPr>
+        <w:footnoteRef/>
+      </w:r>
+      <w:r>
+        <w:rPr>
+          <w:sz w:val="18"/>
+        </w:rPr>
+        <w:t xml:space="preserve"> Rakibolana an-tserasera, « nony » (conjonction) — https://malagasyword.org/bins/teny2/nony : « Rehefa (raha milaza ny lasa ny matoanteny manaraka azy) » ; analog : fony, raha, rehefa.</w:t>
+      </w:r>
+    </w:p>
+  </w:footnote>
+  <w:footnote w:id="1004">
+    <w:p>
+      <w:pPr>
+        <w:spacing w:after="0" w:line="240" w:lineRule="auto"/>
+      </w:pPr>
+      <w:r>
+        <w:rPr>
+          <w:vertAlign w:val="superscript"/>
+          <w:sz w:val="18"/>
+        </w:rPr>
+        <w:footnoteRef/>
+      </w:r>
+      <w:r>
+        <w:rPr>
+          <w:sz w:val="18"/>
+        </w:rPr>
+        <w:t xml:space="preserve"> Fanamarihana : raha matoantenin'ny iharana misy tovana, mitovona ny ho — « Hovitaiko ity rahariva » = « Rahariva ity no hovitaiko » ; « Ho tonga rahampitso izy » = « Rahampitso izy no ho tonga » ; « Ho vita ity rahariva » = « Rahariva no ho vita ity ».</w:t>
+      </w:r>
+    </w:p>
+  </w:footnote>
+</w:footnotes>
 </file>
 
 <file path=word/numbering.xml><?xml version="1.0" encoding="utf-8"?>
@@ -2842,21 +3457,10 @@
       <w:lvlText w:val="%1."/>
       <w:suff w:val="space"/>
       <w:lvlJc w:val="left"/>
-      <w:ind w:left="1080" w:hanging="360"/>
+      <w:ind w:left="360" w:hanging="360"/>
     </w:lvl>
   </w:abstractNum>
   <w:abstractNum w:abstractNumId="105">
-    <w:multiLevelType w:val="singleLevel"/>
-    <w:lvl w:ilvl="0">
-      <w:start w:val="1"/>
-      <w:numFmt w:val="decimal"/>
-      <w:lvlText w:val="%1."/>
-      <w:suff w:val="space"/>
-      <w:lvlJc w:val="left"/>
-      <w:ind w:left="360" w:hanging="360"/>
-    </w:lvl>
-  </w:abstractNum>
-  <w:abstractNum w:abstractNumId="106">
     <w:multiLevelType w:val="singleLevel"/>
     <w:lvl w:ilvl="0">
       <w:start w:val="1"/>
@@ -2911,9 +3515,6 @@
   </w:num>
   <w:num w:numId="105">
     <w:abstractNumId w:val="105"/>
-  </w:num>
-  <w:num w:numId="106">
-    <w:abstractNumId w:val="106"/>
   </w:num>
 </w:numbering>
 </file>
@@ -3082,8 +3683,8 @@
       <w:spacing w:after="200"/>
     </w:pPr>
     <w:rPr>
-      <w:rFonts w:ascii="Calibri" w:hAnsi="Calibri"/>
-      <w:sz w:val="22"/>
+      <w:rFonts w:ascii="Times New Roman" w:hAnsi="Times New Roman"/>
+      <w:sz w:val="24"/>
     </w:rPr>
   </w:style>
   <w:style w:type="paragraph" w:styleId="Header">

--- a/manuel-malagasy-t5/output/Manuel_Malagasy_T5_TSIPELINA-S2_V1.docx
+++ b/manuel-malagasy-t5/output/Manuel_Malagasy_T5_TSIPELINA-S2_V1.docx
@@ -567,7 +567,7 @@
             </w:pPr>
             <w:r/>
             <w:r>
-              <w:t>Mamaky fehezanteny roa i Ravao : « Tsy nivoaka izy noho ny ranonorana. » sy « Nony tonga tany an-trano izy, dia natory avy hatrany. » Sahiran-tsaina izy hoe tsy mitovy ny teny nampifandray ny ampahany roa amin'ireo fehezanteny ireo.</w:t>
+              <w:t>Namaky fehezanteny roa i Ravao : « Tsy nivoaka izy noho ny ranonorana. » sy « Nony tonga tany an-trano izy, dia natory avy hatrany. » Sahiran-tsaina izy hoe tsy mitovy ny teny nampifandray ny ampahany roa amin'ireo fehezanteny ireo.</w:t>
             </w:r>
           </w:p>
         </w:tc>
@@ -1797,11 +1797,170 @@
       <w:r>
         <w:t xml:space="preserve"> ny olombelona no tokony hoterena.</w:t>
       </w:r>
+    </w:p>
+    <w:p>
+      <w:pPr>
+        <w:numPr>
+          <w:ilvl w:val="0"/>
+          <w:numId w:val="103"/>
+        </w:numPr>
+        <w:spacing w:after="40" w:before="0"/>
+      </w:pPr>
+      <w:r>
+        <w:t xml:space="preserve">Hovitaiko ity rahariva.  =  Rahariva ity </w:t>
+      </w:r>
+      <w:r>
+        <w:rPr>
+          <w:b/>
+          <w:i/>
+          <w:color w:val="F76995"/>
+        </w:rPr>
+        <w:t>no</w:t>
+      </w:r>
+      <w:r>
+        <w:t xml:space="preserve"> hovitaiko.</w:t>
+      </w:r>
+    </w:p>
+    <w:p>
+      <w:pPr>
+        <w:spacing w:after="40" w:before="0"/>
+        <w:ind w:left="2160"/>
+      </w:pPr>
+    </w:p>
+    <w:p>
+      <w:pPr>
+        <w:spacing w:after="40" w:before="0"/>
+        <w:ind w:firstLine="360"/>
+      </w:pPr>
+      <w:r>
+        <w:rPr>
+          <w:color w:val="000000"/>
+        </w:rPr>
+        <w:t xml:space="preserve">Misy ny « no ho » (roa teny) kosa ao amin'ny Rakibolana, ampiasaina aorian'ny « hatramin' » na « hatrany » : hatramin'ny isa na toerana iray </w:t>
+      </w:r>
+      <w:r>
+        <w:rPr>
+          <w:b/>
+          <w:i/>
+          <w:color w:val="F76995"/>
+        </w:rPr>
+        <w:t>ka hatramin'ny</w:t>
+      </w:r>
+      <w:r>
+        <w:rPr>
+          <w:color w:val="000000"/>
+        </w:rPr>
+        <w:t xml:space="preserve"> hafa (midika hoe « depuis… jusqu'à » amin'ny teny frantsay). Raha matoantenin'ny iharana misy tovana ny matoanteny kosa dia </w:t>
+      </w:r>
+      <w:r>
+        <w:rPr>
+          <w:b/>
+          <w:i/>
+          <w:color w:val="F76995"/>
+        </w:rPr>
+        <w:t>mitovona ny ho</w:t>
+      </w:r>
+      <w:r>
+        <w:rPr>
+          <w:color w:val="000000"/>
+        </w:rPr>
+        <w:t>.</w:t>
+      </w:r>
+    </w:p>
+    <w:p>
+      <w:pPr>
+        <w:keepNext/>
+        <w:spacing w:after="40" w:before="0"/>
+        <w:ind w:firstLine="720"/>
+      </w:pPr>
+      <w:r>
+        <w:rPr>
+          <w:i/>
+          <w:color w:val="78B832"/>
+          <w:u w:val="single"/>
+        </w:rPr>
+        <w:t>Ohatra:</w:t>
+      </w:r>
+    </w:p>
+    <w:p>
+      <w:pPr>
+        <w:numPr>
+          <w:ilvl w:val="0"/>
+          <w:numId w:val="104"/>
+        </w:numPr>
+        <w:spacing w:after="40" w:before="0"/>
+      </w:pPr>
+      <w:r>
+        <w:t xml:space="preserve">Hatramin' ny folo </w:t>
+      </w:r>
+      <w:r>
+        <w:rPr>
+          <w:b/>
+          <w:i/>
+          <w:color w:val="F76995"/>
+        </w:rPr>
+        <w:t>no ho</w:t>
+      </w:r>
+      <w:r>
+        <w:t xml:space="preserve"> miakatra.</w:t>
+      </w:r>
+    </w:p>
+    <w:p>
+      <w:pPr>
+        <w:numPr>
+          <w:ilvl w:val="0"/>
+          <w:numId w:val="104"/>
+        </w:numPr>
+        <w:spacing w:after="40" w:before="0"/>
+      </w:pPr>
+      <w:r>
+        <w:t xml:space="preserve">Hatramin' ny folo </w:t>
+      </w:r>
+      <w:r>
+        <w:rPr>
+          <w:b/>
+          <w:i/>
+          <w:color w:val="F76995"/>
+        </w:rPr>
+        <w:t>no ho</w:t>
+      </w:r>
+      <w:r>
+        <w:t xml:space="preserve"> midina.</w:t>
+      </w:r>
+    </w:p>
+    <w:p>
+      <w:pPr>
+        <w:numPr>
+          <w:ilvl w:val="0"/>
+          <w:numId w:val="104"/>
+        </w:numPr>
+        <w:spacing w:after="40" w:before="0"/>
+      </w:pPr>
+      <w:r>
+        <w:t xml:space="preserve">Hatrany </w:t>
+      </w:r>
+      <w:r>
+        <w:rPr>
+          <w:b/>
+          <w:i/>
+          <w:color w:val="F76995"/>
+        </w:rPr>
+        <w:t>no ho</w:t>
+      </w:r>
+      <w:r>
+        <w:t xml:space="preserve"> mankaty.</w:t>
+      </w:r>
       <w:r>
         <w:rPr>
           <w:vertAlign w:val="superscript"/>
         </w:rPr>
         <w:footnoteReference w:id="1004"/>
+      </w:r>
+      <w:r>
+        <w:rPr>
+          <w:vertAlign w:val="superscript"/>
+        </w:rPr>
+        <w:footnoteReference w:id="1005"/>
       </w:r>
     </w:p>
     <w:p>
@@ -1836,7 +1995,7 @@
         <w:keepNext/>
         <w:numPr>
           <w:ilvl w:val="0"/>
-          <w:numId w:val="104"/>
+          <w:numId w:val="105"/>
         </w:numPr>
         <w:spacing w:after="40" w:before="0"/>
       </w:pPr>
@@ -1853,17 +2012,17 @@
         <w:tblLook w:firstColumn="1" w:firstRow="1" w:lastColumn="0" w:lastRow="0" w:noHBand="0" w:noVBand="1" w:val="04A0"/>
       </w:tblPr>
       <w:tblGrid>
-        <w:gridCol w:w="3200"/>
+        <w:gridCol w:w="3400"/>
         <w:gridCol w:w="567"/>
-        <w:gridCol w:w="5157"/>
+        <w:gridCol w:w="4957"/>
       </w:tblGrid>
       <w:tr>
         <w:trPr>
-          <w:trHeight w:val="440" w:hRule="atLeast"/>
+          <w:trHeight w:val="440" w:hRule="exact"/>
         </w:trPr>
         <w:tc>
           <w:tcPr>
-            <w:tcW w:type="dxa" w:w="3200"/>
+            <w:tcW w:type="dxa" w:w="3400"/>
           </w:tcPr>
           <w:p>
             <w:pPr>
@@ -1889,7 +2048,7 @@
         </w:tc>
         <w:tc>
           <w:tcPr>
-            <w:tcW w:type="dxa" w:w="5157"/>
+            <w:tcW w:type="dxa" w:w="4957"/>
           </w:tcPr>
           <w:p>
             <w:pPr>
@@ -1904,11 +2063,11 @@
       </w:tr>
       <w:tr>
         <w:trPr>
-          <w:trHeight w:val="440" w:hRule="atLeast"/>
+          <w:trHeight w:val="440" w:hRule="exact"/>
         </w:trPr>
         <w:tc>
           <w:tcPr>
-            <w:tcW w:type="dxa" w:w="3200"/>
+            <w:tcW w:type="dxa" w:w="3400"/>
           </w:tcPr>
           <w:p>
             <w:pPr>
@@ -1934,7 +2093,7 @@
         </w:tc>
         <w:tc>
           <w:tcPr>
-            <w:tcW w:type="dxa" w:w="5157"/>
+            <w:tcW w:type="dxa" w:w="4957"/>
           </w:tcPr>
           <w:p>
             <w:pPr>
@@ -1949,11 +2108,11 @@
       </w:tr>
       <w:tr>
         <w:trPr>
-          <w:trHeight w:val="440" w:hRule="atLeast"/>
+          <w:trHeight w:val="440" w:hRule="exact"/>
         </w:trPr>
         <w:tc>
           <w:tcPr>
-            <w:tcW w:type="dxa" w:w="3200"/>
+            <w:tcW w:type="dxa" w:w="3400"/>
           </w:tcPr>
           <w:p>
             <w:pPr>
@@ -1979,7 +2138,7 @@
         </w:tc>
         <w:tc>
           <w:tcPr>
-            <w:tcW w:type="dxa" w:w="5157"/>
+            <w:tcW w:type="dxa" w:w="4957"/>
           </w:tcPr>
           <w:p>
             <w:pPr>
@@ -1994,11 +2153,11 @@
       </w:tr>
       <w:tr>
         <w:trPr>
-          <w:trHeight w:val="440" w:hRule="atLeast"/>
+          <w:trHeight w:val="440" w:hRule="exact"/>
         </w:trPr>
         <w:tc>
           <w:tcPr>
-            <w:tcW w:type="dxa" w:w="3200"/>
+            <w:tcW w:type="dxa" w:w="3400"/>
           </w:tcPr>
           <w:p>
             <w:pPr>
@@ -2024,7 +2183,7 @@
         </w:tc>
         <w:tc>
           <w:tcPr>
-            <w:tcW w:type="dxa" w:w="5157"/>
+            <w:tcW w:type="dxa" w:w="4957"/>
           </w:tcPr>
           <w:p>
             <w:pPr>
@@ -2039,11 +2198,11 @@
       </w:tr>
       <w:tr>
         <w:trPr>
-          <w:trHeight w:val="440" w:hRule="atLeast"/>
+          <w:trHeight w:val="440" w:hRule="exact"/>
         </w:trPr>
         <w:tc>
           <w:tcPr>
-            <w:tcW w:type="dxa" w:w="3200"/>
+            <w:tcW w:type="dxa" w:w="3400"/>
           </w:tcPr>
           <w:p>
             <w:pPr>
@@ -2069,7 +2228,7 @@
         </w:tc>
         <w:tc>
           <w:tcPr>
-            <w:tcW w:type="dxa" w:w="5157"/>
+            <w:tcW w:type="dxa" w:w="4957"/>
           </w:tcPr>
           <w:p>
             <w:pPr>
@@ -2084,11 +2243,11 @@
       </w:tr>
       <w:tr>
         <w:trPr>
-          <w:trHeight w:val="440" w:hRule="atLeast"/>
+          <w:trHeight w:val="440" w:hRule="exact"/>
         </w:trPr>
         <w:tc>
           <w:tcPr>
-            <w:tcW w:type="dxa" w:w="3200"/>
+            <w:tcW w:type="dxa" w:w="3400"/>
           </w:tcPr>
           <w:p>
             <w:pPr>
@@ -2114,7 +2273,7 @@
         </w:tc>
         <w:tc>
           <w:tcPr>
-            <w:tcW w:type="dxa" w:w="5157"/>
+            <w:tcW w:type="dxa" w:w="4957"/>
           </w:tcPr>
           <w:p>
             <w:pPr>
@@ -2129,11 +2288,11 @@
       </w:tr>
       <w:tr>
         <w:trPr>
-          <w:trHeight w:val="440" w:hRule="atLeast"/>
+          <w:trHeight w:val="440" w:hRule="exact"/>
         </w:trPr>
         <w:tc>
           <w:tcPr>
-            <w:tcW w:type="dxa" w:w="3200"/>
+            <w:tcW w:type="dxa" w:w="3400"/>
           </w:tcPr>
           <w:p>
             <w:pPr>
@@ -2159,770 +2318,7 @@
         </w:tc>
         <w:tc>
           <w:tcPr>
-            <w:tcW w:type="dxa" w:w="5157"/>
-          </w:tcPr>
-          <w:p>
-            <w:pPr>
-              <w:spacing w:after="0" w:before="0"/>
-            </w:pPr>
-            <w:r/>
-            <w:r>
-              <w:t>voasary.</w:t>
-            </w:r>
-          </w:p>
-        </w:tc>
-      </w:tr>
-    </w:tbl>
-    <w:p>
-      <w:pPr>
-        <w:spacing w:after="40" w:before="0"/>
-      </w:pPr>
-    </w:p>
-    <w:p>
-      <w:pPr>
-        <w:keepNext/>
-        <w:numPr>
-          <w:ilvl w:val="0"/>
-          <w:numId w:val="104"/>
-        </w:numPr>
-        <w:spacing w:after="40" w:before="0"/>
-      </w:pPr>
-      <w:r>
-        <w:t>Fenoy « noho ny » na « noho » na « nony » na « no » na « ho » ny banga.</w:t>
-      </w:r>
-    </w:p>
-    <w:p>
-      <w:pPr>
-        <w:spacing w:after="40" w:before="0"/>
-        <w:ind w:firstLine="720"/>
-      </w:pPr>
-      <w:r>
-        <w:rPr>
-          <w:color w:val="000000"/>
-        </w:rPr>
-        <w:t>………………… midona ny orana, velon-tsento i Sahondra mahatsiaro andreniny. Ny lahatsoratra ampiasaina dia mety …………………… lahatsoratra mitantara, manoritsoritra na mampahalala. Rahariva …………………… vita ity. …………………… ianao mividy boky betsaka, dia ahenako ny vidin'ny tsirairay.</w:t>
-      </w:r>
-    </w:p>
-    <w:p>
-      <w:pPr>
-        <w:spacing w:after="40" w:before="0"/>
-      </w:pPr>
-    </w:p>
-    <w:p>
-      <w:pPr>
-        <w:keepNext/>
-        <w:numPr>
-          <w:ilvl w:val="0"/>
-          <w:numId w:val="104"/>
-        </w:numPr>
-        <w:spacing w:after="40" w:before="0"/>
-      </w:pPr>
-      <w:r>
-        <w:t>Mamorona fehezanteny roa ahitana ny hoe « noho ny » sy ny hoe « nony ».</w:t>
-      </w:r>
-    </w:p>
-    <w:p>
-      <w:pPr>
-        <w:spacing w:after="40" w:before="0"/>
-      </w:pPr>
-    </w:p>
-    <w:p>
-      <w:pPr>
-        <w:spacing w:after="80" w:before="0"/>
-      </w:pPr>
-      <w:r>
-        <w:rPr>
-          <w:b/>
-          <w:color w:val="FA6A97"/>
-          <w:u w:val="single"/>
-        </w:rPr>
-        <w:t>FANITSIANA</w:t>
-      </w:r>
-    </w:p>
-    <w:p>
-      <w:pPr>
-        <w:keepNext/>
-        <w:numPr>
-          <w:ilvl w:val="0"/>
-          <w:numId w:val="105"/>
-        </w:numPr>
-        <w:spacing w:after="40" w:before="0"/>
-      </w:pPr>
-      <w:r>
-        <w:t>Ampifandraiso amin'ny alalan'ny tsilo.</w:t>
-      </w:r>
-    </w:p>
-    <w:tbl>
-      <w:tblPr>
-        <w:tblStyle w:val="TableGrid"/>
-        <w:tblW w:w="8924" w:type="dxa"/>
-        <w:jc w:val="center"/>
-        <w:tblLayout w:type="fixed"/>
-        <w:tblLook w:firstColumn="1" w:firstRow="1" w:lastColumn="0" w:lastRow="0" w:noHBand="0" w:noVBand="1" w:val="04A0"/>
-      </w:tblPr>
-      <w:tblGrid>
-        <w:gridCol w:w="3200"/>
-        <w:gridCol w:w="567"/>
-        <w:gridCol w:w="5157"/>
-      </w:tblGrid>
-      <w:tr>
-        <w:trPr>
-          <w:trHeight w:val="440" w:hRule="atLeast"/>
-        </w:trPr>
-        <w:tc>
-          <w:tcPr>
-            <w:tcW w:type="dxa" w:w="3200"/>
-          </w:tcPr>
-          <w:p>
-            <w:pPr>
-              <w:spacing w:after="0" w:before="0"/>
-            </w:pPr>
-            <w:r/>
-            <w:r>
-              <w:t>Reraka izy noho ny •</w:t>
-            </w:r>
-          </w:p>
-        </w:tc>
-        <w:tc>
-          <w:tcPr>
-            <w:tcW w:type="dxa" w:w="567"/>
-          </w:tcPr>
-          <w:p>
-            <w:pPr>
-              <w:spacing w:after="0" w:before="0"/>
-            </w:pPr>
-            <w:r/>
-            <w:r/>
-            <mc:AlternateContent xmlns:a="http://schemas.openxmlformats.org/drawingml/2006/main">
-              <mc:Choice Requires="wps">
-                <w:drawing>
-                  <wp:anchor distT="0" distB="0" distL="114300" distR="114300" simplePos="0" relativeHeight="251659264" behindDoc="0" locked="0" layoutInCell="1" allowOverlap="1">
-                    <wp:simplePos x="0" y="0"/>
-                    <wp:positionH relativeFrom="column">
-                      <wp:posOffset>-381000</wp:posOffset>
-                    </wp:positionH>
-                    <wp:positionV relativeFrom="paragraph">
-                      <wp:posOffset>101600</wp:posOffset>
-                    </wp:positionV>
-                    <wp:extent cx="1498600" cy="1397000"/>
-                    <wp:effectExtent l="38100" t="38100" r="60960" b="60960"/>
-                    <wp:wrapNone/>
-                    <wp:docPr id="750554311" name="Connecteur droit avec flèche 1"/>
-                    <wp:cNvGraphicFramePr/>
-                    <a:graphic>
-                      <a:graphicData uri="http://schemas.microsoft.com/office/word/2010/wordprocessingShape">
-                        <wps:wsp>
-                          <wps:cNvCnPr/>
-                          <wps:spPr>
-                            <a:xfrm>
-                              <a:off x="0" y="0"/>
-                              <a:ext cx="1498600" cy="1397000"/>
-                            </a:xfrm>
-                            <a:prstGeom prst="straightConnector1">
-                              <a:avLst/>
-                            </a:prstGeom>
-                            <a:ln w="12700">
-                              <a:solidFill>
-                                <a:srgbClr val="FF00FF"/>
-                              </a:solidFill>
-                              <a:tailEnd type="triangle"/>
-                            </a:ln>
-                          </wps:spPr>
-                          <wps:bodyPr/>
-                        </wps:wsp>
-                      </a:graphicData>
-                    </a:graphic>
-                  </wp:anchor>
-                </w:drawing>
-              </mc:Choice>
-              <mc:Fallback>
-                <w:pict>
-                  <v:line id="Connecteur droit avec flèche 1" o:spid="_x0000_s1026" style="position:absolute;margin-left:-30.0pt;margin-top:8.0pt;width:118.0pt;height:110.0pt;z-index:251659264;mso-wrap-style:square;mso-position-horizontal:absolute;mso-position-horizontal-relative:text;mso-position-vertical:absolute;mso-position-vertical-relative:text" from="0,0" to="118,110" o:inset="0,0">
-                    <v:stroke weight="1pt" color="#FF00FF" endarrow="block"/>
-                  </v:line>
-                </w:pict>
-              </mc:Fallback>
-            </mc:AlternateContent>
-          </w:p>
-        </w:tc>
-        <w:tc>
-          <w:tcPr>
-            <w:tcW w:type="dxa" w:w="5157"/>
-          </w:tcPr>
-          <w:p>
-            <w:pPr>
-              <w:spacing w:after="0" w:before="0"/>
-            </w:pPr>
-            <w:r/>
-            <w:r>
-              <w:t>ny vy.</w:t>
-            </w:r>
-          </w:p>
-        </w:tc>
-      </w:tr>
-      <w:tr>
-        <w:trPr>
-          <w:trHeight w:val="440" w:hRule="atLeast"/>
-        </w:trPr>
-        <w:tc>
-          <w:tcPr>
-            <w:tcW w:type="dxa" w:w="3200"/>
-          </w:tcPr>
-          <w:p>
-            <w:pPr>
-              <w:spacing w:after="0" w:before="0"/>
-            </w:pPr>
-            <w:r/>
-            <w:r>
-              <w:t>Mamy ny akondro noho ny •</w:t>
-            </w:r>
-          </w:p>
-        </w:tc>
-        <w:tc>
-          <w:tcPr>
-            <w:tcW w:type="dxa" w:w="567"/>
-          </w:tcPr>
-          <w:p>
-            <w:pPr>
-              <w:spacing w:after="0" w:before="0"/>
-            </w:pPr>
-            <w:r/>
-            <w:r/>
-            <mc:AlternateContent xmlns:a="http://schemas.openxmlformats.org/drawingml/2006/main">
-              <mc:Choice Requires="wps">
-                <w:drawing>
-                  <wp:anchor distT="0" distB="0" distL="114300" distR="114300" simplePos="0" relativeHeight="251659264" behindDoc="0" locked="0" layoutInCell="1" allowOverlap="1">
-                    <wp:simplePos x="0" y="0"/>
-                    <wp:positionH relativeFrom="column">
-                      <wp:posOffset>-381000</wp:posOffset>
-                    </wp:positionH>
-                    <wp:positionV relativeFrom="paragraph">
-                      <wp:posOffset>101600</wp:posOffset>
-                    </wp:positionV>
-                    <wp:extent cx="1498600" cy="1397000"/>
-                    <wp:effectExtent l="38100" t="38100" r="60960" b="60960"/>
-                    <wp:wrapNone/>
-                    <wp:docPr id="750554312" name="Connecteur droit avec flèche 2"/>
-                    <wp:cNvGraphicFramePr/>
-                    <a:graphic>
-                      <a:graphicData uri="http://schemas.microsoft.com/office/word/2010/wordprocessingShape">
-                        <wps:wsp>
-                          <wps:cNvCnPr/>
-                          <wps:spPr>
-                            <a:xfrm>
-                              <a:off x="0" y="0"/>
-                              <a:ext cx="1498600" cy="1397000"/>
-                            </a:xfrm>
-                            <a:prstGeom prst="straightConnector1">
-                              <a:avLst/>
-                            </a:prstGeom>
-                            <a:ln w="12700">
-                              <a:solidFill>
-                                <a:srgbClr val="FF00FF"/>
-                              </a:solidFill>
-                              <a:tailEnd type="triangle"/>
-                            </a:ln>
-                          </wps:spPr>
-                          <wps:bodyPr/>
-                        </wps:wsp>
-                      </a:graphicData>
-                    </a:graphic>
-                  </wp:anchor>
-                </w:drawing>
-              </mc:Choice>
-              <mc:Fallback>
-                <w:pict>
-                  <v:line id="Connecteur droit avec flèche 2" o:spid="_x0000_s1026" style="position:absolute;margin-left:-30.0pt;margin-top:8.0pt;width:118.0pt;height:110.0pt;z-index:251659264;mso-wrap-style:square;mso-position-horizontal:absolute;mso-position-horizontal-relative:text;mso-position-vertical:absolute;mso-position-vertical-relative:text" from="0,0" to="118,110" o:inset="0,0">
-                    <v:stroke weight="1pt" color="#FF00FF" endarrow="block"/>
-                  </v:line>
-                </w:pict>
-              </mc:Fallback>
-            </mc:AlternateContent>
-          </w:p>
-        </w:tc>
-        <w:tc>
-          <w:tcPr>
-            <w:tcW w:type="dxa" w:w="5157"/>
-          </w:tcPr>
-          <w:p>
-            <w:pPr>
-              <w:spacing w:after="0" w:before="0"/>
-            </w:pPr>
-            <w:r/>
-            <w:r>
-              <w:t>dia tsy hahazo valisoa ianao.</w:t>
-            </w:r>
-          </w:p>
-        </w:tc>
-      </w:tr>
-      <w:tr>
-        <w:trPr>
-          <w:trHeight w:val="440" w:hRule="atLeast"/>
-        </w:trPr>
-        <w:tc>
-          <w:tcPr>
-            <w:tcW w:type="dxa" w:w="3200"/>
-          </w:tcPr>
-          <w:p>
-            <w:pPr>
-              <w:spacing w:after="0" w:before="0"/>
-            </w:pPr>
-            <w:r/>
-            <w:r>
-              <w:t>Ilaina noho ny volamena •</w:t>
-            </w:r>
-          </w:p>
-        </w:tc>
-        <w:tc>
-          <w:tcPr>
-            <w:tcW w:type="dxa" w:w="567"/>
-          </w:tcPr>
-          <w:p>
-            <w:pPr>
-              <w:spacing w:after="0" w:before="0"/>
-            </w:pPr>
-            <w:r/>
-            <w:r/>
-            <mc:AlternateContent xmlns:a="http://schemas.openxmlformats.org/drawingml/2006/main">
-              <mc:Choice Requires="wps">
-                <w:drawing>
-                  <wp:anchor distT="0" distB="0" distL="114300" distR="114300" simplePos="0" relativeHeight="251659264" behindDoc="0" locked="0" layoutInCell="1" allowOverlap="1">
-                    <wp:simplePos x="0" y="0"/>
-                    <wp:positionH relativeFrom="column">
-                      <wp:posOffset>-381000</wp:posOffset>
-                    </wp:positionH>
-                    <wp:positionV relativeFrom="paragraph">
-                      <wp:posOffset>-457200</wp:posOffset>
-                    </wp:positionV>
-                    <wp:extent cx="1498600" cy="558800"/>
-                    <wp:effectExtent l="38100" t="38100" r="60960" b="60960"/>
-                    <wp:wrapNone/>
-                    <wp:docPr id="750554313" name="Connecteur droit avec flèche 3"/>
-                    <wp:cNvGraphicFramePr/>
-                    <a:graphic>
-                      <a:graphicData uri="http://schemas.microsoft.com/office/word/2010/wordprocessingShape">
-                        <wps:wsp>
-                          <wps:cNvCnPr/>
-                          <wps:spPr>
-                            <a:xfrm>
-                              <a:flipV/>
-                              <a:off x="0" y="0"/>
-                              <a:ext cx="1498600" cy="558800"/>
-                            </a:xfrm>
-                            <a:prstGeom prst="straightConnector1">
-                              <a:avLst/>
-                            </a:prstGeom>
-                            <a:ln w="12700">
-                              <a:solidFill>
-                                <a:srgbClr val="FF00FF"/>
-                              </a:solidFill>
-                              <a:tailEnd type="triangle"/>
-                            </a:ln>
-                          </wps:spPr>
-                          <wps:bodyPr/>
-                        </wps:wsp>
-                      </a:graphicData>
-                    </a:graphic>
-                  </wp:anchor>
-                </w:drawing>
-              </mc:Choice>
-              <mc:Fallback>
-                <w:pict>
-                  <v:line id="Connecteur droit avec flèche 3" o:spid="_x0000_s1026" style="position:absolute;margin-left:-30.0pt;margin-top:-36.0pt;width:118.0pt;height:44.0pt;flip:v;z-index:251659264;mso-wrap-style:square;mso-position-horizontal:absolute;mso-position-horizontal-relative:text;mso-position-vertical:absolute;mso-position-vertical-relative:text" from="0,44" to="118,0" o:inset="0,0">
-                    <v:stroke weight="1pt" color="#FF00FF" endarrow="block"/>
-                  </v:line>
-                </w:pict>
-              </mc:Fallback>
-            </mc:AlternateContent>
-          </w:p>
-        </w:tc>
-        <w:tc>
-          <w:tcPr>
-            <w:tcW w:type="dxa" w:w="5157"/>
-          </w:tcPr>
-          <w:p>
-            <w:pPr>
-              <w:spacing w:after="0" w:before="0"/>
-            </w:pPr>
-            <w:r/>
-            <w:r>
-              <w:t>antony</w:t>
-            </w:r>
-          </w:p>
-        </w:tc>
-      </w:tr>
-      <w:tr>
-        <w:trPr>
-          <w:trHeight w:val="440" w:hRule="atLeast"/>
-        </w:trPr>
-        <w:tc>
-          <w:tcPr>
-            <w:tcW w:type="dxa" w:w="3200"/>
-          </w:tcPr>
-          <w:p>
-            <w:pPr>
-              <w:spacing w:after="0" w:before="0"/>
-            </w:pPr>
-            <w:r/>
-            <w:r>
-              <w:t>Noho ianao nandiso fotoana, •</w:t>
-            </w:r>
-          </w:p>
-        </w:tc>
-        <w:tc>
-          <w:tcPr>
-            <w:tcW w:type="dxa" w:w="567"/>
-          </w:tcPr>
-          <w:p>
-            <w:pPr>
-              <w:spacing w:after="0" w:before="0"/>
-            </w:pPr>
-            <w:r/>
-            <w:r/>
-            <mc:AlternateContent xmlns:a="http://schemas.openxmlformats.org/drawingml/2006/main">
-              <mc:Choice Requires="wps">
-                <w:drawing>
-                  <wp:anchor distT="0" distB="0" distL="114300" distR="114300" simplePos="0" relativeHeight="251659264" behindDoc="0" locked="0" layoutInCell="1" allowOverlap="1">
-                    <wp:simplePos x="0" y="0"/>
-                    <wp:positionH relativeFrom="column">
-                      <wp:posOffset>-381000</wp:posOffset>
-                    </wp:positionH>
-                    <wp:positionV relativeFrom="paragraph">
-                      <wp:posOffset>-457200</wp:posOffset>
-                    </wp:positionV>
-                    <wp:extent cx="1498600" cy="558800"/>
-                    <wp:effectExtent l="38100" t="38100" r="60960" b="60960"/>
-                    <wp:wrapNone/>
-                    <wp:docPr id="750554314" name="Connecteur droit avec flèche 4"/>
-                    <wp:cNvGraphicFramePr/>
-                    <a:graphic>
-                      <a:graphicData uri="http://schemas.microsoft.com/office/word/2010/wordprocessingShape">
-                        <wps:wsp>
-                          <wps:cNvCnPr/>
-                          <wps:spPr>
-                            <a:xfrm>
-                              <a:flipV/>
-                              <a:off x="0" y="0"/>
-                              <a:ext cx="1498600" cy="558800"/>
-                            </a:xfrm>
-                            <a:prstGeom prst="straightConnector1">
-                              <a:avLst/>
-                            </a:prstGeom>
-                            <a:ln w="12700">
-                              <a:solidFill>
-                                <a:srgbClr val="FF00FF"/>
-                              </a:solidFill>
-                              <a:tailEnd type="triangle"/>
-                            </a:ln>
-                          </wps:spPr>
-                          <wps:bodyPr/>
-                        </wps:wsp>
-                      </a:graphicData>
-                    </a:graphic>
-                  </wp:anchor>
-                </w:drawing>
-              </mc:Choice>
-              <mc:Fallback>
-                <w:pict>
-                  <v:line id="Connecteur droit avec flèche 4" o:spid="_x0000_s1026" style="position:absolute;margin-left:-30.0pt;margin-top:-36.0pt;width:118.0pt;height:44.0pt;flip:v;z-index:251659264;mso-wrap-style:square;mso-position-horizontal:absolute;mso-position-horizontal-relative:text;mso-position-vertical:absolute;mso-position-vertical-relative:text" from="0,44" to="118,0" o:inset="0,0">
-                    <v:stroke weight="1pt" color="#FF00FF" endarrow="block"/>
-                  </v:line>
-                </w:pict>
-              </mc:Fallback>
-            </mc:AlternateContent>
-          </w:p>
-        </w:tc>
-        <w:tc>
-          <w:tcPr>
-            <w:tcW w:type="dxa" w:w="5157"/>
-          </w:tcPr>
-          <w:p>
-            <w:pPr>
-              <w:spacing w:after="0" w:before="0"/>
-            </w:pPr>
-            <w:r/>
-            <w:r>
-              <w:t>rehefa</w:t>
-            </w:r>
-          </w:p>
-        </w:tc>
-      </w:tr>
-      <w:tr>
-        <w:trPr>
-          <w:trHeight w:val="440" w:hRule="atLeast"/>
-        </w:trPr>
-        <w:tc>
-          <w:tcPr>
-            <w:tcW w:type="dxa" w:w="3200"/>
-          </w:tcPr>
-          <w:p>
-            <w:pPr>
-              <w:spacing w:after="0" w:before="0"/>
-            </w:pPr>
-            <w:r/>
-            <w:r>
-              <w:t>noho ny •</w:t>
-            </w:r>
-          </w:p>
-        </w:tc>
-        <w:tc>
-          <w:tcPr>
-            <w:tcW w:type="dxa" w:w="567"/>
-          </w:tcPr>
-          <w:p>
-            <w:pPr>
-              <w:spacing w:after="0" w:before="0"/>
-            </w:pPr>
-            <w:r/>
-            <w:r/>
-            <mc:AlternateContent xmlns:a="http://schemas.openxmlformats.org/drawingml/2006/main">
-              <mc:Choice Requires="wps">
-                <w:drawing>
-                  <wp:anchor distT="0" distB="0" distL="114300" distR="114300" simplePos="0" relativeHeight="251659264" behindDoc="0" locked="0" layoutInCell="1" allowOverlap="1">
-                    <wp:simplePos x="0" y="0"/>
-                    <wp:positionH relativeFrom="column">
-                      <wp:posOffset>-381000</wp:posOffset>
-                    </wp:positionH>
-                    <wp:positionV relativeFrom="paragraph">
-                      <wp:posOffset>-457200</wp:posOffset>
-                    </wp:positionV>
-                    <wp:extent cx="1498600" cy="558800"/>
-                    <wp:effectExtent l="38100" t="38100" r="60960" b="60960"/>
-                    <wp:wrapNone/>
-                    <wp:docPr id="750554315" name="Connecteur droit avec flèche 5"/>
-                    <wp:cNvGraphicFramePr/>
-                    <a:graphic>
-                      <a:graphicData uri="http://schemas.microsoft.com/office/word/2010/wordprocessingShape">
-                        <wps:wsp>
-                          <wps:cNvCnPr/>
-                          <wps:spPr>
-                            <a:xfrm>
-                              <a:flipV/>
-                              <a:off x="0" y="0"/>
-                              <a:ext cx="1498600" cy="558800"/>
-                            </a:xfrm>
-                            <a:prstGeom prst="straightConnector1">
-                              <a:avLst/>
-                            </a:prstGeom>
-                            <a:ln w="12700">
-                              <a:solidFill>
-                                <a:srgbClr val="FF00FF"/>
-                              </a:solidFill>
-                              <a:tailEnd type="triangle"/>
-                            </a:ln>
-                          </wps:spPr>
-                          <wps:bodyPr/>
-                        </wps:wsp>
-                      </a:graphicData>
-                    </a:graphic>
-                  </wp:anchor>
-                </w:drawing>
-              </mc:Choice>
-              <mc:Fallback>
-                <w:pict>
-                  <v:line id="Connecteur droit avec flèche 5" o:spid="_x0000_s1026" style="position:absolute;margin-left:-30.0pt;margin-top:-36.0pt;width:118.0pt;height:44.0pt;flip:v;z-index:251659264;mso-wrap-style:square;mso-position-horizontal:absolute;mso-position-horizontal-relative:text;mso-position-vertical:absolute;mso-position-vertical-relative:text" from="0,44" to="118,0" o:inset="0,0">
-                    <v:stroke weight="1pt" color="#FF00FF" endarrow="block"/>
-                  </v:line>
-                </w:pict>
-              </mc:Fallback>
-            </mc:AlternateContent>
-          </w:p>
-        </w:tc>
-        <w:tc>
-          <w:tcPr>
-            <w:tcW w:type="dxa" w:w="5157"/>
-          </w:tcPr>
-          <w:p>
-            <w:pPr>
-              <w:spacing w:after="0" w:before="0"/>
-            </w:pPr>
-            <w:r/>
-            <w:r>
-              <w:t>safidy</w:t>
-            </w:r>
-          </w:p>
-        </w:tc>
-      </w:tr>
-      <w:tr>
-        <w:trPr>
-          <w:trHeight w:val="440" w:hRule="atLeast"/>
-        </w:trPr>
-        <w:tc>
-          <w:tcPr>
-            <w:tcW w:type="dxa" w:w="3200"/>
-          </w:tcPr>
-          <w:p>
-            <w:pPr>
-              <w:spacing w:after="0" w:before="0"/>
-            </w:pPr>
-            <w:r/>
-            <w:r>
-              <w:t>nony •</w:t>
-            </w:r>
-          </w:p>
-        </w:tc>
-        <w:tc>
-          <w:tcPr>
-            <w:tcW w:type="dxa" w:w="567"/>
-          </w:tcPr>
-          <w:p>
-            <w:pPr>
-              <w:spacing w:after="0" w:before="0"/>
-            </w:pPr>
-            <w:r/>
-            <w:r/>
-            <mc:AlternateContent xmlns:a="http://schemas.openxmlformats.org/drawingml/2006/main">
-              <mc:Choice Requires="wps">
-                <w:drawing>
-                  <wp:anchor distT="0" distB="0" distL="114300" distR="114300" simplePos="0" relativeHeight="251659264" behindDoc="0" locked="0" layoutInCell="1" allowOverlap="1">
-                    <wp:simplePos x="0" y="0"/>
-                    <wp:positionH relativeFrom="column">
-                      <wp:posOffset>-381000</wp:posOffset>
-                    </wp:positionH>
-                    <wp:positionV relativeFrom="paragraph">
-                      <wp:posOffset>-457200</wp:posOffset>
-                    </wp:positionV>
-                    <wp:extent cx="1498600" cy="558800"/>
-                    <wp:effectExtent l="38100" t="38100" r="60960" b="60960"/>
-                    <wp:wrapNone/>
-                    <wp:docPr id="750554316" name="Connecteur droit avec flèche 6"/>
-                    <wp:cNvGraphicFramePr/>
-                    <a:graphic>
-                      <a:graphicData uri="http://schemas.microsoft.com/office/word/2010/wordprocessingShape">
-                        <wps:wsp>
-                          <wps:cNvCnPr/>
-                          <wps:spPr>
-                            <a:xfrm>
-                              <a:flipV/>
-                              <a:off x="0" y="0"/>
-                              <a:ext cx="1498600" cy="558800"/>
-                            </a:xfrm>
-                            <a:prstGeom prst="straightConnector1">
-                              <a:avLst/>
-                            </a:prstGeom>
-                            <a:ln w="12700">
-                              <a:solidFill>
-                                <a:srgbClr val="FF00FF"/>
-                              </a:solidFill>
-                              <a:tailEnd type="triangle"/>
-                            </a:ln>
-                          </wps:spPr>
-                          <wps:bodyPr/>
-                        </wps:wsp>
-                      </a:graphicData>
-                    </a:graphic>
-                  </wp:anchor>
-                </w:drawing>
-              </mc:Choice>
-              <mc:Fallback>
-                <w:pict>
-                  <v:line id="Connecteur droit avec flèche 6" o:spid="_x0000_s1026" style="position:absolute;margin-left:-30.0pt;margin-top:-36.0pt;width:118.0pt;height:44.0pt;flip:v;z-index:251659264;mso-wrap-style:square;mso-position-horizontal:absolute;mso-position-horizontal-relative:text;mso-position-vertical:absolute;mso-position-vertical-relative:text" from="0,44" to="118,0" o:inset="0,0">
-                    <v:stroke weight="1pt" color="#FF00FF" endarrow="block"/>
-                  </v:line>
-                </w:pict>
-              </mc:Fallback>
-            </mc:AlternateContent>
-          </w:p>
-        </w:tc>
-        <w:tc>
-          <w:tcPr>
-            <w:tcW w:type="dxa" w:w="5157"/>
-          </w:tcPr>
-          <w:p>
-            <w:pPr>
-              <w:spacing w:after="0" w:before="0"/>
-            </w:pPr>
-            <w:r/>
-            <w:r>
-              <w:t>ratra nahazo azy.</w:t>
-            </w:r>
-          </w:p>
-        </w:tc>
-      </w:tr>
-      <w:tr>
-        <w:trPr>
-          <w:trHeight w:val="440" w:hRule="atLeast"/>
-        </w:trPr>
-        <w:tc>
-          <w:tcPr>
-            <w:tcW w:type="dxa" w:w="3200"/>
-          </w:tcPr>
-          <w:p>
-            <w:pPr>
-              <w:spacing w:after="0" w:before="0"/>
-            </w:pPr>
-            <w:r/>
-            <w:r>
-              <w:t>no ho •</w:t>
-            </w:r>
-          </w:p>
-        </w:tc>
-        <w:tc>
-          <w:tcPr>
-            <w:tcW w:type="dxa" w:w="567"/>
-          </w:tcPr>
-          <w:p>
-            <w:pPr>
-              <w:spacing w:after="0" w:before="0"/>
-            </w:pPr>
-            <w:r/>
-            <w:r/>
-            <mc:AlternateContent xmlns:a="http://schemas.openxmlformats.org/drawingml/2006/main">
-              <mc:Choice Requires="wps">
-                <w:drawing>
-                  <wp:anchor distT="0" distB="0" distL="114300" distR="114300" simplePos="0" relativeHeight="251659264" behindDoc="0" locked="0" layoutInCell="1" allowOverlap="1">
-                    <wp:simplePos x="0" y="0"/>
-                    <wp:positionH relativeFrom="column">
-                      <wp:posOffset>-381000</wp:posOffset>
-                    </wp:positionH>
-                    <wp:positionV relativeFrom="paragraph">
-                      <wp:posOffset>-457200</wp:posOffset>
-                    </wp:positionV>
-                    <wp:extent cx="1498600" cy="558800"/>
-                    <wp:effectExtent l="38100" t="38100" r="60960" b="60960"/>
-                    <wp:wrapNone/>
-                    <wp:docPr id="750554317" name="Connecteur droit avec flèche 7"/>
-                    <wp:cNvGraphicFramePr/>
-                    <a:graphic>
-                      <a:graphicData uri="http://schemas.microsoft.com/office/word/2010/wordprocessingShape">
-                        <wps:wsp>
-                          <wps:cNvCnPr/>
-                          <wps:spPr>
-                            <a:xfrm>
-                              <a:flipV/>
-                              <a:off x="0" y="0"/>
-                              <a:ext cx="1498600" cy="558800"/>
-                            </a:xfrm>
-                            <a:prstGeom prst="straightConnector1">
-                              <a:avLst/>
-                            </a:prstGeom>
-                            <a:ln w="12700">
-                              <a:solidFill>
-                                <a:srgbClr val="FF00FF"/>
-                              </a:solidFill>
-                              <a:tailEnd type="triangle"/>
-                            </a:ln>
-                          </wps:spPr>
-                          <wps:bodyPr/>
-                        </wps:wsp>
-                      </a:graphicData>
-                    </a:graphic>
-                  </wp:anchor>
-                </w:drawing>
-              </mc:Choice>
-              <mc:Fallback>
-                <w:pict>
-                  <v:line id="Connecteur droit avec flèche 7" o:spid="_x0000_s1026" style="position:absolute;margin-left:-30.0pt;margin-top:-36.0pt;width:118.0pt;height:44.0pt;flip:v;z-index:251659264;mso-wrap-style:square;mso-position-horizontal:absolute;mso-position-horizontal-relative:text;mso-position-vertical:absolute;mso-position-vertical-relative:text" from="0,44" to="118,0" o:inset="0,0">
-                    <v:stroke weight="1pt" color="#FF00FF" endarrow="block"/>
-                  </v:line>
-                </w:pict>
-              </mc:Fallback>
-            </mc:AlternateContent>
-          </w:p>
-        </w:tc>
-        <w:tc>
-          <w:tcPr>
-            <w:tcW w:type="dxa" w:w="5157"/>
+            <w:tcW w:type="dxa" w:w="4957"/>
           </w:tcPr>
           <w:p>
             <w:pPr>
@@ -2961,6 +2357,743 @@
       </w:pPr>
       <w:r>
         <w:rPr>
+          <w:color w:val="000000"/>
+        </w:rPr>
+        <w:t>………………… midona ny orana, velon-tsento i Sahondra mahatsiaro andreniny. Ny lahatsoratra ampiasaina dia mety …………………… lahatsoratra mitantara, manoritsoritra na mampahalala. Ho vita ity rahariva. = Rahariva …………………… vita ity. ………………… ianao mividy boky betsaka, dia ahenako ny vidin'ny tsirairay.</w:t>
+      </w:r>
+    </w:p>
+    <w:p>
+      <w:pPr>
+        <w:spacing w:after="40" w:before="0"/>
+      </w:pPr>
+    </w:p>
+    <w:p>
+      <w:pPr>
+        <w:keepNext/>
+        <w:numPr>
+          <w:ilvl w:val="0"/>
+          <w:numId w:val="105"/>
+        </w:numPr>
+        <w:spacing w:after="40" w:before="0"/>
+      </w:pPr>
+      <w:r>
+        <w:t>Mamorona fehezanteny roa ahitana ny hoe « noho ny » sy ny hoe « nony ».</w:t>
+      </w:r>
+    </w:p>
+    <w:p>
+      <w:pPr>
+        <w:spacing w:after="40" w:before="0"/>
+      </w:pPr>
+    </w:p>
+    <w:p>
+      <w:pPr>
+        <w:spacing w:after="80" w:before="0"/>
+      </w:pPr>
+      <w:r>
+        <w:rPr>
+          <w:b/>
+          <w:color w:val="FA6A97"/>
+          <w:u w:val="single"/>
+        </w:rPr>
+        <w:t>FANITSIANA</w:t>
+      </w:r>
+    </w:p>
+    <w:p>
+      <w:pPr>
+        <w:keepNext/>
+        <w:numPr>
+          <w:ilvl w:val="0"/>
+          <w:numId w:val="106"/>
+        </w:numPr>
+        <w:spacing w:after="40" w:before="0"/>
+      </w:pPr>
+      <w:r>
+        <w:t>Ampifandraiso amin'ny alalan'ny tsilo.</w:t>
+      </w:r>
+    </w:p>
+    <w:tbl>
+      <w:tblPr>
+        <w:tblStyle w:val="TableGrid"/>
+        <w:tblW w:w="8924" w:type="dxa"/>
+        <w:jc w:val="center"/>
+        <w:tblLayout w:type="fixed"/>
+        <w:tblLook w:firstColumn="1" w:firstRow="1" w:lastColumn="0" w:lastRow="0" w:noHBand="0" w:noVBand="1" w:val="04A0"/>
+      </w:tblPr>
+      <w:tblGrid>
+        <w:gridCol w:w="3400"/>
+        <w:gridCol w:w="567"/>
+        <w:gridCol w:w="4957"/>
+      </w:tblGrid>
+      <w:tr>
+        <w:trPr>
+          <w:trHeight w:val="440" w:hRule="exact"/>
+        </w:trPr>
+        <w:tc>
+          <w:tcPr>
+            <w:tcW w:type="dxa" w:w="3400"/>
+          </w:tcPr>
+          <w:p>
+            <w:pPr>
+              <w:spacing w:after="0" w:before="0"/>
+            </w:pPr>
+            <w:r/>
+            <w:r>
+              <w:t>Reraka izy noho ny •</w:t>
+            </w:r>
+          </w:p>
+        </w:tc>
+        <w:tc>
+          <w:tcPr>
+            <w:tcW w:type="dxa" w:w="567"/>
+          </w:tcPr>
+          <w:p>
+            <w:pPr>
+              <w:spacing w:after="0" w:before="0"/>
+            </w:pPr>
+            <w:r/>
+            <w:r/>
+            <w:drawing xmlns:a="http://schemas.openxmlformats.org/drawingml/2006/main" xmlns:pic="http://schemas.openxmlformats.org/drawingml/2006/picture">
+              <wp:anchor distT="0" distB="0" distL="0" distR="0" simplePos="0" relativeHeight="251659264" behindDoc="0" locked="0" layoutInCell="1" allowOverlap="1">
+                <wp:simplePos x="0" y="0"/>
+                <wp:positionH relativeFrom="column">
+                  <wp:posOffset>-381000</wp:posOffset>
+                </wp:positionH>
+                <wp:positionV relativeFrom="paragraph">
+                  <wp:posOffset>101600</wp:posOffset>
+                </wp:positionV>
+                <wp:extent cx="1117600" cy="1397000"/>
+                <wp:effectExtent l="25400" t="25400" r="25400" b="25400"/>
+                <wp:wrapNone/>
+                <wp:docPr id="750554311" name="tsilo 1"/>
+                <wp:cNvGraphicFramePr/>
+                <a:graphic>
+                  <a:graphicData uri="http://schemas.openxmlformats.org/drawingml/2006/picture">
+                    <pic:pic>
+                      <pic:nvPicPr>
+                        <pic:cNvPr id="750554311" name="tsilo 1"/>
+                        <pic:cNvPicPr/>
+                      </pic:nvPicPr>
+                      <pic:blipFill>
+                        <a:blip r:embed="rId10">
+                          <a:extLst>
+                            <a:ext uri="{96DAC541-7B7A-43D3-8B79-37D633B846F1}">
+                              <asvg:svgBlip xmlns:asvg="http://schemas.microsoft.com/office/drawing/2016/SVG/main" r:embed="rId11"/>
+                            </a:ext>
+                          </a:extLst>
+                        </a:blip>
+                        <a:stretch>
+                          <a:fillRect/>
+                        </a:stretch>
+                      </pic:blipFill>
+                      <pic:spPr>
+                        <a:xfrm>
+                          <a:off x="0" y="0"/>
+                          <a:ext cx="1117600" cy="1397000"/>
+                        </a:xfrm>
+                        <a:prstGeom prst="rect">
+                          <a:avLst/>
+                        </a:prstGeom>
+                      </pic:spPr>
+                    </pic:pic>
+                  </a:graphicData>
+                </a:graphic>
+              </wp:anchor>
+            </w:drawing>
+          </w:p>
+        </w:tc>
+        <w:tc>
+          <w:tcPr>
+            <w:tcW w:type="dxa" w:w="4957"/>
+          </w:tcPr>
+          <w:p>
+            <w:pPr>
+              <w:spacing w:after="0" w:before="0"/>
+            </w:pPr>
+            <w:r/>
+            <w:r>
+              <w:t>ny vy.</w:t>
+            </w:r>
+          </w:p>
+        </w:tc>
+      </w:tr>
+      <w:tr>
+        <w:trPr>
+          <w:trHeight w:val="440" w:hRule="exact"/>
+        </w:trPr>
+        <w:tc>
+          <w:tcPr>
+            <w:tcW w:type="dxa" w:w="3400"/>
+          </w:tcPr>
+          <w:p>
+            <w:pPr>
+              <w:spacing w:after="0" w:before="0"/>
+            </w:pPr>
+            <w:r/>
+            <w:r>
+              <w:t>Mamy ny akondro noho ny •</w:t>
+            </w:r>
+          </w:p>
+        </w:tc>
+        <w:tc>
+          <w:tcPr>
+            <w:tcW w:type="dxa" w:w="567"/>
+          </w:tcPr>
+          <w:p>
+            <w:pPr>
+              <w:spacing w:after="0" w:before="0"/>
+            </w:pPr>
+            <w:r/>
+            <w:r/>
+            <w:drawing xmlns:a="http://schemas.openxmlformats.org/drawingml/2006/main" xmlns:pic="http://schemas.openxmlformats.org/drawingml/2006/picture">
+              <wp:anchor distT="0" distB="0" distL="0" distR="0" simplePos="0" relativeHeight="251659264" behindDoc="0" locked="0" layoutInCell="1" allowOverlap="1">
+                <wp:simplePos x="0" y="0"/>
+                <wp:positionH relativeFrom="column">
+                  <wp:posOffset>-381000</wp:posOffset>
+                </wp:positionH>
+                <wp:positionV relativeFrom="paragraph">
+                  <wp:posOffset>101600</wp:posOffset>
+                </wp:positionV>
+                <wp:extent cx="1117600" cy="1397000"/>
+                <wp:effectExtent l="25400" t="25400" r="25400" b="25400"/>
+                <wp:wrapNone/>
+                <wp:docPr id="750554312" name="tsilo 2"/>
+                <wp:cNvGraphicFramePr/>
+                <a:graphic>
+                  <a:graphicData uri="http://schemas.openxmlformats.org/drawingml/2006/picture">
+                    <pic:pic>
+                      <pic:nvPicPr>
+                        <pic:cNvPr id="750554312" name="tsilo 2"/>
+                        <pic:cNvPicPr/>
+                      </pic:nvPicPr>
+                      <pic:blipFill>
+                        <a:blip r:embed="rId12">
+                          <a:extLst>
+                            <a:ext uri="{96DAC541-7B7A-43D3-8B79-37D633B846F1}">
+                              <asvg:svgBlip xmlns:asvg="http://schemas.microsoft.com/office/drawing/2016/SVG/main" r:embed="rId13"/>
+                            </a:ext>
+                          </a:extLst>
+                        </a:blip>
+                        <a:stretch>
+                          <a:fillRect/>
+                        </a:stretch>
+                      </pic:blipFill>
+                      <pic:spPr>
+                        <a:xfrm>
+                          <a:off x="0" y="0"/>
+                          <a:ext cx="1117600" cy="1397000"/>
+                        </a:xfrm>
+                        <a:prstGeom prst="rect">
+                          <a:avLst/>
+                        </a:prstGeom>
+                      </pic:spPr>
+                    </pic:pic>
+                  </a:graphicData>
+                </a:graphic>
+              </wp:anchor>
+            </w:drawing>
+          </w:p>
+        </w:tc>
+        <w:tc>
+          <w:tcPr>
+            <w:tcW w:type="dxa" w:w="4957"/>
+          </w:tcPr>
+          <w:p>
+            <w:pPr>
+              <w:spacing w:after="0" w:before="0"/>
+            </w:pPr>
+            <w:r/>
+            <w:r>
+              <w:t>dia tsy hahazo valisoa ianao.</w:t>
+            </w:r>
+          </w:p>
+        </w:tc>
+      </w:tr>
+      <w:tr>
+        <w:trPr>
+          <w:trHeight w:val="440" w:hRule="exact"/>
+        </w:trPr>
+        <w:tc>
+          <w:tcPr>
+            <w:tcW w:type="dxa" w:w="3400"/>
+          </w:tcPr>
+          <w:p>
+            <w:pPr>
+              <w:spacing w:after="0" w:before="0"/>
+            </w:pPr>
+            <w:r/>
+            <w:r>
+              <w:t>Ilaina noho ny volamena •</w:t>
+            </w:r>
+          </w:p>
+        </w:tc>
+        <w:tc>
+          <w:tcPr>
+            <w:tcW w:type="dxa" w:w="567"/>
+          </w:tcPr>
+          <w:p>
+            <w:pPr>
+              <w:spacing w:after="0" w:before="0"/>
+            </w:pPr>
+            <w:r/>
+            <w:r/>
+            <w:drawing xmlns:a="http://schemas.openxmlformats.org/drawingml/2006/main" xmlns:pic="http://schemas.openxmlformats.org/drawingml/2006/picture">
+              <wp:anchor distT="0" distB="0" distL="0" distR="0" simplePos="0" relativeHeight="251659264" behindDoc="0" locked="0" layoutInCell="1" allowOverlap="1">
+                <wp:simplePos x="0" y="0"/>
+                <wp:positionH relativeFrom="column">
+                  <wp:posOffset>-381000</wp:posOffset>
+                </wp:positionH>
+                <wp:positionV relativeFrom="paragraph">
+                  <wp:posOffset>-457200</wp:posOffset>
+                </wp:positionV>
+                <wp:extent cx="1117600" cy="558800"/>
+                <wp:effectExtent l="25400" t="25400" r="25400" b="25400"/>
+                <wp:wrapNone/>
+                <wp:docPr id="750554313" name="tsilo 3"/>
+                <wp:cNvGraphicFramePr/>
+                <a:graphic>
+                  <a:graphicData uri="http://schemas.openxmlformats.org/drawingml/2006/picture">
+                    <pic:pic>
+                      <pic:nvPicPr>
+                        <pic:cNvPr id="750554313" name="tsilo 3"/>
+                        <pic:cNvPicPr/>
+                      </pic:nvPicPr>
+                      <pic:blipFill>
+                        <a:blip r:embed="rId14">
+                          <a:extLst>
+                            <a:ext uri="{96DAC541-7B7A-43D3-8B79-37D633B846F1}">
+                              <asvg:svgBlip xmlns:asvg="http://schemas.microsoft.com/office/drawing/2016/SVG/main" r:embed="rId15"/>
+                            </a:ext>
+                          </a:extLst>
+                        </a:blip>
+                        <a:stretch>
+                          <a:fillRect/>
+                        </a:stretch>
+                      </pic:blipFill>
+                      <pic:spPr>
+                        <a:xfrm>
+                          <a:off x="0" y="0"/>
+                          <a:ext cx="1117600" cy="558800"/>
+                        </a:xfrm>
+                        <a:prstGeom prst="rect">
+                          <a:avLst/>
+                        </a:prstGeom>
+                      </pic:spPr>
+                    </pic:pic>
+                  </a:graphicData>
+                </a:graphic>
+              </wp:anchor>
+            </w:drawing>
+          </w:p>
+        </w:tc>
+        <w:tc>
+          <w:tcPr>
+            <w:tcW w:type="dxa" w:w="4957"/>
+          </w:tcPr>
+          <w:p>
+            <w:pPr>
+              <w:spacing w:after="0" w:before="0"/>
+            </w:pPr>
+            <w:r/>
+            <w:r>
+              <w:t>antony</w:t>
+            </w:r>
+          </w:p>
+        </w:tc>
+      </w:tr>
+      <w:tr>
+        <w:trPr>
+          <w:trHeight w:val="440" w:hRule="exact"/>
+        </w:trPr>
+        <w:tc>
+          <w:tcPr>
+            <w:tcW w:type="dxa" w:w="3400"/>
+          </w:tcPr>
+          <w:p>
+            <w:pPr>
+              <w:spacing w:after="0" w:before="0"/>
+            </w:pPr>
+            <w:r/>
+            <w:r>
+              <w:t>Noho ianao nandiso fotoana, •</w:t>
+            </w:r>
+          </w:p>
+        </w:tc>
+        <w:tc>
+          <w:tcPr>
+            <w:tcW w:type="dxa" w:w="567"/>
+          </w:tcPr>
+          <w:p>
+            <w:pPr>
+              <w:spacing w:after="0" w:before="0"/>
+            </w:pPr>
+            <w:r/>
+            <w:r/>
+            <w:drawing xmlns:a="http://schemas.openxmlformats.org/drawingml/2006/main" xmlns:pic="http://schemas.openxmlformats.org/drawingml/2006/picture">
+              <wp:anchor distT="0" distB="0" distL="0" distR="0" simplePos="0" relativeHeight="251659264" behindDoc="0" locked="0" layoutInCell="1" allowOverlap="1">
+                <wp:simplePos x="0" y="0"/>
+                <wp:positionH relativeFrom="column">
+                  <wp:posOffset>-381000</wp:posOffset>
+                </wp:positionH>
+                <wp:positionV relativeFrom="paragraph">
+                  <wp:posOffset>-457200</wp:posOffset>
+                </wp:positionV>
+                <wp:extent cx="1117600" cy="558800"/>
+                <wp:effectExtent l="25400" t="25400" r="25400" b="25400"/>
+                <wp:wrapNone/>
+                <wp:docPr id="750554314" name="tsilo 4"/>
+                <wp:cNvGraphicFramePr/>
+                <a:graphic>
+                  <a:graphicData uri="http://schemas.openxmlformats.org/drawingml/2006/picture">
+                    <pic:pic>
+                      <pic:nvPicPr>
+                        <pic:cNvPr id="750554314" name="tsilo 4"/>
+                        <pic:cNvPicPr/>
+                      </pic:nvPicPr>
+                      <pic:blipFill>
+                        <a:blip r:embed="rId16">
+                          <a:extLst>
+                            <a:ext uri="{96DAC541-7B7A-43D3-8B79-37D633B846F1}">
+                              <asvg:svgBlip xmlns:asvg="http://schemas.microsoft.com/office/drawing/2016/SVG/main" r:embed="rId17"/>
+                            </a:ext>
+                          </a:extLst>
+                        </a:blip>
+                        <a:stretch>
+                          <a:fillRect/>
+                        </a:stretch>
+                      </pic:blipFill>
+                      <pic:spPr>
+                        <a:xfrm>
+                          <a:off x="0" y="0"/>
+                          <a:ext cx="1117600" cy="558800"/>
+                        </a:xfrm>
+                        <a:prstGeom prst="rect">
+                          <a:avLst/>
+                        </a:prstGeom>
+                      </pic:spPr>
+                    </pic:pic>
+                  </a:graphicData>
+                </a:graphic>
+              </wp:anchor>
+            </w:drawing>
+          </w:p>
+        </w:tc>
+        <w:tc>
+          <w:tcPr>
+            <w:tcW w:type="dxa" w:w="4957"/>
+          </w:tcPr>
+          <w:p>
+            <w:pPr>
+              <w:spacing w:after="0" w:before="0"/>
+            </w:pPr>
+            <w:r/>
+            <w:r>
+              <w:t>rehefa</w:t>
+            </w:r>
+          </w:p>
+        </w:tc>
+      </w:tr>
+      <w:tr>
+        <w:trPr>
+          <w:trHeight w:val="440" w:hRule="exact"/>
+        </w:trPr>
+        <w:tc>
+          <w:tcPr>
+            <w:tcW w:type="dxa" w:w="3400"/>
+          </w:tcPr>
+          <w:p>
+            <w:pPr>
+              <w:spacing w:after="0" w:before="0"/>
+            </w:pPr>
+            <w:r/>
+            <w:r>
+              <w:t>noho ny •</w:t>
+            </w:r>
+          </w:p>
+        </w:tc>
+        <w:tc>
+          <w:tcPr>
+            <w:tcW w:type="dxa" w:w="567"/>
+          </w:tcPr>
+          <w:p>
+            <w:pPr>
+              <w:spacing w:after="0" w:before="0"/>
+            </w:pPr>
+            <w:r/>
+            <w:r/>
+            <w:drawing xmlns:a="http://schemas.openxmlformats.org/drawingml/2006/main" xmlns:pic="http://schemas.openxmlformats.org/drawingml/2006/picture">
+              <wp:anchor distT="0" distB="0" distL="0" distR="0" simplePos="0" relativeHeight="251659264" behindDoc="0" locked="0" layoutInCell="1" allowOverlap="1">
+                <wp:simplePos x="0" y="0"/>
+                <wp:positionH relativeFrom="column">
+                  <wp:posOffset>-381000</wp:posOffset>
+                </wp:positionH>
+                <wp:positionV relativeFrom="paragraph">
+                  <wp:posOffset>-457200</wp:posOffset>
+                </wp:positionV>
+                <wp:extent cx="1117600" cy="558800"/>
+                <wp:effectExtent l="25400" t="25400" r="25400" b="25400"/>
+                <wp:wrapNone/>
+                <wp:docPr id="750554315" name="tsilo 5"/>
+                <wp:cNvGraphicFramePr/>
+                <a:graphic>
+                  <a:graphicData uri="http://schemas.openxmlformats.org/drawingml/2006/picture">
+                    <pic:pic>
+                      <pic:nvPicPr>
+                        <pic:cNvPr id="750554315" name="tsilo 5"/>
+                        <pic:cNvPicPr/>
+                      </pic:nvPicPr>
+                      <pic:blipFill>
+                        <a:blip r:embed="rId18">
+                          <a:extLst>
+                            <a:ext uri="{96DAC541-7B7A-43D3-8B79-37D633B846F1}">
+                              <asvg:svgBlip xmlns:asvg="http://schemas.microsoft.com/office/drawing/2016/SVG/main" r:embed="rId19"/>
+                            </a:ext>
+                          </a:extLst>
+                        </a:blip>
+                        <a:stretch>
+                          <a:fillRect/>
+                        </a:stretch>
+                      </pic:blipFill>
+                      <pic:spPr>
+                        <a:xfrm>
+                          <a:off x="0" y="0"/>
+                          <a:ext cx="1117600" cy="558800"/>
+                        </a:xfrm>
+                        <a:prstGeom prst="rect">
+                          <a:avLst/>
+                        </a:prstGeom>
+                      </pic:spPr>
+                    </pic:pic>
+                  </a:graphicData>
+                </a:graphic>
+              </wp:anchor>
+            </w:drawing>
+          </w:p>
+        </w:tc>
+        <w:tc>
+          <w:tcPr>
+            <w:tcW w:type="dxa" w:w="4957"/>
+          </w:tcPr>
+          <w:p>
+            <w:pPr>
+              <w:spacing w:after="0" w:before="0"/>
+            </w:pPr>
+            <w:r/>
+            <w:r>
+              <w:t>safidy</w:t>
+            </w:r>
+          </w:p>
+        </w:tc>
+      </w:tr>
+      <w:tr>
+        <w:trPr>
+          <w:trHeight w:val="440" w:hRule="exact"/>
+        </w:trPr>
+        <w:tc>
+          <w:tcPr>
+            <w:tcW w:type="dxa" w:w="3400"/>
+          </w:tcPr>
+          <w:p>
+            <w:pPr>
+              <w:spacing w:after="0" w:before="0"/>
+            </w:pPr>
+            <w:r/>
+            <w:r>
+              <w:t>nony •</w:t>
+            </w:r>
+          </w:p>
+        </w:tc>
+        <w:tc>
+          <w:tcPr>
+            <w:tcW w:type="dxa" w:w="567"/>
+          </w:tcPr>
+          <w:p>
+            <w:pPr>
+              <w:spacing w:after="0" w:before="0"/>
+            </w:pPr>
+            <w:r/>
+            <w:r/>
+            <w:drawing xmlns:a="http://schemas.openxmlformats.org/drawingml/2006/main" xmlns:pic="http://schemas.openxmlformats.org/drawingml/2006/picture">
+              <wp:anchor distT="0" distB="0" distL="0" distR="0" simplePos="0" relativeHeight="251659264" behindDoc="0" locked="0" layoutInCell="1" allowOverlap="1">
+                <wp:simplePos x="0" y="0"/>
+                <wp:positionH relativeFrom="column">
+                  <wp:posOffset>-381000</wp:posOffset>
+                </wp:positionH>
+                <wp:positionV relativeFrom="paragraph">
+                  <wp:posOffset>-457200</wp:posOffset>
+                </wp:positionV>
+                <wp:extent cx="1117600" cy="558800"/>
+                <wp:effectExtent l="25400" t="25400" r="25400" b="25400"/>
+                <wp:wrapNone/>
+                <wp:docPr id="750554316" name="tsilo 6"/>
+                <wp:cNvGraphicFramePr/>
+                <a:graphic>
+                  <a:graphicData uri="http://schemas.openxmlformats.org/drawingml/2006/picture">
+                    <pic:pic>
+                      <pic:nvPicPr>
+                        <pic:cNvPr id="750554316" name="tsilo 6"/>
+                        <pic:cNvPicPr/>
+                      </pic:nvPicPr>
+                      <pic:blipFill>
+                        <a:blip r:embed="rId20">
+                          <a:extLst>
+                            <a:ext uri="{96DAC541-7B7A-43D3-8B79-37D633B846F1}">
+                              <asvg:svgBlip xmlns:asvg="http://schemas.microsoft.com/office/drawing/2016/SVG/main" r:embed="rId21"/>
+                            </a:ext>
+                          </a:extLst>
+                        </a:blip>
+                        <a:stretch>
+                          <a:fillRect/>
+                        </a:stretch>
+                      </pic:blipFill>
+                      <pic:spPr>
+                        <a:xfrm>
+                          <a:off x="0" y="0"/>
+                          <a:ext cx="1117600" cy="558800"/>
+                        </a:xfrm>
+                        <a:prstGeom prst="rect">
+                          <a:avLst/>
+                        </a:prstGeom>
+                      </pic:spPr>
+                    </pic:pic>
+                  </a:graphicData>
+                </a:graphic>
+              </wp:anchor>
+            </w:drawing>
+          </w:p>
+        </w:tc>
+        <w:tc>
+          <w:tcPr>
+            <w:tcW w:type="dxa" w:w="4957"/>
+          </w:tcPr>
+          <w:p>
+            <w:pPr>
+              <w:spacing w:after="0" w:before="0"/>
+            </w:pPr>
+            <w:r/>
+            <w:r>
+              <w:t>ratra nahazo azy.</w:t>
+            </w:r>
+          </w:p>
+        </w:tc>
+      </w:tr>
+      <w:tr>
+        <w:trPr>
+          <w:trHeight w:val="440" w:hRule="exact"/>
+        </w:trPr>
+        <w:tc>
+          <w:tcPr>
+            <w:tcW w:type="dxa" w:w="3400"/>
+          </w:tcPr>
+          <w:p>
+            <w:pPr>
+              <w:spacing w:after="0" w:before="0"/>
+            </w:pPr>
+            <w:r/>
+            <w:r>
+              <w:t>no ho •</w:t>
+            </w:r>
+          </w:p>
+        </w:tc>
+        <w:tc>
+          <w:tcPr>
+            <w:tcW w:type="dxa" w:w="567"/>
+          </w:tcPr>
+          <w:p>
+            <w:pPr>
+              <w:spacing w:after="0" w:before="0"/>
+            </w:pPr>
+            <w:r/>
+            <w:r/>
+            <w:drawing xmlns:a="http://schemas.openxmlformats.org/drawingml/2006/main" xmlns:pic="http://schemas.openxmlformats.org/drawingml/2006/picture">
+              <wp:anchor distT="0" distB="0" distL="0" distR="0" simplePos="0" relativeHeight="251659264" behindDoc="0" locked="0" layoutInCell="1" allowOverlap="1">
+                <wp:simplePos x="0" y="0"/>
+                <wp:positionH relativeFrom="column">
+                  <wp:posOffset>-381000</wp:posOffset>
+                </wp:positionH>
+                <wp:positionV relativeFrom="paragraph">
+                  <wp:posOffset>-457200</wp:posOffset>
+                </wp:positionV>
+                <wp:extent cx="1117600" cy="558800"/>
+                <wp:effectExtent l="25400" t="25400" r="25400" b="25400"/>
+                <wp:wrapNone/>
+                <wp:docPr id="750554317" name="tsilo 7"/>
+                <wp:cNvGraphicFramePr/>
+                <a:graphic>
+                  <a:graphicData uri="http://schemas.openxmlformats.org/drawingml/2006/picture">
+                    <pic:pic>
+                      <pic:nvPicPr>
+                        <pic:cNvPr id="750554317" name="tsilo 7"/>
+                        <pic:cNvPicPr/>
+                      </pic:nvPicPr>
+                      <pic:blipFill>
+                        <a:blip r:embed="rId22">
+                          <a:extLst>
+                            <a:ext uri="{96DAC541-7B7A-43D3-8B79-37D633B846F1}">
+                              <asvg:svgBlip xmlns:asvg="http://schemas.microsoft.com/office/drawing/2016/SVG/main" r:embed="rId23"/>
+                            </a:ext>
+                          </a:extLst>
+                        </a:blip>
+                        <a:stretch>
+                          <a:fillRect/>
+                        </a:stretch>
+                      </pic:blipFill>
+                      <pic:spPr>
+                        <a:xfrm>
+                          <a:off x="0" y="0"/>
+                          <a:ext cx="1117600" cy="558800"/>
+                        </a:xfrm>
+                        <a:prstGeom prst="rect">
+                          <a:avLst/>
+                        </a:prstGeom>
+                      </pic:spPr>
+                    </pic:pic>
+                  </a:graphicData>
+                </a:graphic>
+              </wp:anchor>
+            </w:drawing>
+          </w:p>
+        </w:tc>
+        <w:tc>
+          <w:tcPr>
+            <w:tcW w:type="dxa" w:w="4957"/>
+          </w:tcPr>
+          <w:p>
+            <w:pPr>
+              <w:spacing w:after="0" w:before="0"/>
+            </w:pPr>
+            <w:r/>
+            <w:r>
+              <w:t>voasary.</w:t>
+            </w:r>
+          </w:p>
+        </w:tc>
+      </w:tr>
+    </w:tbl>
+    <w:p>
+      <w:pPr>
+        <w:spacing w:after="40" w:before="0"/>
+      </w:pPr>
+    </w:p>
+    <w:p>
+      <w:pPr>
+        <w:keepNext/>
+        <w:numPr>
+          <w:ilvl w:val="0"/>
+          <w:numId w:val="106"/>
+        </w:numPr>
+        <w:spacing w:after="40" w:before="0"/>
+      </w:pPr>
+      <w:r>
+        <w:t>Fenoy « noho ny » na « noho » na « nony » na « no » na « ho » ny banga.</w:t>
+      </w:r>
+    </w:p>
+    <w:p>
+      <w:pPr>
+        <w:spacing w:after="40" w:before="0"/>
+        <w:ind w:firstLine="720"/>
+      </w:pPr>
+      <w:r>
+        <w:rPr>
           <w:i/>
           <w:color w:val="FF00FF"/>
         </w:rPr>
@@ -2983,7 +3116,7 @@
         <w:rPr>
           <w:color w:val="000000"/>
         </w:rPr>
-        <w:t xml:space="preserve"> lahatsoratra mitantara, manoritsoritra na mampahalala. Rahariva </w:t>
+        <w:t xml:space="preserve"> lahatsoratra mitantara, manoritsoritra na mampahalala. Ho vita ity rahariva. = Rahariva </w:t>
       </w:r>
       <w:r>
         <w:rPr>
@@ -3022,7 +3155,7 @@
         <w:keepNext/>
         <w:numPr>
           <w:ilvl w:val="0"/>
-          <w:numId w:val="105"/>
+          <w:numId w:val="106"/>
         </w:numPr>
         <w:spacing w:after="40" w:before="0"/>
       </w:pPr>
@@ -3225,7 +3358,27 @@
         <w:rPr>
           <w:sz w:val="18"/>
         </w:rPr>
-        <w:t xml:space="preserve"> Fanamarihana : raha matoantenin'ny iharana misy tovana, mitovona ny ho — « Hovitaiko ity rahariva » = « Rahariva ity no hovitaiko » ; « Ho tonga rahampitso izy » = « Rahampitso izy no ho tonga » ; « Ho vita ity rahariva » = « Rahariva no ho vita ity ».</w:t>
+        <w:t xml:space="preserve"> Rakibolana an-tserasera, « noho » — https://malagasyword.org/bins/teny2/noho : « à cause de ; plus que ; plutôt que » (sens 1 sy 2) ary, ho an'ny « no ho (locution) », « marque un point de depart, et signifie ; depuis… jusqu'à : Hatramin' ny folo no ho miakatra ». Ny hoe « plutôt que » dia avy amin'ny « noho », fa TSY avy amin'ny « no ho ».</w:t>
+      </w:r>
+    </w:p>
+  </w:footnote>
+  <w:footnote w:id="1005">
+    <w:p>
+      <w:pPr>
+        <w:spacing w:after="0" w:line="240" w:lineRule="auto"/>
+      </w:pPr>
+      <w:r>
+        <w:rPr>
+          <w:vertAlign w:val="superscript"/>
+          <w:sz w:val="18"/>
+        </w:rPr>
+        <w:footnoteRef/>
+      </w:r>
+      <w:r>
+        <w:rPr>
+          <w:sz w:val="18"/>
+        </w:rPr>
+        <w:t xml:space="preserve"> Fanamarihana nomen'ny mpampianatra : raha matoantenin'ny iharana misy tovana, mitovona ny ho — « Hovitaiko ity rahariva » = « Rahariva ity no hovitaiko » ; « Ho tonga rahampitso izy » = « Rahampitso izy no ho tonga » ; « Ho vita ity rahariva » = « Rahariva no ho vita ity ».</w:t>
       </w:r>
     </w:p>
   </w:footnote>
@@ -3457,10 +3610,21 @@
       <w:lvlText w:val="%1."/>
       <w:suff w:val="space"/>
       <w:lvlJc w:val="left"/>
+      <w:ind w:left="1080" w:hanging="360"/>
+    </w:lvl>
+  </w:abstractNum>
+  <w:abstractNum w:abstractNumId="105">
+    <w:multiLevelType w:val="singleLevel"/>
+    <w:lvl w:ilvl="0">
+      <w:start w:val="1"/>
+      <w:numFmt w:val="decimal"/>
+      <w:lvlText w:val="%1."/>
+      <w:suff w:val="space"/>
+      <w:lvlJc w:val="left"/>
       <w:ind w:left="360" w:hanging="360"/>
     </w:lvl>
   </w:abstractNum>
-  <w:abstractNum w:abstractNumId="105">
+  <w:abstractNum w:abstractNumId="106">
     <w:multiLevelType w:val="singleLevel"/>
     <w:lvl w:ilvl="0">
       <w:start w:val="1"/>
@@ -3515,6 +3679,9 @@
   </w:num>
   <w:num w:numId="105">
     <w:abstractNumId w:val="105"/>
+  </w:num>
+  <w:num w:numId="106">
+    <w:abstractNumId w:val="106"/>
   </w:num>
 </w:numbering>
 </file>

--- a/manuel-malagasy-t5/output/Manuel_Malagasy_T5_TSIPELINA-S2_V1.docx
+++ b/manuel-malagasy-t5/output/Manuel_Malagasy_T5_TSIPELINA-S2_V1.docx
@@ -567,7 +567,7 @@
             </w:pPr>
             <w:r/>
             <w:r>
-              <w:t>Namaky fehezanteny roa i Ravao : « Tsy nivoaka izy noho ny ranonorana. » sy « Nony tonga tany an-trano izy, dia natory avy hatrany. » Sahiran-tsaina izy hoe tsy mitovy ny teny nampifandray ny ampahany roa amin'ireo fehezanteny ireo.</w:t>
+              <w:t>Namaky fehezanteny roa i Ravao : « Fotsy volo Rakoto noho ny ahiahy. » sy « Nony hariva, dia hoy ianareo : Ho tsara ny andro, fa mena ny lanitra. » Sahiran-tsaina izy hoe tsy mitovy ny teny nampifandray ny ampahany roa amin'ireo fehezanteny ireo.</w:t>
             </w:r>
           </w:p>
         </w:tc>
@@ -660,7 +660,7 @@
               <w:spacing w:after="40" w:before="0"/>
             </w:pPr>
             <w:r>
-              <w:t>Soraty amin'ny tabilao ny fehezanteny : « Tafita izy noho ny fiezahany. »</w:t>
+              <w:t>Soraty amin'ny tabilao ny fehezanteny : « Fotsy volo Rakoto noho ny ahiahy. »</w:t>
             </w:r>
           </w:p>
         </w:tc>
@@ -755,7 +755,7 @@
               <w:spacing w:after="40" w:before="0"/>
             </w:pPr>
             <w:r>
-              <w:t>Reraka izy noho ny ratra nahazo azy.</w:t>
+              <w:t>Fotsy volo Rakoto noho ny ahiahy.</w:t>
             </w:r>
           </w:p>
           <w:p>
@@ -778,6 +778,14 @@
             <w:r/>
             <w:r>
               <w:t>Mijery.</w:t>
+            </w:r>
+          </w:p>
+          <w:p>
+            <w:pPr>
+              <w:spacing w:after="40" w:before="0"/>
+            </w:pPr>
+            <w:r>
+              <w:t>V.A.: Ny ahiahy.</w:t>
             </w:r>
           </w:p>
         </w:tc>
@@ -898,7 +906,7 @@
               <w:spacing w:after="40" w:before="0"/>
             </w:pPr>
             <w:r>
-              <w:t>Nony lasa izy, dia nody izahay.</w:t>
+              <w:t>Nony hariva, dia hoy ianareo : Ho tsara ny andro, fa mena ny lanitra.</w:t>
             </w:r>
           </w:p>
           <w:p>
@@ -928,7 +936,7 @@
               <w:spacing w:after="40" w:before="0"/>
             </w:pPr>
             <w:r>
-              <w:t>V.A.: Ny ranonorana.</w:t>
+              <w:t>V.A.: Ny ahiahy.</w:t>
             </w:r>
           </w:p>
           <w:p>
@@ -976,7 +984,7 @@
               <w:spacing w:after="40" w:before="0"/>
             </w:pPr>
             <w:r>
-              <w:t>V.A.: Nody izahay, rehefa lasa izy.</w:t>
+              <w:t>V.A.: Rehefa hariva, dia hoy ianareo : Ho tsara ny andro, fa mena ny lanitra.</w:t>
             </w:r>
           </w:p>
         </w:tc>
@@ -1761,7 +1769,7 @@
         <w:rPr>
           <w:color w:val="000000"/>
         </w:rPr>
-        <w:t xml:space="preserve"> no manaraka azy ; matetika ny hoe « dia » no fampitohizana ny ampahany faharoa. Hoy ny Rakibolana : « Suivi immédiatement du sujet du verbe ».</w:t>
+        <w:t xml:space="preserve"> no manaraka azy ; matetika ny hoe « dia » no mampifandray ny ampahany roa. Hoy ny Rakibolana : « Suivi immédiatement du sujet du verbe ».</w:t>
       </w:r>
     </w:p>
     <w:p>
@@ -1844,7 +1852,21 @@
         <w:rPr>
           <w:color w:val="000000"/>
         </w:rPr>
-        <w:t xml:space="preserve">Teny fampitohizana ampiasaina hanehoana </w:t>
+        <w:t xml:space="preserve">Teny </w:t>
+      </w:r>
+      <w:r>
+        <w:rPr>
+          <w:b/>
+          <w:i/>
+          <w:color w:val="F76995"/>
+        </w:rPr>
+        <w:t>mpampiankina fehezankevitra</w:t>
+      </w:r>
+      <w:r>
+        <w:rPr>
+          <w:color w:val="000000"/>
+        </w:rPr>
+        <w:t xml:space="preserve"> milaza </w:t>
       </w:r>
       <w:r>
         <w:rPr>
@@ -1858,7 +1880,7 @@
         <w:rPr>
           <w:color w:val="000000"/>
         </w:rPr>
-        <w:t xml:space="preserve"> (midika hoe « lorsque », « quand » na « dès que » amin'ny teny frantsay). Matetika izy io no arahina </w:t>
+        <w:t xml:space="preserve"> ny « nony » (midika hoe « lorsque », « quand » na « dès que » amin'ny teny frantsay). Matetika izy io no arahina </w:t>
       </w:r>
       <w:r>
         <w:rPr>
@@ -2319,18 +2341,64 @@
         </w:rPr>
         <w:footnoteReference w:id="1005"/>
       </w:r>
+    </w:p>
+    <w:p>
+      <w:pPr>
+        <w:spacing w:after="40" w:before="0"/>
+        <w:ind w:left="2160"/>
+      </w:pPr>
+    </w:p>
+    <w:p>
+      <w:pPr>
+        <w:spacing w:after="40" w:before="0"/>
+        <w:ind w:firstLine="360"/>
+      </w:pPr>
+      <w:r>
+        <w:rPr>
+          <w:color w:val="000000"/>
+        </w:rPr>
+        <w:t xml:space="preserve">Rehefa miaraka ny mpisolo « </w:t>
+      </w:r>
+      <w:r>
+        <w:rPr>
+          <w:b/>
+          <w:i/>
+          <w:color w:val="F76995"/>
+        </w:rPr>
+        <w:t>no</w:t>
+      </w:r>
+      <w:r>
+        <w:rPr>
+          <w:color w:val="000000"/>
+        </w:rPr>
+        <w:t xml:space="preserve"> » sy ny mpamaritra « </w:t>
+      </w:r>
+      <w:r>
+        <w:rPr>
+          <w:b/>
+          <w:i/>
+          <w:color w:val="F76995"/>
+        </w:rPr>
+        <w:t>ny</w:t>
+      </w:r>
+      <w:r>
+        <w:rPr>
+          <w:color w:val="000000"/>
+        </w:rPr>
+        <w:t xml:space="preserve"> », dia ny « no » ihany no miseho : « I Soa no maditra », fa tsy hoe « I Soa no ny maditra ».</w:t>
+      </w:r>
       <w:r>
         <w:rPr>
           <w:vertAlign w:val="superscript"/>
         </w:rPr>
         <w:footnoteReference w:id="1006"/>
       </w:r>
-    </w:p>
-    <w:p>
-      <w:pPr>
-        <w:spacing w:after="40" w:before="0"/>
-        <w:ind w:left="2160"/>
-      </w:pPr>
+      <w:r>
+        <w:rPr>
+          <w:vertAlign w:val="superscript"/>
+        </w:rPr>
+        <w:footnoteReference w:id="1007"/>
+      </w:r>
     </w:p>
     <w:p>
       <w:pPr>
@@ -2854,6 +2922,38 @@
         <w:spacing w:after="40" w:before="0"/>
       </w:pPr>
       <w:r>
+        <w:t>- Prof. Siméon Rajaona, « Ny Matoanteny eo amin'ny teny malagasy », Akademia Malagasy — https://teny-malagasy.akademia-malagasy.mg/matoanteny.php : « fotsy volo Rakoto noho ny ahiahy » (§2.1 sy ny fandinihana ny mpamari-toejavatra) ; « I Soa no maditra » (§1.4.7).</w:t>
+      </w:r>
+    </w:p>
+    <w:p>
+      <w:pPr>
+        <w:spacing w:after="40" w:before="0"/>
+      </w:pPr>
+      <w:r>
+        <w:t>- Baiboly Malagasy (dika 1910), Matiteo 16,2 : « Nony hariva, dia hoy ianareo : Ho tsara ny andro, fa mena ny lanitra. » — tolo-tsoratra : https://nybaiboly.org/Concordance-malagasy/Bibliquest-Malagasy.bbq</w:t>
+      </w:r>
+    </w:p>
+    <w:p>
+      <w:pPr>
+        <w:spacing w:after="40" w:before="0"/>
+      </w:pPr>
+      <w:r>
+        <w:t>- PROGRAMMES SCOLAIRES 8ème, Minisiteran'ny Fanabeazam-pirenena — https://www.education.gov.mg/wp-content/uploads/2016/10/PROGRAMMES-SCOLAIRES-8%C3%A8me.pdf : « Takela-teny fanonona na mitovitovy endrika : samy hafa, samihafa / noho ny, nony » ; « Fehezanteny banga » ; « solaitra ».</w:t>
+      </w:r>
+    </w:p>
+    <w:p>
+      <w:pPr>
+        <w:spacing w:after="40" w:before="0"/>
+      </w:pPr>
+      <w:r>
+        <w:t>- Rakibolana Malagasy, « dia » — https://www.rakibolana.org/rakibolana/teny/dia : « Nony tonga izy dia niteny hoe.. » ; « Rakoto dia mpianatra mazoto ».</w:t>
+      </w:r>
+    </w:p>
+    <w:p>
+      <w:pPr>
+        <w:spacing w:after="40" w:before="0"/>
+      </w:pPr>
+      <w:r>
         <w:t>- Ohabolana : « Ny fahasalamana dia ambony lavitra noho ny fananan-karena. » (ohabolana.org) ; « Ny teny mahery lava noho ny tanana. » (JICA/PAGEM, vakiteny modely).</w:t>
       </w:r>
     </w:p>
@@ -2975,7 +3075,7 @@
         <w:rPr>
           <w:sz w:val="18"/>
         </w:rPr>
-        <w:t xml:space="preserve"> Rakibolana an-tserasera, « nony » (conjonction) — https://malagasyword.org/bins/teny2/nony : « Rehefa (raha milaza ny lasa ny matoanteny manaraka azy) » ; « Isaky ny (ankehitriny) » ; « Tamin' ny (ho avy ao anatin'ny tantara) » ; analog : fony, raha, rehefa.</w:t>
+        <w:t xml:space="preserve"> Rakibolana an-tserasera, « nony » (conjonction) — https://malagasyword.org/bins/teny2/nony : « Rehefa (raha milaza ny lasa ny matoanteny manaraka azy) » ; « Isaky ny (ankehitriny) » ; « Tamin' ny (ho avy ao anatin'ny tantara) » ; analog : fony, raha, rehefa. Ny teny ara-drafitra hoe « mpampiankina fehezankevitra » dia avy amin'ny pejy « Fehezanteny » — https://mg.wikipedia.org/wiki/Fehezanteny.</w:t>
       </w:r>
     </w:p>
   </w:footnote>
@@ -3000,6 +3100,26 @@
     </w:p>
   </w:footnote>
   <w:footnote w:id="1006">
+    <w:p>
+      <w:pPr>
+        <w:spacing w:after="0" w:line="240" w:lineRule="auto"/>
+      </w:pPr>
+      <w:r>
+        <w:rPr>
+          <w:vertAlign w:val="superscript"/>
+          <w:sz w:val="18"/>
+        </w:rPr>
+        <w:footnoteRef/>
+      </w:r>
+      <w:r>
+        <w:rPr>
+          <w:sz w:val="18"/>
+        </w:rPr>
+        <w:t xml:space="preserve"> Prof. Siméon Rajaona, « Ny Matoanteny eo amin'ny teny malagasy », Akademia Malagasy — https://teny-malagasy.akademia-malagasy.mg/matoanteny.php, §1.4.6 sy §1.4.7 (Fampiasana manokana ny kian-teny no) : « mifamaho sy mifaningotra ny kian-teny no sy ny mpamaritra ny, ka ny kian-teny no sisa miseho, nitelina ny mpanoritra ny ».</w:t>
+      </w:r>
+    </w:p>
+  </w:footnote>
+  <w:footnote w:id="1007">
     <w:p>
       <w:pPr>
         <w:spacing w:after="0" w:line="240" w:lineRule="auto"/>
